--- a/docs/Deliverables/Use Case Report.docx
+++ b/docs/Deliverables/Use Case Report.docx
@@ -1,6 +1,6 @@
 
 <file path=word/document.xml><?xml version="1.0" encoding="utf-8"?>
-<w:document xmlns:wpc="http://schemas.microsoft.com/office/word/2010/wordprocessingCanvas" xmlns:cx="http://schemas.microsoft.com/office/drawing/2014/chartex" xmlns:cx1="http://schemas.microsoft.com/office/drawing/2015/9/8/chartex" xmlns:cx2="http://schemas.microsoft.com/office/drawing/2015/10/21/chartex" xmlns:cx3="http://schemas.microsoft.com/office/drawing/2016/5/9/chartex" xmlns:cx4="http://schemas.microsoft.com/office/drawing/2016/5/10/chartex" xmlns:cx5="http://schemas.microsoft.com/office/drawing/2016/5/11/chartex" xmlns:cx6="http://schemas.microsoft.com/office/drawing/2016/5/12/chartex" xmlns:cx7="http://schemas.microsoft.com/office/drawing/2016/5/13/chartex" xmlns:cx8="http://schemas.microsoft.com/office/drawing/2016/5/14/chartex" xmlns:mc="http://schemas.openxmlformats.org/markup-compatibility/2006" xmlns:aink="http://schemas.microsoft.com/office/drawing/2016/ink" xmlns:am3d="http://schemas.microsoft.com/office/drawing/2017/model3d" xmlns:o="urn:schemas-microsoft-com:office:office" xmlns:r="http://schemas.openxmlformats.org/officeDocument/2006/relationships" xmlns:m="http://schemas.openxmlformats.org/officeDocument/2006/math" xmlns:v="urn:schemas-microsoft-com:vml" xmlns:wp14="http://schemas.microsoft.com/office/word/2010/wordprocessingDrawing" xmlns:wp="http://schemas.openxmlformats.org/drawingml/2006/wordprocessingDrawing" xmlns:w10="urn:schemas-microsoft-com:office:word" xmlns:w="http://schemas.openxmlformats.org/wordprocessingml/2006/main" xmlns:w14="http://schemas.microsoft.com/office/word/2010/wordml" xmlns:w15="http://schemas.microsoft.com/office/word/2012/wordml" xmlns:w16cex="http://schemas.microsoft.com/office/word/2018/wordml/cex" xmlns:w16cid="http://schemas.microsoft.com/office/word/2016/wordml/cid" xmlns:w16="http://schemas.microsoft.com/office/word/2018/wordml" xmlns:w16sdtdh="http://schemas.microsoft.com/office/word/2020/wordml/sdtdatahash" xmlns:w16se="http://schemas.microsoft.com/office/word/2015/wordml/symex" xmlns:wpg="http://schemas.microsoft.com/office/word/2010/wordprocessingGroup" xmlns:wpi="http://schemas.microsoft.com/office/word/2010/wordprocessingInk" xmlns:wne="http://schemas.microsoft.com/office/word/2006/wordml" xmlns:wps="http://schemas.microsoft.com/office/word/2010/wordprocessingShape" mc:Ignorable="w14 w15 w16se w16cid w16 w16cex w16sdtdh wp14">
+<w:document xmlns:wpc="http://schemas.microsoft.com/office/word/2010/wordprocessingCanvas" xmlns:cx="http://schemas.microsoft.com/office/drawing/2014/chartex" xmlns:cx1="http://schemas.microsoft.com/office/drawing/2015/9/8/chartex" xmlns:cx2="http://schemas.microsoft.com/office/drawing/2015/10/21/chartex" xmlns:cx3="http://schemas.microsoft.com/office/drawing/2016/5/9/chartex" xmlns:cx4="http://schemas.microsoft.com/office/drawing/2016/5/10/chartex" xmlns:cx5="http://schemas.microsoft.com/office/drawing/2016/5/11/chartex" xmlns:cx6="http://schemas.microsoft.com/office/drawing/2016/5/12/chartex" xmlns:cx7="http://schemas.microsoft.com/office/drawing/2016/5/13/chartex" xmlns:cx8="http://schemas.microsoft.com/office/drawing/2016/5/14/chartex" xmlns:mc="http://schemas.openxmlformats.org/markup-compatibility/2006" xmlns:o="urn:schemas-microsoft-com:office:office" xmlns:r="http://schemas.openxmlformats.org/officeDocument/2006/relationships" xmlns:m="http://schemas.openxmlformats.org/officeDocument/2006/math" xmlns:v="urn:schemas-microsoft-com:vml" xmlns:wp14="http://schemas.microsoft.com/office/word/2010/wordprocessingDrawing" xmlns:wp="http://schemas.openxmlformats.org/drawingml/2006/wordprocessingDrawing" xmlns:w="http://schemas.openxmlformats.org/wordprocessingml/2006/main" xmlns:w14="http://schemas.microsoft.com/office/word/2010/wordml" xmlns:w10="urn:schemas-microsoft-com:office:word" xmlns:w15="http://schemas.microsoft.com/office/word/2012/wordml" xmlns:wpg="http://schemas.microsoft.com/office/word/2010/wordprocessingGroup" xmlns:wpi="http://schemas.microsoft.com/office/word/2010/wordprocessingInk" xmlns:wne="http://schemas.microsoft.com/office/word/2006/wordml" xmlns:wps="http://schemas.microsoft.com/office/word/2010/wordprocessingShape" xmlns:wpsCustomData="http://www.wps.cn/officeDocument/2013/wpsCustomData" mc:Ignorable="w14 w15 wp14">
   <w:body>
     <w:p>
       <w:pPr>
@@ -27,6 +27,13 @@
           <w:bCs/>
         </w:rPr>
         <w:tab/>
+      </w:r>
+      <w:r>
+        <w:rPr>
+          <w:rFonts w:ascii="Arial" w:hAnsi="Arial" w:cs="Arial"/>
+          <w:b/>
+          <w:bCs/>
+        </w:rPr>
         <w:t>Use Case Report</w:t>
       </w:r>
     </w:p>
@@ -66,11 +73,24 @@
     </w:p>
     <w:tbl>
       <w:tblPr>
-        <w:tblStyle w:val="TableGrid"/>
+        <w:tblStyle w:val="16"/>
         <w:tblW w:w="12708" w:type="dxa"/>
         <w:jc w:val="center"/>
+        <w:tblBorders>
+          <w:top w:val="single" w:color="auto" w:sz="4" w:space="0"/>
+          <w:left w:val="single" w:color="auto" w:sz="4" w:space="0"/>
+          <w:bottom w:val="single" w:color="auto" w:sz="4" w:space="0"/>
+          <w:right w:val="single" w:color="auto" w:sz="4" w:space="0"/>
+          <w:insideH w:val="single" w:color="auto" w:sz="4" w:space="0"/>
+          <w:insideV w:val="single" w:color="auto" w:sz="4" w:space="0"/>
+        </w:tblBorders>
         <w:tblLayout w:type="fixed"/>
-        <w:tblLook w:val="04A0" w:firstRow="1" w:lastRow="0" w:firstColumn="1" w:lastColumn="0" w:noHBand="0" w:noVBand="1"/>
+        <w:tblCellMar>
+          <w:top w:w="0" w:type="dxa"/>
+          <w:left w:w="108" w:type="dxa"/>
+          <w:bottom w:w="0" w:type="dxa"/>
+          <w:right w:w="108" w:type="dxa"/>
+        </w:tblCellMar>
       </w:tblPr>
       <w:tblGrid>
         <w:gridCol w:w="1607"/>
@@ -82,6 +102,22 @@
         <w:gridCol w:w="1914"/>
       </w:tblGrid>
       <w:tr>
+        <w:tblPrEx>
+          <w:tblBorders>
+            <w:top w:val="single" w:color="auto" w:sz="4" w:space="0"/>
+            <w:left w:val="single" w:color="auto" w:sz="4" w:space="0"/>
+            <w:bottom w:val="single" w:color="auto" w:sz="4" w:space="0"/>
+            <w:right w:val="single" w:color="auto" w:sz="4" w:space="0"/>
+            <w:insideH w:val="single" w:color="auto" w:sz="4" w:space="0"/>
+            <w:insideV w:val="single" w:color="auto" w:sz="4" w:space="0"/>
+          </w:tblBorders>
+          <w:tblCellMar>
+            <w:top w:w="0" w:type="dxa"/>
+            <w:left w:w="108" w:type="dxa"/>
+            <w:bottom w:w="0" w:type="dxa"/>
+            <w:right w:w="108" w:type="dxa"/>
+          </w:tblCellMar>
+        </w:tblPrEx>
         <w:trPr>
           <w:tblHeader/>
           <w:jc w:val="center"/>
@@ -100,10 +136,10 @@
           <w:p>
             <w:pPr>
               <w:widowControl/>
-              <w:spacing w:afterLines="50" w:after="120"/>
+              <w:spacing w:after="120" w:afterLines="50"/>
               <w:jc w:val="center"/>
               <w:rPr>
-                <w:rFonts w:ascii="Arial Bold" w:hAnsi="Arial Bold" w:cs="Arial Bold"/>
+                <w:rFonts w:hint="default" w:ascii="Arial" w:hAnsi="Arial" w:cs="Arial"/>
                 <w:b/>
                 <w:sz w:val="21"/>
                 <w:szCs w:val="21"/>
@@ -111,7 +147,7 @@
             </w:pPr>
             <w:r>
               <w:rPr>
-                <w:rFonts w:ascii="Arial" w:hAnsi="Arial" w:cs="Arial Bold"/>
+                <w:rFonts w:hint="default" w:ascii="Arial" w:hAnsi="Arial" w:cs="Arial"/>
                 <w:b/>
                 <w:szCs w:val="21"/>
               </w:rPr>
@@ -133,10 +169,10 @@
           <w:p>
             <w:pPr>
               <w:widowControl/>
-              <w:spacing w:afterLines="50" w:after="120"/>
+              <w:spacing w:after="120" w:afterLines="50"/>
               <w:jc w:val="center"/>
               <w:rPr>
-                <w:rFonts w:ascii="Arial Bold" w:hAnsi="Arial Bold" w:cs="Arial Bold"/>
+                <w:rFonts w:hint="default" w:ascii="Arial" w:hAnsi="Arial" w:cs="Arial"/>
                 <w:b/>
                 <w:sz w:val="21"/>
                 <w:szCs w:val="21"/>
@@ -144,7 +180,7 @@
             </w:pPr>
             <w:r>
               <w:rPr>
-                <w:rFonts w:ascii="Arial" w:hAnsi="Arial" w:cs="Arial Bold"/>
+                <w:rFonts w:hint="default" w:ascii="Arial" w:hAnsi="Arial" w:cs="Arial"/>
                 <w:b/>
                 <w:szCs w:val="21"/>
               </w:rPr>
@@ -166,10 +202,10 @@
           <w:p>
             <w:pPr>
               <w:widowControl/>
-              <w:spacing w:afterLines="50" w:after="120"/>
+              <w:spacing w:after="120" w:afterLines="50"/>
               <w:jc w:val="center"/>
               <w:rPr>
-                <w:rFonts w:ascii="Arial Bold" w:hAnsi="Arial Bold" w:cs="Arial Bold"/>
+                <w:rFonts w:hint="default" w:ascii="Arial" w:hAnsi="Arial" w:cs="Arial"/>
                 <w:b/>
                 <w:sz w:val="21"/>
                 <w:szCs w:val="21"/>
@@ -177,7 +213,7 @@
             </w:pPr>
             <w:r>
               <w:rPr>
-                <w:rFonts w:ascii="Arial" w:hAnsi="Arial" w:cs="Arial Bold"/>
+                <w:rFonts w:hint="default" w:ascii="Arial" w:hAnsi="Arial" w:cs="Arial"/>
                 <w:b/>
                 <w:szCs w:val="21"/>
               </w:rPr>
@@ -199,10 +235,10 @@
           <w:p>
             <w:pPr>
               <w:widowControl/>
-              <w:spacing w:afterLines="50" w:after="120"/>
+              <w:spacing w:after="120" w:afterLines="50"/>
               <w:jc w:val="center"/>
               <w:rPr>
-                <w:rFonts w:ascii="Arial Bold" w:hAnsi="Arial Bold" w:cs="Arial Bold"/>
+                <w:rFonts w:hint="default" w:ascii="Arial" w:hAnsi="Arial" w:cs="Arial"/>
                 <w:b/>
                 <w:sz w:val="21"/>
                 <w:szCs w:val="21"/>
@@ -210,7 +246,7 @@
             </w:pPr>
             <w:r>
               <w:rPr>
-                <w:rFonts w:ascii="Arial" w:hAnsi="Arial" w:cs="Arial Bold"/>
+                <w:rFonts w:hint="default" w:ascii="Arial" w:hAnsi="Arial" w:cs="Arial"/>
                 <w:b/>
                 <w:szCs w:val="21"/>
               </w:rPr>
@@ -232,10 +268,10 @@
           <w:p>
             <w:pPr>
               <w:widowControl/>
-              <w:spacing w:afterLines="50" w:after="120"/>
+              <w:spacing w:after="120" w:afterLines="50"/>
               <w:jc w:val="center"/>
               <w:rPr>
-                <w:rFonts w:ascii="Arial Bold" w:hAnsi="Arial Bold" w:cs="Arial Bold"/>
+                <w:rFonts w:hint="default" w:ascii="Arial" w:hAnsi="Arial" w:cs="Arial"/>
                 <w:b/>
                 <w:sz w:val="21"/>
                 <w:szCs w:val="21"/>
@@ -243,7 +279,7 @@
             </w:pPr>
             <w:r>
               <w:rPr>
-                <w:rFonts w:ascii="Arial" w:hAnsi="Arial" w:cs="Arial Bold"/>
+                <w:rFonts w:hint="default" w:ascii="Arial" w:hAnsi="Arial" w:cs="Arial"/>
                 <w:b/>
                 <w:szCs w:val="21"/>
               </w:rPr>
@@ -265,10 +301,10 @@
           <w:p>
             <w:pPr>
               <w:widowControl/>
-              <w:spacing w:afterLines="50" w:after="120"/>
+              <w:spacing w:after="120" w:afterLines="50"/>
               <w:jc w:val="center"/>
               <w:rPr>
-                <w:rFonts w:ascii="Arial Bold" w:hAnsi="Arial Bold" w:cs="Arial Bold"/>
+                <w:rFonts w:hint="default" w:ascii="Arial" w:hAnsi="Arial" w:cs="Arial"/>
                 <w:b/>
                 <w:sz w:val="21"/>
                 <w:szCs w:val="21"/>
@@ -276,7 +312,7 @@
             </w:pPr>
             <w:r>
               <w:rPr>
-                <w:rFonts w:ascii="Arial" w:hAnsi="Arial" w:cs="Arial Bold"/>
+                <w:rFonts w:hint="default" w:ascii="Arial" w:hAnsi="Arial" w:cs="Arial"/>
                 <w:b/>
                 <w:szCs w:val="21"/>
               </w:rPr>
@@ -298,10 +334,10 @@
           <w:p>
             <w:pPr>
               <w:widowControl/>
-              <w:spacing w:afterLines="50" w:after="120"/>
+              <w:spacing w:after="120" w:afterLines="50"/>
               <w:jc w:val="center"/>
               <w:rPr>
-                <w:rFonts w:ascii="Arial Bold" w:hAnsi="Arial Bold" w:cs="Arial Bold"/>
+                <w:rFonts w:hint="default" w:ascii="Arial" w:hAnsi="Arial" w:cs="Arial"/>
                 <w:b/>
                 <w:sz w:val="21"/>
                 <w:szCs w:val="21"/>
@@ -309,7 +345,7 @@
             </w:pPr>
             <w:r>
               <w:rPr>
-                <w:rFonts w:ascii="Arial" w:hAnsi="Arial" w:cs="Arial Bold"/>
+                <w:rFonts w:hint="default" w:ascii="Arial" w:hAnsi="Arial" w:cs="Arial"/>
                 <w:b/>
                 <w:szCs w:val="21"/>
               </w:rPr>
@@ -319,6 +355,22 @@
         </w:tc>
       </w:tr>
       <w:tr>
+        <w:tblPrEx>
+          <w:tblBorders>
+            <w:top w:val="single" w:color="auto" w:sz="4" w:space="0"/>
+            <w:left w:val="single" w:color="auto" w:sz="4" w:space="0"/>
+            <w:bottom w:val="single" w:color="auto" w:sz="4" w:space="0"/>
+            <w:right w:val="single" w:color="auto" w:sz="4" w:space="0"/>
+            <w:insideH w:val="single" w:color="auto" w:sz="4" w:space="0"/>
+            <w:insideV w:val="single" w:color="auto" w:sz="4" w:space="0"/>
+          </w:tblBorders>
+          <w:tblCellMar>
+            <w:top w:w="0" w:type="dxa"/>
+            <w:left w:w="108" w:type="dxa"/>
+            <w:bottom w:w="0" w:type="dxa"/>
+            <w:right w:w="108" w:type="dxa"/>
+          </w:tblCellMar>
+        </w:tblPrEx>
         <w:trPr>
           <w:jc w:val="center"/>
         </w:trPr>
@@ -334,11 +386,15 @@
           </w:tcPr>
           <w:p>
             <w:pPr>
-              <w:jc w:val="left"/>
-            </w:pPr>
-            <w:r>
-              <w:rPr>
-                <w:rFonts w:ascii="Arial" w:hAnsi="Arial"/>
+              <w:widowControl w:val="0"/>
+              <w:jc w:val="left"/>
+              <w:rPr>
+                <w:rFonts w:hint="default" w:ascii="Arial" w:hAnsi="Arial" w:cs="Arial"/>
+              </w:rPr>
+            </w:pPr>
+            <w:r>
+              <w:rPr>
+                <w:rFonts w:hint="default" w:ascii="Arial" w:hAnsi="Arial" w:cs="Arial"/>
               </w:rPr>
               <w:t>Register and Authenticate User Account</w:t>
             </w:r>
@@ -356,11 +412,15 @@
           </w:tcPr>
           <w:p>
             <w:pPr>
+              <w:widowControl w:val="0"/>
               <w:jc w:val="center"/>
-            </w:pPr>
-            <w:r>
-              <w:rPr>
-                <w:rFonts w:ascii="Arial" w:hAnsi="Arial"/>
+              <w:rPr>
+                <w:rFonts w:hint="default" w:ascii="Arial" w:hAnsi="Arial" w:cs="Arial"/>
+              </w:rPr>
+            </w:pPr>
+            <w:r>
+              <w:rPr>
+                <w:rFonts w:hint="default" w:ascii="Arial" w:hAnsi="Arial" w:cs="Arial"/>
               </w:rPr>
               <w:t>Farm Owner, System Admin</w:t>
             </w:r>
@@ -378,19 +438,17 @@
           </w:tcPr>
           <w:p>
             <w:pPr>
-              <w:jc w:val="left"/>
-            </w:pPr>
-            <w:r>
-              <w:rPr>
-                <w:rFonts w:ascii="Arial" w:hAnsi="Arial"/>
-              </w:rPr>
-              <w:t xml:space="preserve">Creates or accesses an account and opens the </w:t>
-            </w:r>
-            <w:r>
-              <w:rPr>
-                <w:rFonts w:ascii="Arial" w:hAnsi="Arial"/>
-              </w:rPr>
-              <w:t>correct owner or admin interface.</w:t>
+              <w:widowControl w:val="0"/>
+              <w:jc w:val="left"/>
+              <w:rPr>
+                <w:rFonts w:hint="default" w:ascii="Arial" w:hAnsi="Arial" w:cs="Arial"/>
+              </w:rPr>
+            </w:pPr>
+            <w:r>
+              <w:rPr>
+                <w:rFonts w:hint="default" w:ascii="Arial" w:hAnsi="Arial" w:cs="Arial"/>
+              </w:rPr>
+              <w:t>Creates or accesses an account and opens the correct owner or admin interface.</w:t>
             </w:r>
           </w:p>
         </w:tc>
@@ -406,19 +464,28 @@
           </w:tcPr>
           <w:p>
             <w:pPr>
-              <w:jc w:val="left"/>
-            </w:pPr>
-            <w:r>
-              <w:rPr>
-                <w:rFonts w:ascii="Arial" w:hAnsi="Arial"/>
+              <w:widowControl w:val="0"/>
+              <w:jc w:val="left"/>
+              <w:rPr>
+                <w:rFonts w:hint="default" w:ascii="Arial" w:hAnsi="Arial" w:cs="Arial"/>
+              </w:rPr>
+            </w:pPr>
+            <w:r>
+              <w:rPr>
+                <w:rFonts w:hint="default" w:ascii="Arial" w:hAnsi="Arial" w:cs="Arial"/>
               </w:rPr>
               <w:t>1. The app is installed.</w:t>
             </w:r>
             <w:r>
               <w:rPr>
-                <w:rFonts w:ascii="Arial" w:hAnsi="Arial"/>
-              </w:rPr>
-              <w:br/>
+                <w:rFonts w:hint="default" w:ascii="Arial" w:hAnsi="Arial" w:cs="Arial"/>
+              </w:rPr>
+              <w:br w:type="textWrapping"/>
+            </w:r>
+            <w:r>
+              <w:rPr>
+                <w:rFonts w:hint="default" w:ascii="Arial" w:hAnsi="Arial" w:cs="Arial"/>
+              </w:rPr>
               <w:t>2. The owner has valid registration details or a Google account; the admin has an existing active account.</w:t>
             </w:r>
           </w:p>
@@ -435,39 +502,52 @@
           </w:tcPr>
           <w:p>
             <w:pPr>
-              <w:jc w:val="left"/>
-            </w:pPr>
-            <w:r>
-              <w:rPr>
-                <w:rFonts w:ascii="Arial" w:hAnsi="Arial"/>
+              <w:widowControl w:val="0"/>
+              <w:jc w:val="left"/>
+              <w:rPr>
+                <w:rFonts w:hint="default" w:ascii="Arial" w:hAnsi="Arial" w:cs="Arial"/>
+              </w:rPr>
+            </w:pPr>
+            <w:r>
+              <w:rPr>
+                <w:rFonts w:hint="default" w:ascii="Arial" w:hAnsi="Arial" w:cs="Arial"/>
               </w:rPr>
               <w:t>1. The user selects email registration, Google sign-in, or email sign-in.</w:t>
             </w:r>
             <w:r>
               <w:rPr>
-                <w:rFonts w:ascii="Arial" w:hAnsi="Arial"/>
-              </w:rPr>
-              <w:br/>
-              <w:t>2. The system va</w:t>
-            </w:r>
-            <w:r>
-              <w:rPr>
-                <w:rFonts w:ascii="Arial" w:hAnsi="Arial"/>
-              </w:rPr>
-              <w:t>lidates the account, creates an owner profile when needed, and handles email verification.</w:t>
-            </w:r>
-            <w:r>
-              <w:rPr>
-                <w:rFonts w:ascii="Arial" w:hAnsi="Arial"/>
-              </w:rPr>
-              <w:br/>
+                <w:rFonts w:hint="default" w:ascii="Arial" w:hAnsi="Arial" w:cs="Arial"/>
+              </w:rPr>
+              <w:br w:type="textWrapping"/>
+            </w:r>
+            <w:r>
+              <w:rPr>
+                <w:rFonts w:hint="default" w:ascii="Arial" w:hAnsi="Arial" w:cs="Arial"/>
+              </w:rPr>
+              <w:t>2. The system validates the account, creates an owner profile when needed, and handles email verification.</w:t>
+            </w:r>
+            <w:r>
+              <w:rPr>
+                <w:rFonts w:hint="default" w:ascii="Arial" w:hAnsi="Arial" w:cs="Arial"/>
+              </w:rPr>
+              <w:br w:type="textWrapping"/>
+            </w:r>
+            <w:r>
+              <w:rPr>
+                <w:rFonts w:hint="default" w:ascii="Arial" w:hAnsi="Arial" w:cs="Arial"/>
+              </w:rPr>
               <w:t>3. The system checks account status and role, then opens the matching interface.</w:t>
             </w:r>
             <w:r>
               <w:rPr>
-                <w:rFonts w:ascii="Arial" w:hAnsi="Arial"/>
-              </w:rPr>
-              <w:br/>
+                <w:rFonts w:hint="default" w:ascii="Arial" w:hAnsi="Arial" w:cs="Arial"/>
+              </w:rPr>
+              <w:br w:type="textWrapping"/>
+            </w:r>
+            <w:r>
+              <w:rPr>
+                <w:rFonts w:hint="default" w:ascii="Arial" w:hAnsi="Arial" w:cs="Arial"/>
+              </w:rPr>
               <w:t>4. The user may request a password reset or sign out.</w:t>
             </w:r>
           </w:p>
@@ -484,19 +564,17 @@
           </w:tcPr>
           <w:p>
             <w:pPr>
-              <w:jc w:val="left"/>
-            </w:pPr>
-            <w:r>
-              <w:rPr>
-                <w:rFonts w:ascii="Arial" w:hAnsi="Arial"/>
-              </w:rPr>
-              <w:t>The correct role-based session</w:t>
-            </w:r>
-            <w:r>
-              <w:rPr>
-                <w:rFonts w:ascii="Arial" w:hAnsi="Arial"/>
-              </w:rPr>
-              <w:t xml:space="preserve"> is opened, or the session ends after sign-out.</w:t>
+              <w:widowControl w:val="0"/>
+              <w:jc w:val="left"/>
+              <w:rPr>
+                <w:rFonts w:hint="default" w:ascii="Arial" w:hAnsi="Arial" w:cs="Arial"/>
+              </w:rPr>
+            </w:pPr>
+            <w:r>
+              <w:rPr>
+                <w:rFonts w:hint="default" w:ascii="Arial" w:hAnsi="Arial" w:cs="Arial"/>
+              </w:rPr>
+              <w:t>The correct role-based session is opened, or the session ends after sign-out.</w:t>
             </w:r>
           </w:p>
         </w:tc>
@@ -512,11 +590,15 @@
           </w:tcPr>
           <w:p>
             <w:pPr>
-              <w:jc w:val="left"/>
-            </w:pPr>
-            <w:r>
-              <w:rPr>
-                <w:rFonts w:ascii="Arial" w:hAnsi="Arial"/>
+              <w:widowControl w:val="0"/>
+              <w:jc w:val="left"/>
+              <w:rPr>
+                <w:rFonts w:hint="default" w:ascii="Arial" w:hAnsi="Arial" w:cs="Arial"/>
+              </w:rPr>
+            </w:pPr>
+            <w:r>
+              <w:rPr>
+                <w:rFonts w:hint="default" w:ascii="Arial" w:hAnsi="Arial" w:cs="Arial"/>
               </w:rPr>
               <w:t>Invalid, duplicate, weak, unverified, disabled, cancelled, or unavailable authentication prevents access and shows an applicable message.</w:t>
             </w:r>
@@ -524,6 +606,22 @@
         </w:tc>
       </w:tr>
       <w:tr>
+        <w:tblPrEx>
+          <w:tblBorders>
+            <w:top w:val="single" w:color="auto" w:sz="4" w:space="0"/>
+            <w:left w:val="single" w:color="auto" w:sz="4" w:space="0"/>
+            <w:bottom w:val="single" w:color="auto" w:sz="4" w:space="0"/>
+            <w:right w:val="single" w:color="auto" w:sz="4" w:space="0"/>
+            <w:insideH w:val="single" w:color="auto" w:sz="4" w:space="0"/>
+            <w:insideV w:val="single" w:color="auto" w:sz="4" w:space="0"/>
+          </w:tblBorders>
+          <w:tblCellMar>
+            <w:top w:w="0" w:type="dxa"/>
+            <w:left w:w="108" w:type="dxa"/>
+            <w:bottom w:w="0" w:type="dxa"/>
+            <w:right w:w="108" w:type="dxa"/>
+          </w:tblCellMar>
+        </w:tblPrEx>
         <w:trPr>
           <w:jc w:val="center"/>
         </w:trPr>
@@ -539,11 +637,15 @@
           </w:tcPr>
           <w:p>
             <w:pPr>
-              <w:jc w:val="left"/>
-            </w:pPr>
-            <w:r>
-              <w:rPr>
-                <w:rFonts w:ascii="Arial" w:hAnsi="Arial"/>
+              <w:widowControl w:val="0"/>
+              <w:jc w:val="left"/>
+              <w:rPr>
+                <w:rFonts w:hint="default" w:ascii="Arial" w:hAnsi="Arial" w:cs="Arial"/>
+              </w:rPr>
+            </w:pPr>
+            <w:r>
+              <w:rPr>
+                <w:rFonts w:hint="default" w:ascii="Arial" w:hAnsi="Arial" w:cs="Arial"/>
               </w:rPr>
               <w:t>View Real-Time Dashboard</w:t>
             </w:r>
@@ -561,11 +663,15 @@
           </w:tcPr>
           <w:p>
             <w:pPr>
+              <w:widowControl w:val="0"/>
               <w:jc w:val="center"/>
-            </w:pPr>
-            <w:r>
-              <w:rPr>
-                <w:rFonts w:ascii="Arial" w:hAnsi="Arial"/>
+              <w:rPr>
+                <w:rFonts w:hint="default" w:ascii="Arial" w:hAnsi="Arial" w:cs="Arial"/>
+              </w:rPr>
+            </w:pPr>
+            <w:r>
+              <w:rPr>
+                <w:rFonts w:hint="default" w:ascii="Arial" w:hAnsi="Arial" w:cs="Arial"/>
               </w:rPr>
               <w:t>Farm Owner</w:t>
             </w:r>
@@ -583,19 +689,17 @@
           </w:tcPr>
           <w:p>
             <w:pPr>
-              <w:jc w:val="left"/>
-            </w:pPr>
-            <w:r>
-              <w:rPr>
-                <w:rFonts w:ascii="Arial" w:hAnsi="Arial"/>
-              </w:rPr>
-              <w:t>Shows the latest available sensor</w:t>
-            </w:r>
-            <w:r>
-              <w:rPr>
-                <w:rFonts w:ascii="Arial" w:hAnsi="Arial"/>
-              </w:rPr>
-              <w:t>, feed, grow-out, feeding, sampling, and anomaly-detection information.</w:t>
+              <w:widowControl w:val="0"/>
+              <w:jc w:val="left"/>
+              <w:rPr>
+                <w:rFonts w:hint="default" w:ascii="Arial" w:hAnsi="Arial" w:cs="Arial"/>
+              </w:rPr>
+            </w:pPr>
+            <w:r>
+              <w:rPr>
+                <w:rFonts w:hint="default" w:ascii="Arial" w:hAnsi="Arial" w:cs="Arial"/>
+              </w:rPr>
+              <w:t>Shows the latest available sensor, feed, grow-out, feeding, sampling, and anomaly-detection information.</w:t>
             </w:r>
           </w:p>
         </w:tc>
@@ -611,19 +715,28 @@
           </w:tcPr>
           <w:p>
             <w:pPr>
-              <w:jc w:val="left"/>
-            </w:pPr>
-            <w:r>
-              <w:rPr>
-                <w:rFonts w:ascii="Arial" w:hAnsi="Arial"/>
+              <w:widowControl w:val="0"/>
+              <w:jc w:val="left"/>
+              <w:rPr>
+                <w:rFonts w:hint="default" w:ascii="Arial" w:hAnsi="Arial" w:cs="Arial"/>
+              </w:rPr>
+            </w:pPr>
+            <w:r>
+              <w:rPr>
+                <w:rFonts w:hint="default" w:ascii="Arial" w:hAnsi="Arial" w:cs="Arial"/>
               </w:rPr>
               <w:t>1. The Farm Owner is authenticated.</w:t>
             </w:r>
             <w:r>
               <w:rPr>
-                <w:rFonts w:ascii="Arial" w:hAnsi="Arial"/>
-              </w:rPr>
-              <w:br/>
+                <w:rFonts w:hint="default" w:ascii="Arial" w:hAnsi="Arial" w:cs="Arial"/>
+              </w:rPr>
+              <w:br w:type="textWrapping"/>
+            </w:r>
+            <w:r>
+              <w:rPr>
+                <w:rFonts w:hint="default" w:ascii="Arial" w:hAnsi="Arial" w:cs="Arial"/>
+              </w:rPr>
               <w:t>2. The assigned tank and available readings can be loaded.</w:t>
             </w:r>
           </w:p>
@@ -640,47 +753,53 @@
           </w:tcPr>
           <w:p>
             <w:pPr>
-              <w:jc w:val="left"/>
-            </w:pPr>
-            <w:r>
-              <w:rPr>
-                <w:rFonts w:ascii="Arial" w:hAnsi="Arial"/>
+              <w:widowControl w:val="0"/>
+              <w:jc w:val="left"/>
+              <w:rPr>
+                <w:rFonts w:hint="default" w:ascii="Arial" w:hAnsi="Arial" w:cs="Arial"/>
+              </w:rPr>
+            </w:pPr>
+            <w:r>
+              <w:rPr>
+                <w:rFonts w:hint="default" w:ascii="Arial" w:hAnsi="Arial" w:cs="Arial"/>
               </w:rPr>
               <w:t>1. The owner opens Dashboard.</w:t>
             </w:r>
             <w:r>
               <w:rPr>
-                <w:rFonts w:ascii="Arial" w:hAnsi="Arial"/>
-              </w:rPr>
-              <w:br/>
-              <w:t>2. The system loads routed or cached readings and connectiv</w:t>
-            </w:r>
-            <w:r>
-              <w:rPr>
-                <w:rFonts w:ascii="Arial" w:hAnsi="Arial"/>
-              </w:rPr>
-              <w:t>ity state.</w:t>
-            </w:r>
-            <w:r>
-              <w:rPr>
-                <w:rFonts w:ascii="Arial" w:hAnsi="Arial"/>
-              </w:rPr>
-              <w:br/>
+                <w:rFonts w:hint="default" w:ascii="Arial" w:hAnsi="Arial" w:cs="Arial"/>
+              </w:rPr>
+              <w:br w:type="textWrapping"/>
+            </w:r>
+            <w:r>
+              <w:rPr>
+                <w:rFonts w:hint="default" w:ascii="Arial" w:hAnsi="Arial" w:cs="Arial"/>
+              </w:rPr>
+              <w:t>2. The system loads routed or cached readings and connectivity state.</w:t>
+            </w:r>
+            <w:r>
+              <w:rPr>
+                <w:rFonts w:hint="default" w:ascii="Arial" w:hAnsi="Arial" w:cs="Arial"/>
+              </w:rPr>
+              <w:br w:type="textWrapping"/>
+            </w:r>
+            <w:r>
+              <w:rPr>
+                <w:rFonts w:hint="default" w:ascii="Arial" w:hAnsi="Arial" w:cs="Arial"/>
+              </w:rPr>
               <w:t>3. The dashboard shows water parameters, feed level, tank summary, feeding status, sampling information, and the latest anomaly result.</w:t>
             </w:r>
             <w:r>
               <w:rPr>
-                <w:rFonts w:ascii="Arial" w:hAnsi="Arial"/>
-              </w:rPr>
-              <w:br/>
-              <w:t xml:space="preserve">4. The owner may open </w:t>
-            </w:r>
-            <w:r>
-              <w:rPr>
-                <w:rFonts w:ascii="Arial" w:hAnsi="Arial"/>
-              </w:rPr>
-              <w:lastRenderedPageBreak/>
-              <w:t>details or use a quick action.</w:t>
+                <w:rFonts w:hint="default" w:ascii="Arial" w:hAnsi="Arial" w:cs="Arial"/>
+              </w:rPr>
+              <w:br w:type="textWrapping"/>
+            </w:r>
+            <w:r>
+              <w:rPr>
+                <w:rFonts w:hint="default" w:ascii="Arial" w:hAnsi="Arial" w:cs="Arial"/>
+              </w:rPr>
+              <w:t>4. The owner may open details or use a quick action.</w:t>
             </w:r>
           </w:p>
         </w:tc>
@@ -696,20 +815,17 @@
           </w:tcPr>
           <w:p>
             <w:pPr>
-              <w:jc w:val="left"/>
-            </w:pPr>
-            <w:r>
-              <w:rPr>
-                <w:rFonts w:ascii="Arial" w:hAnsi="Arial"/>
-              </w:rPr>
-              <w:lastRenderedPageBreak/>
-              <w:t xml:space="preserve">The latest available dashboard information is displayed </w:t>
-            </w:r>
-            <w:r>
-              <w:rPr>
-                <w:rFonts w:ascii="Arial" w:hAnsi="Arial"/>
-              </w:rPr>
-              <w:t>and refreshed when new data arrives.</w:t>
+              <w:widowControl w:val="0"/>
+              <w:jc w:val="left"/>
+              <w:rPr>
+                <w:rFonts w:hint="default" w:ascii="Arial" w:hAnsi="Arial" w:cs="Arial"/>
+              </w:rPr>
+            </w:pPr>
+            <w:r>
+              <w:rPr>
+                <w:rFonts w:hint="default" w:ascii="Arial" w:hAnsi="Arial" w:cs="Arial"/>
+              </w:rPr>
+              <w:t>The latest available dashboard information is displayed and refreshed when new data arrives.</w:t>
             </w:r>
           </w:p>
         </w:tc>
@@ -725,18 +841,40 @@
           </w:tcPr>
           <w:p>
             <w:pPr>
-              <w:jc w:val="left"/>
-            </w:pPr>
-            <w:r>
-              <w:rPr>
-                <w:rFonts w:ascii="Arial" w:hAnsi="Arial"/>
+              <w:widowControl w:val="0"/>
+              <w:jc w:val="left"/>
+              <w:rPr>
+                <w:rFonts w:hint="default" w:ascii="Arial" w:hAnsi="Arial" w:cs="Arial"/>
+              </w:rPr>
+            </w:pPr>
+            <w:r>
+              <w:rPr>
+                <w:rFonts w:hint="default" w:ascii="Arial" w:hAnsi="Arial" w:cs="Arial"/>
               </w:rPr>
               <w:t>An uninitialized tank, offline hardware, stale data, or missing records displays the applicable setup, waiting, or offline state.</w:t>
             </w:r>
+            <w:bookmarkStart w:id="0" w:name="_GoBack"/>
+            <w:bookmarkEnd w:id="0"/>
           </w:p>
         </w:tc>
       </w:tr>
       <w:tr>
+        <w:tblPrEx>
+          <w:tblBorders>
+            <w:top w:val="single" w:color="auto" w:sz="4" w:space="0"/>
+            <w:left w:val="single" w:color="auto" w:sz="4" w:space="0"/>
+            <w:bottom w:val="single" w:color="auto" w:sz="4" w:space="0"/>
+            <w:right w:val="single" w:color="auto" w:sz="4" w:space="0"/>
+            <w:insideH w:val="single" w:color="auto" w:sz="4" w:space="0"/>
+            <w:insideV w:val="single" w:color="auto" w:sz="4" w:space="0"/>
+          </w:tblBorders>
+          <w:tblCellMar>
+            <w:top w:w="0" w:type="dxa"/>
+            <w:left w:w="108" w:type="dxa"/>
+            <w:bottom w:w="0" w:type="dxa"/>
+            <w:right w:w="108" w:type="dxa"/>
+          </w:tblCellMar>
+        </w:tblPrEx>
         <w:trPr>
           <w:jc w:val="center"/>
         </w:trPr>
@@ -752,11 +890,15 @@
           </w:tcPr>
           <w:p>
             <w:pPr>
-              <w:jc w:val="left"/>
-            </w:pPr>
-            <w:r>
-              <w:rPr>
-                <w:rFonts w:ascii="Arial" w:hAnsi="Arial"/>
+              <w:widowControl w:val="0"/>
+              <w:jc w:val="left"/>
+              <w:rPr>
+                <w:rFonts w:hint="default" w:ascii="Arial" w:hAnsi="Arial" w:cs="Arial"/>
+              </w:rPr>
+            </w:pPr>
+            <w:r>
+              <w:rPr>
+                <w:rFonts w:hint="default" w:ascii="Arial" w:hAnsi="Arial" w:cs="Arial"/>
               </w:rPr>
               <w:t>Control Aerator and Water Pump</w:t>
             </w:r>
@@ -774,11 +916,15 @@
           </w:tcPr>
           <w:p>
             <w:pPr>
+              <w:widowControl w:val="0"/>
               <w:jc w:val="center"/>
-            </w:pPr>
-            <w:r>
-              <w:rPr>
-                <w:rFonts w:ascii="Arial" w:hAnsi="Arial"/>
+              <w:rPr>
+                <w:rFonts w:hint="default" w:ascii="Arial" w:hAnsi="Arial" w:cs="Arial"/>
+              </w:rPr>
+            </w:pPr>
+            <w:r>
+              <w:rPr>
+                <w:rFonts w:hint="default" w:ascii="Arial" w:hAnsi="Arial" w:cs="Arial"/>
               </w:rPr>
               <w:t>Farm Owner</w:t>
             </w:r>
@@ -796,11 +942,15 @@
           </w:tcPr>
           <w:p>
             <w:pPr>
-              <w:jc w:val="left"/>
-            </w:pPr>
-            <w:r>
-              <w:rPr>
-                <w:rFonts w:ascii="Arial" w:hAnsi="Arial"/>
+              <w:widowControl w:val="0"/>
+              <w:jc w:val="left"/>
+              <w:rPr>
+                <w:rFonts w:hint="default" w:ascii="Arial" w:hAnsi="Arial" w:cs="Arial"/>
+              </w:rPr>
+            </w:pPr>
+            <w:r>
+              <w:rPr>
+                <w:rFonts w:hint="default" w:ascii="Arial" w:hAnsi="Arial" w:cs="Arial"/>
               </w:rPr>
               <w:t>Sets OFF, AUTO, or ON modes for Aerator 1, Aerator 2, and the Water Pump and reviews activity logs.</w:t>
             </w:r>
@@ -818,26 +968,29 @@
           </w:tcPr>
           <w:p>
             <w:pPr>
-              <w:jc w:val="left"/>
-            </w:pPr>
-            <w:r>
-              <w:rPr>
-                <w:rFonts w:ascii="Arial" w:hAnsi="Arial"/>
+              <w:widowControl w:val="0"/>
+              <w:jc w:val="left"/>
+              <w:rPr>
+                <w:rFonts w:hint="default" w:ascii="Arial" w:hAnsi="Arial" w:cs="Arial"/>
+              </w:rPr>
+            </w:pPr>
+            <w:r>
+              <w:rPr>
+                <w:rFonts w:hint="default" w:ascii="Arial" w:hAnsi="Arial" w:cs="Arial"/>
               </w:rPr>
               <w:t>1. The Farm Owner is authenticated.</w:t>
             </w:r>
             <w:r>
               <w:rPr>
-                <w:rFonts w:ascii="Arial" w:hAnsi="Arial"/>
-              </w:rPr>
-              <w:br/>
-              <w:t>2. The hardware is assigned to the owne</w:t>
-            </w:r>
-            <w:r>
-              <w:rPr>
-                <w:rFonts w:ascii="Arial" w:hAnsi="Arial"/>
-              </w:rPr>
-              <w:t>r's tank.</w:t>
+                <w:rFonts w:hint="default" w:ascii="Arial" w:hAnsi="Arial" w:cs="Arial"/>
+              </w:rPr>
+              <w:br w:type="textWrapping"/>
+            </w:r>
+            <w:r>
+              <w:rPr>
+                <w:rFonts w:hint="default" w:ascii="Arial" w:hAnsi="Arial" w:cs="Arial"/>
+              </w:rPr>
+              <w:t>2. The hardware is assigned to the owner's tank.</w:t>
             </w:r>
           </w:p>
         </w:tc>
@@ -853,33 +1006,52 @@
           </w:tcPr>
           <w:p>
             <w:pPr>
-              <w:jc w:val="left"/>
-            </w:pPr>
-            <w:r>
-              <w:rPr>
-                <w:rFonts w:ascii="Arial" w:hAnsi="Arial"/>
+              <w:widowControl w:val="0"/>
+              <w:jc w:val="left"/>
+              <w:rPr>
+                <w:rFonts w:hint="default" w:ascii="Arial" w:hAnsi="Arial" w:cs="Arial"/>
+              </w:rPr>
+            </w:pPr>
+            <w:r>
+              <w:rPr>
+                <w:rFonts w:hint="default" w:ascii="Arial" w:hAnsi="Arial" w:cs="Arial"/>
               </w:rPr>
               <w:t>1. The owner opens Controls and selects Actuators.</w:t>
             </w:r>
             <w:r>
               <w:rPr>
-                <w:rFonts w:ascii="Arial" w:hAnsi="Arial"/>
-              </w:rPr>
-              <w:br/>
+                <w:rFonts w:hint="default" w:ascii="Arial" w:hAnsi="Arial" w:cs="Arial"/>
+              </w:rPr>
+              <w:br w:type="textWrapping"/>
+            </w:r>
+            <w:r>
+              <w:rPr>
+                <w:rFonts w:hint="default" w:ascii="Arial" w:hAnsi="Arial" w:cs="Arial"/>
+              </w:rPr>
               <w:t>2. The system shows each device and current mode.</w:t>
             </w:r>
             <w:r>
               <w:rPr>
-                <w:rFonts w:ascii="Arial" w:hAnsi="Arial"/>
-              </w:rPr>
-              <w:br/>
+                <w:rFonts w:hint="default" w:ascii="Arial" w:hAnsi="Arial" w:cs="Arial"/>
+              </w:rPr>
+              <w:br w:type="textWrapping"/>
+            </w:r>
+            <w:r>
+              <w:rPr>
+                <w:rFonts w:hint="default" w:ascii="Arial" w:hAnsi="Arial" w:cs="Arial"/>
+              </w:rPr>
               <w:t>3. The owner selects a mode.</w:t>
             </w:r>
             <w:r>
               <w:rPr>
-                <w:rFonts w:ascii="Arial" w:hAnsi="Arial"/>
-              </w:rPr>
-              <w:br/>
+                <w:rFonts w:hint="default" w:ascii="Arial" w:hAnsi="Arial" w:cs="Arial"/>
+              </w:rPr>
+              <w:br w:type="textWrapping"/>
+            </w:r>
+            <w:r>
+              <w:rPr>
+                <w:rFonts w:hint="default" w:ascii="Arial" w:hAnsi="Arial" w:cs="Arial"/>
+              </w:rPr>
               <w:t>4. The request is saved, applied by the hardware, and recorded when confirmation is received.</w:t>
             </w:r>
           </w:p>
@@ -896,19 +1068,17 @@
           </w:tcPr>
           <w:p>
             <w:pPr>
-              <w:jc w:val="left"/>
-            </w:pPr>
-            <w:r>
-              <w:rPr>
-                <w:rFonts w:ascii="Arial" w:hAnsi="Arial"/>
-              </w:rPr>
-              <w:t xml:space="preserve">The selected mode and </w:t>
-            </w:r>
-            <w:r>
-              <w:rPr>
-                <w:rFonts w:ascii="Arial" w:hAnsi="Arial"/>
-              </w:rPr>
-              <w:t>available activity record are updated.</w:t>
+              <w:widowControl w:val="0"/>
+              <w:jc w:val="left"/>
+              <w:rPr>
+                <w:rFonts w:hint="default" w:ascii="Arial" w:hAnsi="Arial" w:cs="Arial"/>
+              </w:rPr>
+            </w:pPr>
+            <w:r>
+              <w:rPr>
+                <w:rFonts w:hint="default" w:ascii="Arial" w:hAnsi="Arial" w:cs="Arial"/>
+              </w:rPr>
+              <w:t>The selected mode and available activity record are updated.</w:t>
             </w:r>
           </w:p>
         </w:tc>
@@ -924,11 +1094,15 @@
           </w:tcPr>
           <w:p>
             <w:pPr>
-              <w:jc w:val="left"/>
-            </w:pPr>
-            <w:r>
-              <w:rPr>
-                <w:rFonts w:ascii="Arial" w:hAnsi="Arial"/>
+              <w:widowControl w:val="0"/>
+              <w:jc w:val="left"/>
+              <w:rPr>
+                <w:rFonts w:hint="default" w:ascii="Arial" w:hAnsi="Arial" w:cs="Arial"/>
+              </w:rPr>
+            </w:pPr>
+            <w:r>
+              <w:rPr>
+                <w:rFonts w:hint="default" w:ascii="Arial" w:hAnsi="Arial" w:cs="Arial"/>
               </w:rPr>
               <w:t>An unassigned or offline device, failed write, or missing physical confirmation reports the operation as unsuccessful.</w:t>
             </w:r>
@@ -936,6 +1110,22 @@
         </w:tc>
       </w:tr>
       <w:tr>
+        <w:tblPrEx>
+          <w:tblBorders>
+            <w:top w:val="single" w:color="auto" w:sz="4" w:space="0"/>
+            <w:left w:val="single" w:color="auto" w:sz="4" w:space="0"/>
+            <w:bottom w:val="single" w:color="auto" w:sz="4" w:space="0"/>
+            <w:right w:val="single" w:color="auto" w:sz="4" w:space="0"/>
+            <w:insideH w:val="single" w:color="auto" w:sz="4" w:space="0"/>
+            <w:insideV w:val="single" w:color="auto" w:sz="4" w:space="0"/>
+          </w:tblBorders>
+          <w:tblCellMar>
+            <w:top w:w="0" w:type="dxa"/>
+            <w:left w:w="108" w:type="dxa"/>
+            <w:bottom w:w="0" w:type="dxa"/>
+            <w:right w:w="108" w:type="dxa"/>
+          </w:tblCellMar>
+        </w:tblPrEx>
         <w:trPr>
           <w:jc w:val="center"/>
         </w:trPr>
@@ -951,11 +1141,15 @@
           </w:tcPr>
           <w:p>
             <w:pPr>
-              <w:jc w:val="left"/>
-            </w:pPr>
-            <w:r>
-              <w:rPr>
-                <w:rFonts w:ascii="Arial" w:hAnsi="Arial"/>
+              <w:widowControl w:val="0"/>
+              <w:jc w:val="left"/>
+              <w:rPr>
+                <w:rFonts w:hint="default" w:ascii="Arial" w:hAnsi="Arial" w:cs="Arial"/>
+              </w:rPr>
+            </w:pPr>
+            <w:r>
+              <w:rPr>
+                <w:rFonts w:hint="default" w:ascii="Arial" w:hAnsi="Arial" w:cs="Arial"/>
               </w:rPr>
               <w:t>Manage Feeding System</w:t>
             </w:r>
@@ -973,11 +1167,15 @@
           </w:tcPr>
           <w:p>
             <w:pPr>
+              <w:widowControl w:val="0"/>
               <w:jc w:val="center"/>
-            </w:pPr>
-            <w:r>
-              <w:rPr>
-                <w:rFonts w:ascii="Arial" w:hAnsi="Arial"/>
+              <w:rPr>
+                <w:rFonts w:hint="default" w:ascii="Arial" w:hAnsi="Arial" w:cs="Arial"/>
+              </w:rPr>
+            </w:pPr>
+            <w:r>
+              <w:rPr>
+                <w:rFonts w:hint="default" w:ascii="Arial" w:hAnsi="Arial" w:cs="Arial"/>
               </w:rPr>
               <w:t>Farm Owner</w:t>
             </w:r>
@@ -995,19 +1193,17 @@
           </w:tcPr>
           <w:p>
             <w:pPr>
-              <w:jc w:val="left"/>
-            </w:pPr>
-            <w:r>
-              <w:rPr>
-                <w:rFonts w:ascii="Arial" w:hAnsi="Arial"/>
-              </w:rPr>
-              <w:t>Creates feeding schedules, starts Feed Now, checks feed sufficie</w:t>
-            </w:r>
-            <w:r>
-              <w:rPr>
-                <w:rFonts w:ascii="Arial" w:hAnsi="Arial"/>
-              </w:rPr>
-              <w:t>ncy, and reviews feeding outcomes and consumption.</w:t>
+              <w:widowControl w:val="0"/>
+              <w:jc w:val="left"/>
+              <w:rPr>
+                <w:rFonts w:hint="default" w:ascii="Arial" w:hAnsi="Arial" w:cs="Arial"/>
+              </w:rPr>
+            </w:pPr>
+            <w:r>
+              <w:rPr>
+                <w:rFonts w:hint="default" w:ascii="Arial" w:hAnsi="Arial" w:cs="Arial"/>
+              </w:rPr>
+              <w:t>Creates feeding schedules, starts Feed Now, checks feed sufficiency, and reviews feeding outcomes and consumption.</w:t>
             </w:r>
           </w:p>
         </w:tc>
@@ -1023,34 +1219,29 @@
           </w:tcPr>
           <w:p>
             <w:pPr>
-              <w:jc w:val="left"/>
-            </w:pPr>
-            <w:r>
-              <w:rPr>
-                <w:rFonts w:ascii="Arial" w:hAnsi="Arial"/>
+              <w:widowControl w:val="0"/>
+              <w:jc w:val="left"/>
+              <w:rPr>
+                <w:rFonts w:hint="default" w:ascii="Arial" w:hAnsi="Arial" w:cs="Arial"/>
+              </w:rPr>
+            </w:pPr>
+            <w:r>
+              <w:rPr>
+                <w:rFonts w:hint="default" w:ascii="Arial" w:hAnsi="Arial" w:cs="Arial"/>
               </w:rPr>
               <w:t>1. The Farm Owner is authenticated.</w:t>
             </w:r>
             <w:r>
               <w:rPr>
-                <w:rFonts w:ascii="Arial" w:hAnsi="Arial"/>
-              </w:rPr>
-              <w:br/>
-              <w:t xml:space="preserve">2. The feeder is </w:t>
-            </w:r>
-            <w:proofErr w:type="gramStart"/>
-            <w:r>
-              <w:rPr>
-                <w:rFonts w:ascii="Arial" w:hAnsi="Arial"/>
-              </w:rPr>
-              <w:t>assigned</w:t>
-            </w:r>
-            <w:proofErr w:type="gramEnd"/>
-            <w:r>
-              <w:rPr>
-                <w:rFonts w:ascii="Arial" w:hAnsi="Arial"/>
-              </w:rPr>
-              <w:t xml:space="preserve"> and feed-level information is available.</w:t>
+                <w:rFonts w:hint="default" w:ascii="Arial" w:hAnsi="Arial" w:cs="Arial"/>
+              </w:rPr>
+              <w:br w:type="textWrapping"/>
+            </w:r>
+            <w:r>
+              <w:rPr>
+                <w:rFonts w:hint="default" w:ascii="Arial" w:hAnsi="Arial" w:cs="Arial"/>
+              </w:rPr>
+              <w:t>2. The feeder is assigned and feed-level information is available.</w:t>
             </w:r>
           </w:p>
         </w:tc>
@@ -1066,39 +1257,52 @@
           </w:tcPr>
           <w:p>
             <w:pPr>
-              <w:jc w:val="left"/>
-            </w:pPr>
-            <w:r>
-              <w:rPr>
-                <w:rFonts w:ascii="Arial" w:hAnsi="Arial"/>
+              <w:widowControl w:val="0"/>
+              <w:jc w:val="left"/>
+              <w:rPr>
+                <w:rFonts w:hint="default" w:ascii="Arial" w:hAnsi="Arial" w:cs="Arial"/>
+              </w:rPr>
+            </w:pPr>
+            <w:r>
+              <w:rPr>
+                <w:rFonts w:hint="default" w:ascii="Arial" w:hAnsi="Arial" w:cs="Arial"/>
               </w:rPr>
               <w:t>1. The owner opens Feeding.</w:t>
             </w:r>
             <w:r>
               <w:rPr>
-                <w:rFonts w:ascii="Arial" w:hAnsi="Arial"/>
-              </w:rPr>
-              <w:br/>
+                <w:rFonts w:hint="default" w:ascii="Arial" w:hAnsi="Arial" w:cs="Arial"/>
+              </w:rPr>
+              <w:br w:type="textWrapping"/>
+            </w:r>
+            <w:r>
+              <w:rPr>
+                <w:rFonts w:hint="default" w:ascii="Arial" w:hAnsi="Arial" w:cs="Arial"/>
+              </w:rPr>
               <w:t>2. The owner adds, edits, deletes, or enables a schedule.</w:t>
             </w:r>
             <w:r>
               <w:rPr>
-                <w:rFonts w:ascii="Arial" w:hAnsi="Arial"/>
-              </w:rPr>
-              <w:br/>
-              <w:t xml:space="preserve">3. For Feed </w:t>
-            </w:r>
-            <w:r>
-              <w:rPr>
-                <w:rFonts w:ascii="Arial" w:hAnsi="Arial"/>
-              </w:rPr>
-              <w:t>Now, the system checks the amount, nearby schedule, and available feed.</w:t>
-            </w:r>
-            <w:r>
-              <w:rPr>
-                <w:rFonts w:ascii="Arial" w:hAnsi="Arial"/>
-              </w:rPr>
-              <w:br/>
+                <w:rFonts w:hint="default" w:ascii="Arial" w:hAnsi="Arial" w:cs="Arial"/>
+              </w:rPr>
+              <w:br w:type="textWrapping"/>
+            </w:r>
+            <w:r>
+              <w:rPr>
+                <w:rFonts w:hint="default" w:ascii="Arial" w:hAnsi="Arial" w:cs="Arial"/>
+              </w:rPr>
+              <w:t>3. For Feed Now, the system checks the amount, nearby schedule, and available feed.</w:t>
+            </w:r>
+            <w:r>
+              <w:rPr>
+                <w:rFonts w:hint="default" w:ascii="Arial" w:hAnsi="Arial" w:cs="Arial"/>
+              </w:rPr>
+              <w:br w:type="textWrapping"/>
+            </w:r>
+            <w:r>
+              <w:rPr>
+                <w:rFonts w:hint="default" w:ascii="Arial" w:hAnsi="Arial" w:cs="Arial"/>
+              </w:rPr>
               <w:t>4. The feeder records the result and updates the next feeding, history, and daily consumption.</w:t>
             </w:r>
           </w:p>
@@ -1115,11 +1319,15 @@
           </w:tcPr>
           <w:p>
             <w:pPr>
-              <w:jc w:val="left"/>
-            </w:pPr>
-            <w:r>
-              <w:rPr>
-                <w:rFonts w:ascii="Arial" w:hAnsi="Arial"/>
+              <w:widowControl w:val="0"/>
+              <w:jc w:val="left"/>
+              <w:rPr>
+                <w:rFonts w:hint="default" w:ascii="Arial" w:hAnsi="Arial" w:cs="Arial"/>
+              </w:rPr>
+            </w:pPr>
+            <w:r>
+              <w:rPr>
+                <w:rFonts w:hint="default" w:ascii="Arial" w:hAnsi="Arial" w:cs="Arial"/>
               </w:rPr>
               <w:t>Valid schedules and feeding outcomes are saved and reflected in the feeding summary.</w:t>
             </w:r>
@@ -1137,24 +1345,38 @@
           </w:tcPr>
           <w:p>
             <w:pPr>
-              <w:jc w:val="left"/>
-            </w:pPr>
-            <w:r>
-              <w:rPr>
-                <w:rFonts w:ascii="Arial" w:hAnsi="Arial"/>
-              </w:rPr>
-              <w:t>Inva</w:t>
-            </w:r>
-            <w:r>
-              <w:rPr>
-                <w:rFonts w:ascii="Arial" w:hAnsi="Arial"/>
-              </w:rPr>
-              <w:t>lid or duplicate schedules, insufficient or empty feed, conflicts, failed confirmation, or a disconnected feeder prevents the applicable action. Previously synchronized schedules may continue locally while offline.</w:t>
+              <w:widowControl w:val="0"/>
+              <w:jc w:val="left"/>
+              <w:rPr>
+                <w:rFonts w:hint="default" w:ascii="Arial" w:hAnsi="Arial" w:cs="Arial"/>
+              </w:rPr>
+            </w:pPr>
+            <w:r>
+              <w:rPr>
+                <w:rFonts w:hint="default" w:ascii="Arial" w:hAnsi="Arial" w:cs="Arial"/>
+              </w:rPr>
+              <w:t>Invalid or duplicate schedules, insufficient or empty feed, conflicts, failed confirmation, or a disconnected feeder prevents the applicable action. Previously synchronized schedules may continue locally while offline.</w:t>
             </w:r>
           </w:p>
         </w:tc>
       </w:tr>
       <w:tr>
+        <w:tblPrEx>
+          <w:tblBorders>
+            <w:top w:val="single" w:color="auto" w:sz="4" w:space="0"/>
+            <w:left w:val="single" w:color="auto" w:sz="4" w:space="0"/>
+            <w:bottom w:val="single" w:color="auto" w:sz="4" w:space="0"/>
+            <w:right w:val="single" w:color="auto" w:sz="4" w:space="0"/>
+            <w:insideH w:val="single" w:color="auto" w:sz="4" w:space="0"/>
+            <w:insideV w:val="single" w:color="auto" w:sz="4" w:space="0"/>
+          </w:tblBorders>
+          <w:tblCellMar>
+            <w:top w:w="0" w:type="dxa"/>
+            <w:left w:w="108" w:type="dxa"/>
+            <w:bottom w:w="0" w:type="dxa"/>
+            <w:right w:w="108" w:type="dxa"/>
+          </w:tblCellMar>
+        </w:tblPrEx>
         <w:trPr>
           <w:jc w:val="center"/>
         </w:trPr>
@@ -1170,13 +1392,16 @@
           </w:tcPr>
           <w:p>
             <w:pPr>
-              <w:jc w:val="left"/>
-            </w:pPr>
-            <w:r>
-              <w:rPr>
-                <w:rFonts w:ascii="Arial" w:hAnsi="Arial"/>
-              </w:rPr>
-              <w:lastRenderedPageBreak/>
+              <w:widowControl w:val="0"/>
+              <w:jc w:val="left"/>
+              <w:rPr>
+                <w:rFonts w:hint="default" w:ascii="Arial" w:hAnsi="Arial" w:cs="Arial"/>
+              </w:rPr>
+            </w:pPr>
+            <w:r>
+              <w:rPr>
+                <w:rFonts w:hint="default" w:ascii="Arial" w:hAnsi="Arial" w:cs="Arial"/>
+              </w:rPr>
               <w:t>Receive and View Alerts/Notifications</w:t>
             </w:r>
           </w:p>
@@ -1193,19 +1418,17 @@
           </w:tcPr>
           <w:p>
             <w:pPr>
+              <w:widowControl w:val="0"/>
               <w:jc w:val="center"/>
-            </w:pPr>
-            <w:r>
-              <w:rPr>
-                <w:rFonts w:ascii="Arial" w:hAnsi="Arial"/>
-              </w:rPr>
-              <w:t>Fa</w:t>
-            </w:r>
-            <w:r>
-              <w:rPr>
-                <w:rFonts w:ascii="Arial" w:hAnsi="Arial"/>
-              </w:rPr>
-              <w:t>rm Owner</w:t>
+              <w:rPr>
+                <w:rFonts w:hint="default" w:ascii="Arial" w:hAnsi="Arial" w:cs="Arial"/>
+              </w:rPr>
+            </w:pPr>
+            <w:r>
+              <w:rPr>
+                <w:rFonts w:hint="default" w:ascii="Arial" w:hAnsi="Arial" w:cs="Arial"/>
+              </w:rPr>
+              <w:t>Farm Owner</w:t>
             </w:r>
           </w:p>
         </w:tc>
@@ -1221,11 +1444,15 @@
           </w:tcPr>
           <w:p>
             <w:pPr>
-              <w:jc w:val="left"/>
-            </w:pPr>
-            <w:r>
-              <w:rPr>
-                <w:rFonts w:ascii="Arial" w:hAnsi="Arial"/>
+              <w:widowControl w:val="0"/>
+              <w:jc w:val="left"/>
+              <w:rPr>
+                <w:rFonts w:hint="default" w:ascii="Arial" w:hAnsi="Arial" w:cs="Arial"/>
+              </w:rPr>
+            </w:pPr>
+            <w:r>
+              <w:rPr>
+                <w:rFonts w:hint="default" w:ascii="Arial" w:hAnsi="Arial" w:cs="Arial"/>
               </w:rPr>
               <w:t>Receives push alerts and reviews water, actuator, feeding, sampling, and feed-level notifications in the app.</w:t>
             </w:r>
@@ -1243,40 +1470,29 @@
           </w:tcPr>
           <w:p>
             <w:pPr>
-              <w:jc w:val="left"/>
-            </w:pPr>
-            <w:r>
-              <w:rPr>
-                <w:rFonts w:ascii="Arial" w:hAnsi="Arial"/>
+              <w:widowControl w:val="0"/>
+              <w:jc w:val="left"/>
+              <w:rPr>
+                <w:rFonts w:hint="default" w:ascii="Arial" w:hAnsi="Arial" w:cs="Arial"/>
+              </w:rPr>
+            </w:pPr>
+            <w:r>
+              <w:rPr>
+                <w:rFonts w:hint="default" w:ascii="Arial" w:hAnsi="Arial" w:cs="Arial"/>
               </w:rPr>
               <w:t>1. The Farm Owner is authenticated.</w:t>
             </w:r>
             <w:r>
               <w:rPr>
-                <w:rFonts w:ascii="Arial" w:hAnsi="Arial"/>
-              </w:rPr>
-              <w:br/>
-              <w:t xml:space="preserve">2. The relevant category is </w:t>
-            </w:r>
-            <w:proofErr w:type="gramStart"/>
-            <w:r>
-              <w:rPr>
-                <w:rFonts w:ascii="Arial" w:hAnsi="Arial"/>
-              </w:rPr>
-              <w:t>enabled</w:t>
-            </w:r>
-            <w:proofErr w:type="gramEnd"/>
-            <w:r>
-              <w:rPr>
-                <w:rFonts w:ascii="Arial" w:hAnsi="Arial"/>
-              </w:rPr>
-              <w:t xml:space="preserve"> and device notification permission is available for push delivery</w:t>
-            </w:r>
-            <w:r>
-              <w:rPr>
-                <w:rFonts w:ascii="Arial" w:hAnsi="Arial"/>
-              </w:rPr>
-              <w:t>.</w:t>
+                <w:rFonts w:hint="default" w:ascii="Arial" w:hAnsi="Arial" w:cs="Arial"/>
+              </w:rPr>
+              <w:br w:type="textWrapping"/>
+            </w:r>
+            <w:r>
+              <w:rPr>
+                <w:rFonts w:hint="default" w:ascii="Arial" w:hAnsi="Arial" w:cs="Arial"/>
+              </w:rPr>
+              <w:t>2. The relevant category is enabled and device notification permission is available for push delivery.</w:t>
             </w:r>
           </w:p>
         </w:tc>
@@ -1292,40 +1508,53 @@
           </w:tcPr>
           <w:p>
             <w:pPr>
-              <w:jc w:val="left"/>
-            </w:pPr>
-            <w:r>
-              <w:rPr>
-                <w:rFonts w:ascii="Arial" w:hAnsi="Arial"/>
+              <w:widowControl w:val="0"/>
+              <w:jc w:val="left"/>
+              <w:rPr>
+                <w:rFonts w:hint="default" w:ascii="Arial" w:hAnsi="Arial" w:cs="Arial"/>
+              </w:rPr>
+            </w:pPr>
+            <w:r>
+              <w:rPr>
+                <w:rFonts w:hint="default" w:ascii="Arial" w:hAnsi="Arial" w:cs="Arial"/>
               </w:rPr>
               <w:t>1. A supported sensor, device, feeding, sampling, or feed-level event occurs.</w:t>
             </w:r>
             <w:r>
               <w:rPr>
-                <w:rFonts w:ascii="Arial" w:hAnsi="Arial"/>
-              </w:rPr>
-              <w:br/>
+                <w:rFonts w:hint="default" w:ascii="Arial" w:hAnsi="Arial" w:cs="Arial"/>
+              </w:rPr>
+              <w:br w:type="textWrapping"/>
+            </w:r>
+            <w:r>
+              <w:rPr>
+                <w:rFonts w:hint="default" w:ascii="Arial" w:hAnsi="Arial" w:cs="Arial"/>
+              </w:rPr>
               <w:t>2. The system checks the owner, tank, and notification preference.</w:t>
             </w:r>
             <w:r>
               <w:rPr>
-                <w:rFonts w:ascii="Arial" w:hAnsi="Arial"/>
-              </w:rPr>
-              <w:br/>
+                <w:rFonts w:hint="default" w:ascii="Arial" w:hAnsi="Arial" w:cs="Arial"/>
+              </w:rPr>
+              <w:br w:type="textWrapping"/>
+            </w:r>
+            <w:r>
+              <w:rPr>
+                <w:rFonts w:hint="default" w:ascii="Arial" w:hAnsi="Arial" w:cs="Arial"/>
+              </w:rPr>
               <w:t>3. It stores the notification and attempts push delivery.</w:t>
             </w:r>
             <w:r>
               <w:rPr>
-                <w:rFonts w:ascii="Arial" w:hAnsi="Arial"/>
-              </w:rPr>
-              <w:br/>
-              <w:t>4. The owner filters, opens, and marks notification</w:t>
-            </w:r>
-            <w:r>
-              <w:rPr>
-                <w:rFonts w:ascii="Arial" w:hAnsi="Arial"/>
-              </w:rPr>
-              <w:t>s as read.</w:t>
+                <w:rFonts w:hint="default" w:ascii="Arial" w:hAnsi="Arial" w:cs="Arial"/>
+              </w:rPr>
+              <w:br w:type="textWrapping"/>
+            </w:r>
+            <w:r>
+              <w:rPr>
+                <w:rFonts w:hint="default" w:ascii="Arial" w:hAnsi="Arial" w:cs="Arial"/>
+              </w:rPr>
+              <w:t>4. The owner filters, opens, and marks notifications as read.</w:t>
             </w:r>
           </w:p>
         </w:tc>
@@ -1341,11 +1570,15 @@
           </w:tcPr>
           <w:p>
             <w:pPr>
-              <w:jc w:val="left"/>
-            </w:pPr>
-            <w:r>
-              <w:rPr>
-                <w:rFonts w:ascii="Arial" w:hAnsi="Arial"/>
+              <w:widowControl w:val="0"/>
+              <w:jc w:val="left"/>
+              <w:rPr>
+                <w:rFonts w:hint="default" w:ascii="Arial" w:hAnsi="Arial" w:cs="Arial"/>
+              </w:rPr>
+            </w:pPr>
+            <w:r>
+              <w:rPr>
+                <w:rFonts w:hint="default" w:ascii="Arial" w:hAnsi="Arial" w:cs="Arial"/>
               </w:rPr>
               <w:t>The notification is available in the owner account and its counters are updated.</w:t>
             </w:r>
@@ -1363,11 +1596,15 @@
           </w:tcPr>
           <w:p>
             <w:pPr>
-              <w:jc w:val="left"/>
-            </w:pPr>
-            <w:r>
-              <w:rPr>
-                <w:rFonts w:ascii="Arial" w:hAnsi="Arial"/>
+              <w:widowControl w:val="0"/>
+              <w:jc w:val="left"/>
+              <w:rPr>
+                <w:rFonts w:hint="default" w:ascii="Arial" w:hAnsi="Arial" w:cs="Arial"/>
+              </w:rPr>
+            </w:pPr>
+            <w:r>
+              <w:rPr>
+                <w:rFonts w:hint="default" w:ascii="Arial" w:hAnsi="Arial" w:cs="Arial"/>
               </w:rPr>
               <w:t>Disabled permission, disabled category, offline delivery, or a delivery failure may delay or omit push delivery while stored in-app history remains available.</w:t>
             </w:r>
@@ -1375,6 +1612,22 @@
         </w:tc>
       </w:tr>
       <w:tr>
+        <w:tblPrEx>
+          <w:tblBorders>
+            <w:top w:val="single" w:color="auto" w:sz="4" w:space="0"/>
+            <w:left w:val="single" w:color="auto" w:sz="4" w:space="0"/>
+            <w:bottom w:val="single" w:color="auto" w:sz="4" w:space="0"/>
+            <w:right w:val="single" w:color="auto" w:sz="4" w:space="0"/>
+            <w:insideH w:val="single" w:color="auto" w:sz="4" w:space="0"/>
+            <w:insideV w:val="single" w:color="auto" w:sz="4" w:space="0"/>
+          </w:tblBorders>
+          <w:tblCellMar>
+            <w:top w:w="0" w:type="dxa"/>
+            <w:left w:w="108" w:type="dxa"/>
+            <w:bottom w:w="0" w:type="dxa"/>
+            <w:right w:w="108" w:type="dxa"/>
+          </w:tblCellMar>
+        </w:tblPrEx>
         <w:trPr>
           <w:jc w:val="center"/>
         </w:trPr>
@@ -1390,19 +1643,17 @@
           </w:tcPr>
           <w:p>
             <w:pPr>
-              <w:jc w:val="left"/>
-            </w:pPr>
-            <w:r>
-              <w:rPr>
-                <w:rFonts w:ascii="Arial" w:hAnsi="Arial"/>
-              </w:rPr>
-              <w:t>View</w:t>
-            </w:r>
-            <w:r>
-              <w:rPr>
-                <w:rFonts w:ascii="Arial" w:hAnsi="Arial"/>
-              </w:rPr>
-              <w:t xml:space="preserve"> Analytics and Historical Data</w:t>
+              <w:widowControl w:val="0"/>
+              <w:jc w:val="left"/>
+              <w:rPr>
+                <w:rFonts w:hint="default" w:ascii="Arial" w:hAnsi="Arial" w:cs="Arial"/>
+              </w:rPr>
+            </w:pPr>
+            <w:r>
+              <w:rPr>
+                <w:rFonts w:hint="default" w:ascii="Arial" w:hAnsi="Arial" w:cs="Arial"/>
+              </w:rPr>
+              <w:t>View Analytics and Historical Data</w:t>
             </w:r>
           </w:p>
         </w:tc>
@@ -1418,11 +1669,15 @@
           </w:tcPr>
           <w:p>
             <w:pPr>
+              <w:widowControl w:val="0"/>
               <w:jc w:val="center"/>
-            </w:pPr>
-            <w:r>
-              <w:rPr>
-                <w:rFonts w:ascii="Arial" w:hAnsi="Arial"/>
+              <w:rPr>
+                <w:rFonts w:hint="default" w:ascii="Arial" w:hAnsi="Arial" w:cs="Arial"/>
+              </w:rPr>
+            </w:pPr>
+            <w:r>
+              <w:rPr>
+                <w:rFonts w:hint="default" w:ascii="Arial" w:hAnsi="Arial" w:cs="Arial"/>
               </w:rPr>
               <w:t>Farm Owner</w:t>
             </w:r>
@@ -1440,11 +1695,15 @@
           </w:tcPr>
           <w:p>
             <w:pPr>
-              <w:jc w:val="left"/>
-            </w:pPr>
-            <w:r>
-              <w:rPr>
-                <w:rFonts w:ascii="Arial" w:hAnsi="Arial"/>
+              <w:widowControl w:val="0"/>
+              <w:jc w:val="left"/>
+              <w:rPr>
+                <w:rFonts w:hint="default" w:ascii="Arial" w:hAnsi="Arial" w:cs="Arial"/>
+              </w:rPr>
+            </w:pPr>
+            <w:r>
+              <w:rPr>
+                <w:rFonts w:hint="default" w:ascii="Arial" w:hAnsi="Arial" w:cs="Arial"/>
               </w:rPr>
               <w:t>Shows historical sensor charts and minimum, maximum, and average values for Live, 24H, 7D, 30D, or Custom ranges.</w:t>
             </w:r>
@@ -1462,26 +1721,29 @@
           </w:tcPr>
           <w:p>
             <w:pPr>
-              <w:jc w:val="left"/>
-            </w:pPr>
-            <w:r>
-              <w:rPr>
-                <w:rFonts w:ascii="Arial" w:hAnsi="Arial"/>
+              <w:widowControl w:val="0"/>
+              <w:jc w:val="left"/>
+              <w:rPr>
+                <w:rFonts w:hint="default" w:ascii="Arial" w:hAnsi="Arial" w:cs="Arial"/>
+              </w:rPr>
+            </w:pPr>
+            <w:r>
+              <w:rPr>
+                <w:rFonts w:hint="default" w:ascii="Arial" w:hAnsi="Arial" w:cs="Arial"/>
               </w:rPr>
               <w:t>1. The Farm Owner is authenticated.</w:t>
             </w:r>
             <w:r>
               <w:rPr>
-                <w:rFonts w:ascii="Arial" w:hAnsi="Arial"/>
-              </w:rPr>
-              <w:br/>
-              <w:t>2. The selected tank has records for the requested period or cac</w:t>
-            </w:r>
-            <w:r>
-              <w:rPr>
-                <w:rFonts w:ascii="Arial" w:hAnsi="Arial"/>
-              </w:rPr>
-              <w:t>hed data is available.</w:t>
+                <w:rFonts w:hint="default" w:ascii="Arial" w:hAnsi="Arial" w:cs="Arial"/>
+              </w:rPr>
+              <w:br w:type="textWrapping"/>
+            </w:r>
+            <w:r>
+              <w:rPr>
+                <w:rFonts w:hint="default" w:ascii="Arial" w:hAnsi="Arial" w:cs="Arial"/>
+              </w:rPr>
+              <w:t>2. The selected tank has records for the requested period or cached data is available.</w:t>
             </w:r>
           </w:p>
         </w:tc>
@@ -1497,33 +1759,52 @@
           </w:tcPr>
           <w:p>
             <w:pPr>
-              <w:jc w:val="left"/>
-            </w:pPr>
-            <w:r>
-              <w:rPr>
-                <w:rFonts w:ascii="Arial" w:hAnsi="Arial"/>
+              <w:widowControl w:val="0"/>
+              <w:jc w:val="left"/>
+              <w:rPr>
+                <w:rFonts w:hint="default" w:ascii="Arial" w:hAnsi="Arial" w:cs="Arial"/>
+              </w:rPr>
+            </w:pPr>
+            <w:r>
+              <w:rPr>
+                <w:rFonts w:hint="default" w:ascii="Arial" w:hAnsi="Arial" w:cs="Arial"/>
               </w:rPr>
               <w:t>1. The owner opens Analytics and selects a range.</w:t>
             </w:r>
             <w:r>
               <w:rPr>
-                <w:rFonts w:ascii="Arial" w:hAnsi="Arial"/>
-              </w:rPr>
-              <w:br/>
+                <w:rFonts w:hint="default" w:ascii="Arial" w:hAnsi="Arial" w:cs="Arial"/>
+              </w:rPr>
+              <w:br w:type="textWrapping"/>
+            </w:r>
+            <w:r>
+              <w:rPr>
+                <w:rFonts w:hint="default" w:ascii="Arial" w:hAnsi="Arial" w:cs="Arial"/>
+              </w:rPr>
               <w:t>2. The system loads the appropriate history records.</w:t>
             </w:r>
             <w:r>
               <w:rPr>
-                <w:rFonts w:ascii="Arial" w:hAnsi="Arial"/>
-              </w:rPr>
-              <w:br/>
+                <w:rFonts w:hint="default" w:ascii="Arial" w:hAnsi="Arial" w:cs="Arial"/>
+              </w:rPr>
+              <w:br w:type="textWrapping"/>
+            </w:r>
+            <w:r>
+              <w:rPr>
+                <w:rFonts w:hint="default" w:ascii="Arial" w:hAnsi="Arial" w:cs="Arial"/>
+              </w:rPr>
               <w:t>3. It displays sensor charts and summary statistics.</w:t>
             </w:r>
             <w:r>
               <w:rPr>
-                <w:rFonts w:ascii="Arial" w:hAnsi="Arial"/>
-              </w:rPr>
-              <w:br/>
+                <w:rFonts w:hint="default" w:ascii="Arial" w:hAnsi="Arial" w:cs="Arial"/>
+              </w:rPr>
+              <w:br w:type="textWrapping"/>
+            </w:r>
+            <w:r>
+              <w:rPr>
+                <w:rFonts w:hint="default" w:ascii="Arial" w:hAnsi="Arial" w:cs="Arial"/>
+              </w:rPr>
               <w:t>4. The owner may select a point or open a larger chart.</w:t>
             </w:r>
           </w:p>
@@ -1540,19 +1821,17 @@
           </w:tcPr>
           <w:p>
             <w:pPr>
-              <w:jc w:val="left"/>
-            </w:pPr>
-            <w:r>
-              <w:rPr>
-                <w:rFonts w:ascii="Arial" w:hAnsi="Arial"/>
-              </w:rPr>
-              <w:t xml:space="preserve">The selected </w:t>
-            </w:r>
-            <w:r>
-              <w:rPr>
-                <w:rFonts w:ascii="Arial" w:hAnsi="Arial"/>
-              </w:rPr>
-              <w:t>history range and available statistics are displayed without changing source records.</w:t>
+              <w:widowControl w:val="0"/>
+              <w:jc w:val="left"/>
+              <w:rPr>
+                <w:rFonts w:hint="default" w:ascii="Arial" w:hAnsi="Arial" w:cs="Arial"/>
+              </w:rPr>
+            </w:pPr>
+            <w:r>
+              <w:rPr>
+                <w:rFonts w:hint="default" w:ascii="Arial" w:hAnsi="Arial" w:cs="Arial"/>
+              </w:rPr>
+              <w:t>The selected history range and available statistics are displayed without changing source records.</w:t>
             </w:r>
           </w:p>
         </w:tc>
@@ -1568,11 +1847,15 @@
           </w:tcPr>
           <w:p>
             <w:pPr>
-              <w:jc w:val="left"/>
-            </w:pPr>
-            <w:r>
-              <w:rPr>
-                <w:rFonts w:ascii="Arial" w:hAnsi="Arial"/>
+              <w:widowControl w:val="0"/>
+              <w:jc w:val="left"/>
+              <w:rPr>
+                <w:rFonts w:hint="default" w:ascii="Arial" w:hAnsi="Arial" w:cs="Arial"/>
+              </w:rPr>
+            </w:pPr>
+            <w:r>
+              <w:rPr>
+                <w:rFonts w:hint="default" w:ascii="Arial" w:hAnsi="Arial" w:cs="Arial"/>
               </w:rPr>
               <w:t>No valid records show an empty state; a failed query shows a retry or load-failure state.</w:t>
             </w:r>
@@ -1580,6 +1863,22 @@
         </w:tc>
       </w:tr>
       <w:tr>
+        <w:tblPrEx>
+          <w:tblBorders>
+            <w:top w:val="single" w:color="auto" w:sz="4" w:space="0"/>
+            <w:left w:val="single" w:color="auto" w:sz="4" w:space="0"/>
+            <w:bottom w:val="single" w:color="auto" w:sz="4" w:space="0"/>
+            <w:right w:val="single" w:color="auto" w:sz="4" w:space="0"/>
+            <w:insideH w:val="single" w:color="auto" w:sz="4" w:space="0"/>
+            <w:insideV w:val="single" w:color="auto" w:sz="4" w:space="0"/>
+          </w:tblBorders>
+          <w:tblCellMar>
+            <w:top w:w="0" w:type="dxa"/>
+            <w:left w:w="108" w:type="dxa"/>
+            <w:bottom w:w="0" w:type="dxa"/>
+            <w:right w:w="108" w:type="dxa"/>
+          </w:tblCellMar>
+        </w:tblPrEx>
         <w:trPr>
           <w:jc w:val="center"/>
         </w:trPr>
@@ -1595,11 +1894,15 @@
           </w:tcPr>
           <w:p>
             <w:pPr>
-              <w:jc w:val="left"/>
-            </w:pPr>
-            <w:r>
-              <w:rPr>
-                <w:rFonts w:ascii="Arial" w:hAnsi="Arial"/>
+              <w:widowControl w:val="0"/>
+              <w:jc w:val="left"/>
+              <w:rPr>
+                <w:rFonts w:hint="default" w:ascii="Arial" w:hAnsi="Arial" w:cs="Arial"/>
+              </w:rPr>
+            </w:pPr>
+            <w:r>
+              <w:rPr>
+                <w:rFonts w:hint="default" w:ascii="Arial" w:hAnsi="Arial" w:cs="Arial"/>
               </w:rPr>
               <w:t>View Anomaly Detection Results</w:t>
             </w:r>
@@ -1617,11 +1920,15 @@
           </w:tcPr>
           <w:p>
             <w:pPr>
+              <w:widowControl w:val="0"/>
               <w:jc w:val="center"/>
-            </w:pPr>
-            <w:r>
-              <w:rPr>
-                <w:rFonts w:ascii="Arial" w:hAnsi="Arial"/>
+              <w:rPr>
+                <w:rFonts w:hint="default" w:ascii="Arial" w:hAnsi="Arial" w:cs="Arial"/>
+              </w:rPr>
+            </w:pPr>
+            <w:r>
+              <w:rPr>
+                <w:rFonts w:hint="default" w:ascii="Arial" w:hAnsi="Arial" w:cs="Arial"/>
               </w:rPr>
               <w:t>Farm Owner</w:t>
             </w:r>
@@ -1639,26 +1946,17 @@
           </w:tcPr>
           <w:p>
             <w:pPr>
-              <w:jc w:val="left"/>
-            </w:pPr>
-            <w:r>
-              <w:rPr>
-                <w:rFonts w:ascii="Arial" w:hAnsi="Arial"/>
-              </w:rPr>
-              <w:t>Shows the latest and historical Water</w:t>
-            </w:r>
-            <w:r>
-              <w:rPr>
-                <w:rFonts w:ascii="Arial" w:hAnsi="Arial"/>
-              </w:rPr>
-              <w:t xml:space="preserve"> Quality Anomaly </w:t>
-            </w:r>
-            <w:r>
-              <w:rPr>
-                <w:rFonts w:ascii="Arial" w:hAnsi="Arial"/>
-              </w:rPr>
-              <w:lastRenderedPageBreak/>
-              <w:t>Detection result, score, contributors, directions, insight, and recommendation.</w:t>
+              <w:widowControl w:val="0"/>
+              <w:jc w:val="left"/>
+              <w:rPr>
+                <w:rFonts w:hint="default" w:ascii="Arial" w:hAnsi="Arial" w:cs="Arial"/>
+              </w:rPr>
+            </w:pPr>
+            <w:r>
+              <w:rPr>
+                <w:rFonts w:hint="default" w:ascii="Arial" w:hAnsi="Arial" w:cs="Arial"/>
+              </w:rPr>
+              <w:t>Shows the latest and historical Water Quality Anomaly Detection result, score, contributors, directions, insight, and recommendation.</w:t>
             </w:r>
           </w:p>
         </w:tc>
@@ -1674,33 +1972,35 @@
           </w:tcPr>
           <w:p>
             <w:pPr>
-              <w:jc w:val="left"/>
-            </w:pPr>
-            <w:r>
-              <w:rPr>
-                <w:rFonts w:ascii="Arial" w:hAnsi="Arial"/>
-              </w:rPr>
-              <w:lastRenderedPageBreak/>
-              <w:t>1. The Farm Owner is authenticated and has an assigned tank.</w:t>
-            </w:r>
-            <w:r>
-              <w:rPr>
-                <w:rFonts w:ascii="Arial" w:hAnsi="Arial"/>
-              </w:rPr>
-              <w:br/>
-            </w:r>
-            <w:r>
-              <w:rPr>
-                <w:rFonts w:ascii="Arial" w:hAnsi="Arial"/>
-              </w:rPr>
-              <w:lastRenderedPageBreak/>
-              <w:t xml:space="preserve">2. Approximately two hours of contiguous valid sensor history and an available model are required </w:t>
-            </w:r>
-            <w:r>
-              <w:rPr>
-                <w:rFonts w:ascii="Arial" w:hAnsi="Arial"/>
-              </w:rPr>
-              <w:t>for a result.</w:t>
+              <w:widowControl w:val="0"/>
+              <w:jc w:val="both"/>
+              <w:rPr>
+                <w:rFonts w:hint="default" w:ascii="Arial" w:hAnsi="Arial" w:cs="Arial"/>
+              </w:rPr>
+            </w:pPr>
+            <w:r>
+              <w:rPr>
+                <w:rFonts w:hint="default" w:ascii="Arial" w:hAnsi="Arial" w:cs="Arial"/>
+              </w:rPr>
+              <w:t xml:space="preserve">1. The Farm </w:t>
+            </w:r>
+            <w:r>
+              <w:rPr>
+                <w:rFonts w:hint="default" w:ascii="Arial" w:hAnsi="Arial" w:cs="Arial"/>
+              </w:rPr>
+              <w:t>Owner is authenticated and has an assigned tank.</w:t>
+            </w:r>
+            <w:r>
+              <w:rPr>
+                <w:rFonts w:hint="default" w:ascii="Arial" w:hAnsi="Arial" w:cs="Arial"/>
+              </w:rPr>
+              <w:br w:type="textWrapping"/>
+            </w:r>
+            <w:r>
+              <w:rPr>
+                <w:rFonts w:hint="default" w:ascii="Arial" w:hAnsi="Arial" w:cs="Arial"/>
+              </w:rPr>
+              <w:t>2.Approximately two hours of contiguous, valid sensor history and an available model are required for a result.</w:t>
             </w:r>
           </w:p>
         </w:tc>
@@ -1716,40 +2016,52 @@
           </w:tcPr>
           <w:p>
             <w:pPr>
-              <w:jc w:val="left"/>
-            </w:pPr>
-            <w:r>
-              <w:rPr>
-                <w:rFonts w:ascii="Arial" w:hAnsi="Arial"/>
-              </w:rPr>
-              <w:lastRenderedPageBreak/>
+              <w:widowControl w:val="0"/>
+              <w:jc w:val="left"/>
+              <w:rPr>
+                <w:rFonts w:hint="default" w:ascii="Arial" w:hAnsi="Arial" w:cs="Arial"/>
+              </w:rPr>
+            </w:pPr>
+            <w:r>
+              <w:rPr>
+                <w:rFonts w:hint="default" w:ascii="Arial" w:hAnsi="Arial" w:cs="Arial"/>
+              </w:rPr>
               <w:t>1. The scheduled analysis validates the sensor window and assignment.</w:t>
             </w:r>
             <w:r>
               <w:rPr>
-                <w:rFonts w:ascii="Arial" w:hAnsi="Arial"/>
-              </w:rPr>
-              <w:br/>
+                <w:rFonts w:hint="default" w:ascii="Arial" w:hAnsi="Arial" w:cs="Arial"/>
+              </w:rPr>
+              <w:br w:type="textWrapping"/>
+            </w:r>
+            <w:r>
+              <w:rPr>
+                <w:rFonts w:hint="default" w:ascii="Arial" w:hAnsi="Arial" w:cs="Arial"/>
+              </w:rPr>
               <w:t>2. The model analyzes the combined sensor pattern.</w:t>
             </w:r>
             <w:r>
               <w:rPr>
-                <w:rFonts w:ascii="Arial" w:hAnsi="Arial"/>
-              </w:rPr>
-              <w:br/>
-            </w:r>
-            <w:r>
-              <w:rPr>
-                <w:rFonts w:ascii="Arial" w:hAnsi="Arial"/>
-              </w:rPr>
-              <w:lastRenderedPageBreak/>
+                <w:rFonts w:hint="default" w:ascii="Arial" w:hAnsi="Arial" w:cs="Arial"/>
+              </w:rPr>
+              <w:br w:type="textWrapping"/>
+            </w:r>
+            <w:r>
+              <w:rPr>
+                <w:rFonts w:hint="default" w:ascii="Arial" w:hAnsi="Arial" w:cs="Arial"/>
+              </w:rPr>
               <w:t>3. The system stores the current and historical result.</w:t>
             </w:r>
             <w:r>
               <w:rPr>
-                <w:rFonts w:ascii="Arial" w:hAnsi="Arial"/>
-              </w:rPr>
-              <w:br/>
+                <w:rFonts w:hint="default" w:ascii="Arial" w:hAnsi="Arial" w:cs="Arial"/>
+              </w:rPr>
+              <w:br w:type="textWrapping"/>
+            </w:r>
+            <w:r>
+              <w:rPr>
+                <w:rFonts w:hint="default" w:ascii="Arial" w:hAnsi="Arial" w:cs="Arial"/>
+              </w:rPr>
               <w:t>4. The owner opens the dashboard card or anomaly history.</w:t>
             </w:r>
           </w:p>
@@ -1766,27 +2078,17 @@
           </w:tcPr>
           <w:p>
             <w:pPr>
-              <w:jc w:val="left"/>
-            </w:pPr>
-            <w:r>
-              <w:rPr>
-                <w:rFonts w:ascii="Arial" w:hAnsi="Arial"/>
-              </w:rPr>
-              <w:lastRenderedPageBreak/>
-              <w:t>An advi</w:t>
-            </w:r>
-            <w:r>
-              <w:rPr>
-                <w:rFonts w:ascii="Arial" w:hAnsi="Arial"/>
-              </w:rPr>
-              <w:t xml:space="preserve">sory Normal, Unusual, or Insufficient result is </w:t>
-            </w:r>
-            <w:r>
-              <w:rPr>
-                <w:rFonts w:ascii="Arial" w:hAnsi="Arial"/>
-              </w:rPr>
-              <w:lastRenderedPageBreak/>
-              <w:t>available for review.</w:t>
+              <w:widowControl w:val="0"/>
+              <w:jc w:val="left"/>
+              <w:rPr>
+                <w:rFonts w:hint="default" w:ascii="Arial" w:hAnsi="Arial" w:cs="Arial"/>
+              </w:rPr>
+            </w:pPr>
+            <w:r>
+              <w:rPr>
+                <w:rFonts w:hint="default" w:ascii="Arial" w:hAnsi="Arial" w:cs="Arial"/>
+              </w:rPr>
+              <w:t>An advisory Normal, Unusual, or Insufficient result is available for review.</w:t>
             </w:r>
           </w:p>
         </w:tc>
@@ -1802,26 +2104,38 @@
           </w:tcPr>
           <w:p>
             <w:pPr>
-              <w:jc w:val="left"/>
-            </w:pPr>
-            <w:r>
-              <w:rPr>
-                <w:rFonts w:ascii="Arial" w:hAnsi="Arial"/>
-              </w:rPr>
-              <w:lastRenderedPageBreak/>
-              <w:t xml:space="preserve">Missing, stale, discontinuous, or malformed data produces Insufficient or an </w:t>
-            </w:r>
-            <w:r>
-              <w:rPr>
-                <w:rFonts w:ascii="Arial" w:hAnsi="Arial"/>
-              </w:rPr>
-              <w:lastRenderedPageBreak/>
-              <w:t>unavailable-model explanation. The result does not directly control devices.</w:t>
+              <w:widowControl w:val="0"/>
+              <w:jc w:val="left"/>
+              <w:rPr>
+                <w:rFonts w:hint="default" w:ascii="Arial" w:hAnsi="Arial" w:cs="Arial"/>
+              </w:rPr>
+            </w:pPr>
+            <w:r>
+              <w:rPr>
+                <w:rFonts w:hint="default" w:ascii="Arial" w:hAnsi="Arial" w:cs="Arial"/>
+              </w:rPr>
+              <w:t>Missing, stale, discontinuous, or malformed data produces Insufficient or an unavailable-model explanation. The result does not directly control devices.</w:t>
             </w:r>
           </w:p>
         </w:tc>
       </w:tr>
       <w:tr>
+        <w:tblPrEx>
+          <w:tblBorders>
+            <w:top w:val="single" w:color="auto" w:sz="4" w:space="0"/>
+            <w:left w:val="single" w:color="auto" w:sz="4" w:space="0"/>
+            <w:bottom w:val="single" w:color="auto" w:sz="4" w:space="0"/>
+            <w:right w:val="single" w:color="auto" w:sz="4" w:space="0"/>
+            <w:insideH w:val="single" w:color="auto" w:sz="4" w:space="0"/>
+            <w:insideV w:val="single" w:color="auto" w:sz="4" w:space="0"/>
+          </w:tblBorders>
+          <w:tblCellMar>
+            <w:top w:w="0" w:type="dxa"/>
+            <w:left w:w="108" w:type="dxa"/>
+            <w:bottom w:w="0" w:type="dxa"/>
+            <w:right w:w="108" w:type="dxa"/>
+          </w:tblCellMar>
+        </w:tblPrEx>
         <w:trPr>
           <w:jc w:val="center"/>
         </w:trPr>
@@ -1837,13 +2151,16 @@
           </w:tcPr>
           <w:p>
             <w:pPr>
-              <w:jc w:val="left"/>
-            </w:pPr>
-            <w:r>
-              <w:rPr>
-                <w:rFonts w:ascii="Arial" w:hAnsi="Arial"/>
-              </w:rPr>
-              <w:lastRenderedPageBreak/>
+              <w:widowControl w:val="0"/>
+              <w:jc w:val="left"/>
+              <w:rPr>
+                <w:rFonts w:hint="default" w:ascii="Arial" w:hAnsi="Arial" w:cs="Arial"/>
+              </w:rPr>
+            </w:pPr>
+            <w:r>
+              <w:rPr>
+                <w:rFonts w:hint="default" w:ascii="Arial" w:hAnsi="Arial" w:cs="Arial"/>
+              </w:rPr>
               <w:t>Generate and Export Reports</w:t>
             </w:r>
           </w:p>
@@ -1860,19 +2177,17 @@
           </w:tcPr>
           <w:p>
             <w:pPr>
+              <w:widowControl w:val="0"/>
               <w:jc w:val="center"/>
-            </w:pPr>
-            <w:r>
-              <w:rPr>
-                <w:rFonts w:ascii="Arial" w:hAnsi="Arial"/>
-              </w:rPr>
-              <w:t>Far</w:t>
-            </w:r>
-            <w:r>
-              <w:rPr>
-                <w:rFonts w:ascii="Arial" w:hAnsi="Arial"/>
-              </w:rPr>
-              <w:t>m Owner</w:t>
+              <w:rPr>
+                <w:rFonts w:hint="default" w:ascii="Arial" w:hAnsi="Arial" w:cs="Arial"/>
+              </w:rPr>
+            </w:pPr>
+            <w:r>
+              <w:rPr>
+                <w:rFonts w:hint="default" w:ascii="Arial" w:hAnsi="Arial" w:cs="Arial"/>
+              </w:rPr>
+              <w:t>Farm Owner</w:t>
             </w:r>
           </w:p>
         </w:tc>
@@ -1888,14 +2203,17 @@
           </w:tcPr>
           <w:p>
             <w:pPr>
-              <w:spacing w:after="0"/>
-            </w:pPr>
-            <w:r>
-              <w:rPr>
-                <w:rFonts w:ascii="Arial" w:hAnsi="Arial"/>
-                <w:sz w:val="22"/>
-              </w:rPr>
-              <w:t>Creates grow-out reports for selected batch records in CSV or PDF format.</w:t>
+              <w:widowControl w:val="0"/>
+              <w:jc w:val="left"/>
+              <w:rPr>
+                <w:rFonts w:hint="default" w:ascii="Arial" w:hAnsi="Arial" w:cs="Arial"/>
+              </w:rPr>
+            </w:pPr>
+            <w:r>
+              <w:rPr>
+                <w:rFonts w:hint="default" w:ascii="Arial" w:hAnsi="Arial" w:cs="Arial"/>
+              </w:rPr>
+              <w:t>Creates grow-out reports for selected batch records in Excel or PDF format.</w:t>
             </w:r>
           </w:p>
         </w:tc>
@@ -1911,15 +2229,28 @@
           </w:tcPr>
           <w:p>
             <w:pPr>
-              <w:spacing w:after="0"/>
-            </w:pPr>
-            <w:r>
-              <w:rPr>
-                <w:rFonts w:ascii="Arial" w:hAnsi="Arial"/>
-                <w:sz w:val="22"/>
+              <w:widowControl w:val="0"/>
+              <w:jc w:val="both"/>
+              <w:rPr>
+                <w:rFonts w:hint="default" w:ascii="Arial" w:hAnsi="Arial" w:cs="Arial"/>
+              </w:rPr>
+            </w:pPr>
+            <w:r>
+              <w:rPr>
+                <w:rFonts w:hint="default" w:ascii="Arial" w:hAnsi="Arial" w:cs="Arial"/>
               </w:rPr>
               <w:t>1. The Farm Owner is authenticated.</w:t>
-              <w:br/>
+            </w:r>
+            <w:r>
+              <w:rPr>
+                <w:rFonts w:hint="default" w:ascii="Arial" w:hAnsi="Arial" w:cs="Arial"/>
+              </w:rPr>
+              <w:br w:type="textWrapping"/>
+            </w:r>
+            <w:r>
+              <w:rPr>
+                <w:rFonts w:hint="default" w:ascii="Arial" w:hAnsi="Arial" w:cs="Arial"/>
+              </w:rPr>
               <w:t>2. At least one batch with reportable batch-summary data is available.</w:t>
             </w:r>
           </w:p>
@@ -1936,21 +2267,64 @@
           </w:tcPr>
           <w:p>
             <w:pPr>
-              <w:spacing w:after="0"/>
-            </w:pPr>
-            <w:r>
-              <w:rPr>
-                <w:rFonts w:ascii="Arial" w:hAnsi="Arial"/>
-                <w:sz w:val="22"/>
+              <w:widowControl w:val="0"/>
+              <w:jc w:val="both"/>
+              <w:rPr>
+                <w:rFonts w:hint="default" w:ascii="Arial" w:hAnsi="Arial" w:cs="Arial"/>
+              </w:rPr>
+            </w:pPr>
+            <w:r>
+              <w:rPr>
+                <w:rFonts w:hint="default" w:ascii="Arial" w:hAnsi="Arial" w:cs="Arial"/>
               </w:rPr>
               <w:t>1. The owner selects Export Reports from Dashboard Quick Actions or the All Batches section in the Batch List.</w:t>
-              <w:br/>
+            </w:r>
+            <w:r>
+              <w:rPr>
+                <w:rFonts w:hint="default" w:ascii="Arial" w:hAnsi="Arial" w:cs="Arial"/>
+              </w:rPr>
+              <w:br w:type="textWrapping"/>
+            </w:r>
+            <w:r>
+              <w:rPr>
+                <w:rFonts w:hint="default" w:ascii="Arial" w:hAnsi="Arial" w:cs="Arial"/>
+              </w:rPr>
               <w:t>2. The system displays available batches in stocking-date order, and the owner selects one, several, or all batches.</w:t>
-              <w:br/>
-              <w:t>3. The owner chooses CSV or PDF and selects any combination of Sampling Records, Mortality Records, and Harvest Records; the batch summary is always included.</w:t>
-              <w:br/>
-              <w:t>4. The system loads the selected records, computes report-only summary values when needed, arranges PDF batches from earliest to latest stocking date, and generates the file.</w:t>
-              <w:br/>
+            </w:r>
+            <w:r>
+              <w:rPr>
+                <w:rFonts w:hint="default" w:ascii="Arial" w:hAnsi="Arial" w:cs="Arial"/>
+              </w:rPr>
+              <w:br w:type="textWrapping"/>
+            </w:r>
+            <w:r>
+              <w:rPr>
+                <w:rFonts w:hint="default" w:ascii="Arial" w:hAnsi="Arial" w:cs="Arial"/>
+              </w:rPr>
+              <w:t>3. The owner chooses Excel or PDF, then selects the Batch Summary and any combination of Sampling Records, Mortality Records, and Harvest Records. At least one report section must be selected.</w:t>
+            </w:r>
+            <w:r>
+              <w:rPr>
+                <w:rFonts w:hint="default" w:ascii="Arial" w:hAnsi="Arial" w:cs="Arial"/>
+              </w:rPr>
+              <w:br w:type="textWrapping"/>
+            </w:r>
+            <w:r>
+              <w:rPr>
+                <w:rFonts w:hint="default" w:ascii="Arial" w:hAnsi="Arial" w:cs="Arial"/>
+              </w:rPr>
+              <w:t>4. The system loads only the selected batch records, computes report-only summary values when needed, arranges PDF batches from earliest to latest stocking date, and generates the file.</w:t>
+            </w:r>
+            <w:r>
+              <w:rPr>
+                <w:rFonts w:hint="default" w:ascii="Arial" w:hAnsi="Arial" w:cs="Arial"/>
+              </w:rPr>
+              <w:br w:type="textWrapping"/>
+            </w:r>
+            <w:r>
+              <w:rPr>
+                <w:rFonts w:hint="default" w:ascii="Arial" w:hAnsi="Arial" w:cs="Arial"/>
+              </w:rPr>
               <w:t>5. The device share sheet opens for saving or sharing.</w:t>
             </w:r>
           </w:p>
@@ -1967,12 +2341,15 @@
           </w:tcPr>
           <w:p>
             <w:pPr>
-              <w:spacing w:after="0"/>
-            </w:pPr>
-            <w:r>
-              <w:rPr>
-                <w:rFonts w:ascii="Arial" w:hAnsi="Arial"/>
-                <w:sz w:val="22"/>
+              <w:widowControl w:val="0"/>
+              <w:jc w:val="left"/>
+              <w:rPr>
+                <w:rFonts w:hint="default" w:ascii="Arial" w:hAnsi="Arial" w:cs="Arial"/>
+              </w:rPr>
+            </w:pPr>
+            <w:r>
+              <w:rPr>
+                <w:rFonts w:hint="default" w:ascii="Arial" w:hAnsi="Arial" w:cs="Arial"/>
               </w:rPr>
               <w:t>A readable grow-out report is generated while the source records remain unchanged.</w:t>
             </w:r>
@@ -1990,12 +2367,15 @@
           </w:tcPr>
           <w:p>
             <w:pPr>
-              <w:spacing w:after="0"/>
-            </w:pPr>
-            <w:r>
-              <w:rPr>
-                <w:rFonts w:ascii="Arial" w:hAnsi="Arial"/>
-                <w:sz w:val="22"/>
+              <w:widowControl w:val="0"/>
+              <w:jc w:val="left"/>
+              <w:rPr>
+                <w:rFonts w:hint="default" w:ascii="Arial" w:hAnsi="Arial" w:cs="Arial"/>
+              </w:rPr>
+            </w:pPr>
+            <w:r>
+              <w:rPr>
+                <w:rFonts w:hint="default" w:ascii="Arial" w:hAnsi="Arial" w:cs="Arial"/>
               </w:rPr>
               <w:t>No available batch, missing reportable records, file-creation error, temporary-storage error, or sharing failure prevents report completion.</w:t>
             </w:r>
@@ -2003,6 +2383,22 @@
         </w:tc>
       </w:tr>
       <w:tr>
+        <w:tblPrEx>
+          <w:tblBorders>
+            <w:top w:val="single" w:color="auto" w:sz="4" w:space="0"/>
+            <w:left w:val="single" w:color="auto" w:sz="4" w:space="0"/>
+            <w:bottom w:val="single" w:color="auto" w:sz="4" w:space="0"/>
+            <w:right w:val="single" w:color="auto" w:sz="4" w:space="0"/>
+            <w:insideH w:val="single" w:color="auto" w:sz="4" w:space="0"/>
+            <w:insideV w:val="single" w:color="auto" w:sz="4" w:space="0"/>
+          </w:tblBorders>
+          <w:tblCellMar>
+            <w:top w:w="0" w:type="dxa"/>
+            <w:left w:w="108" w:type="dxa"/>
+            <w:bottom w:w="0" w:type="dxa"/>
+            <w:right w:w="108" w:type="dxa"/>
+          </w:tblCellMar>
+        </w:tblPrEx>
         <w:trPr>
           <w:jc w:val="center"/>
         </w:trPr>
@@ -2018,11 +2414,15 @@
           </w:tcPr>
           <w:p>
             <w:pPr>
-              <w:jc w:val="left"/>
-            </w:pPr>
-            <w:r>
-              <w:rPr>
-                <w:rFonts w:ascii="Arial" w:hAnsi="Arial"/>
+              <w:widowControl w:val="0"/>
+              <w:jc w:val="left"/>
+              <w:rPr>
+                <w:rFonts w:hint="default" w:ascii="Arial" w:hAnsi="Arial" w:cs="Arial"/>
+              </w:rPr>
+            </w:pPr>
+            <w:r>
+              <w:rPr>
+                <w:rFonts w:hint="default" w:ascii="Arial" w:hAnsi="Arial" w:cs="Arial"/>
               </w:rPr>
               <w:t>Manage Tank Grow-out Records</w:t>
             </w:r>
@@ -2040,11 +2440,15 @@
           </w:tcPr>
           <w:p>
             <w:pPr>
+              <w:widowControl w:val="0"/>
               <w:jc w:val="center"/>
-            </w:pPr>
-            <w:r>
-              <w:rPr>
-                <w:rFonts w:ascii="Arial" w:hAnsi="Arial"/>
+              <w:rPr>
+                <w:rFonts w:hint="default" w:ascii="Arial" w:hAnsi="Arial" w:cs="Arial"/>
+              </w:rPr>
+            </w:pPr>
+            <w:r>
+              <w:rPr>
+                <w:rFonts w:hint="default" w:ascii="Arial" w:hAnsi="Arial" w:cs="Arial"/>
               </w:rPr>
               <w:t>Farm Owner</w:t>
             </w:r>
@@ -2062,14 +2466,17 @@
           </w:tcPr>
           <w:p>
             <w:pPr>
-              <w:spacing w:after="0"/>
-            </w:pPr>
-            <w:r>
-              <w:rPr>
-                <w:rFonts w:ascii="Arial" w:hAnsi="Arial"/>
-                <w:sz w:val="22"/>
-              </w:rPr>
-              <w:t>Initializes and manages a grow-out batch with sampling, mortality, and harvest records while showing growth and survival summaries.</w:t>
+              <w:widowControl w:val="0"/>
+              <w:jc w:val="both"/>
+              <w:rPr>
+                <w:rFonts w:hint="default" w:ascii="Arial" w:hAnsi="Arial" w:cs="Arial"/>
+              </w:rPr>
+            </w:pPr>
+            <w:r>
+              <w:rPr>
+                <w:rFonts w:hint="default" w:ascii="Arial" w:hAnsi="Arial" w:cs="Arial"/>
+              </w:rPr>
+              <w:t>Initializes and manages a grow-out batch with individual baseline and weekly sampling records, mortality, and harvest records while showing growth and survival summaries.</w:t>
             </w:r>
           </w:p>
         </w:tc>
@@ -2085,28 +2492,29 @@
           </w:tcPr>
           <w:p>
             <w:pPr>
-              <w:jc w:val="left"/>
-            </w:pPr>
-            <w:r>
-              <w:rPr>
-                <w:rFonts w:ascii="Arial" w:hAnsi="Arial"/>
-              </w:rPr>
-              <w:lastRenderedPageBreak/>
+              <w:widowControl w:val="0"/>
+              <w:jc w:val="left"/>
+              <w:rPr>
+                <w:rFonts w:hint="default" w:ascii="Arial" w:hAnsi="Arial" w:cs="Arial"/>
+              </w:rPr>
+            </w:pPr>
+            <w:r>
+              <w:rPr>
+                <w:rFonts w:hint="default" w:ascii="Arial" w:hAnsi="Arial" w:cs="Arial"/>
+              </w:rPr>
               <w:t>1. The Farm Owner is authenticated.</w:t>
             </w:r>
             <w:r>
               <w:rPr>
-                <w:rFonts w:ascii="Arial" w:hAnsi="Arial"/>
-              </w:rPr>
-              <w:br/>
-              <w:t xml:space="preserve">2. A valid tank setup, stocking date, population, and baseline </w:t>
-            </w:r>
-            <w:r>
-              <w:rPr>
-                <w:rFonts w:ascii="Arial" w:hAnsi="Arial"/>
-              </w:rPr>
-              <w:lastRenderedPageBreak/>
-              <w:t>measurements are available.</w:t>
+                <w:rFonts w:hint="default" w:ascii="Arial" w:hAnsi="Arial" w:cs="Arial"/>
+              </w:rPr>
+              <w:br w:type="textWrapping"/>
+            </w:r>
+            <w:r>
+              <w:rPr>
+                <w:rFonts w:hint="default" w:ascii="Arial" w:hAnsi="Arial" w:cs="Arial"/>
+              </w:rPr>
+              <w:t>2. A valid tank setup, stocking date, population, and baseline measurements are available.</w:t>
             </w:r>
           </w:p>
         </w:tc>
@@ -2122,22 +2530,65 @@
           </w:tcPr>
           <w:p>
             <w:pPr>
-              <w:spacing w:after="0"/>
-            </w:pPr>
-            <w:r>
-              <w:rPr>
-                <w:rFonts w:ascii="Arial" w:hAnsi="Arial"/>
-                <w:sz w:val="22"/>
+              <w:widowControl w:val="0"/>
+              <w:jc w:val="both"/>
+              <w:rPr>
+                <w:rFonts w:hint="default" w:ascii="Arial" w:hAnsi="Arial" w:cs="Arial"/>
+              </w:rPr>
+            </w:pPr>
+            <w:r>
+              <w:rPr>
+                <w:rFonts w:hint="default" w:ascii="Arial" w:hAnsi="Arial" w:cs="Arial"/>
               </w:rPr>
               <w:t>1. The owner initializes a new batch or selects an existing batch.</w:t>
-              <w:br/>
+            </w:r>
+            <w:r>
+              <w:rPr>
+                <w:rFonts w:hint="default" w:ascii="Arial" w:hAnsi="Arial" w:cs="Arial"/>
+              </w:rPr>
+              <w:br w:type="textWrapping"/>
+            </w:r>
+            <w:r>
+              <w:rPr>
+                <w:rFonts w:hint="default" w:ascii="Arial" w:hAnsi="Arial" w:cs="Arial"/>
+              </w:rPr>
               <w:t>2. The system validates the required setup and rejects a duplicate batch name before saving.</w:t>
-              <w:br/>
-              <w:t>3. The owner records baseline and weekly sample measurements.</w:t>
-              <w:br/>
+            </w:r>
+            <w:r>
+              <w:rPr>
+                <w:rFonts w:hint="default" w:ascii="Arial" w:hAnsi="Arial" w:cs="Arial"/>
+              </w:rPr>
+              <w:br w:type="textWrapping"/>
+            </w:r>
+            <w:r>
+              <w:rPr>
+                <w:rFonts w:hint="default" w:ascii="Arial" w:hAnsi="Arial" w:cs="Arial"/>
+              </w:rPr>
+              <w:t>3. The owner records a baseline or weekly sampling session, entering each crayfish's weight and length as individual records.</w:t>
+            </w:r>
+            <w:r>
+              <w:rPr>
+                <w:rFonts w:hint="default" w:ascii="Arial" w:hAnsi="Arial" w:cs="Arial"/>
+              </w:rPr>
+              <w:br w:type="textWrapping"/>
+            </w:r>
+            <w:r>
+              <w:rPr>
+                <w:rFonts w:hint="default" w:ascii="Arial" w:hAnsi="Arial" w:cs="Arial"/>
+              </w:rPr>
               <w:t>4. The app computes ABW, ABL, biomass, growth stage, survival rate, and days in culture from the stored source measurements.</w:t>
-              <w:br/>
-              <w:t>5. The owner records mortality or harvest and reviews the updated history and trends.</w:t>
+            </w:r>
+            <w:r>
+              <w:rPr>
+                <w:rFonts w:hint="default" w:ascii="Arial" w:hAnsi="Arial" w:cs="Arial"/>
+              </w:rPr>
+              <w:br w:type="textWrapping"/>
+            </w:r>
+            <w:r>
+              <w:rPr>
+                <w:rFonts w:hint="default" w:ascii="Arial" w:hAnsi="Arial" w:cs="Arial"/>
+              </w:rPr>
+              <w:t>5. The owner reviews Sampling History and records mortality or harvest; the updated history and trends are reflected in the batch.</w:t>
             </w:r>
           </w:p>
         </w:tc>
@@ -2153,28 +2604,17 @@
           </w:tcPr>
           <w:p>
             <w:pPr>
-              <w:jc w:val="left"/>
-            </w:pPr>
-            <w:r>
-              <w:rPr>
-                <w:rFonts w:ascii="Arial" w:hAnsi="Arial"/>
-              </w:rPr>
-              <w:lastRenderedPageBreak/>
-              <w:t xml:space="preserve">Validated records are </w:t>
-            </w:r>
-            <w:proofErr w:type="gramStart"/>
-            <w:r>
-              <w:rPr>
-                <w:rFonts w:ascii="Arial" w:hAnsi="Arial"/>
-              </w:rPr>
-              <w:t>saved</w:t>
-            </w:r>
-            <w:proofErr w:type="gramEnd"/>
-            <w:r>
-              <w:rPr>
-                <w:rFonts w:ascii="Arial" w:hAnsi="Arial"/>
-              </w:rPr>
-              <w:t xml:space="preserve"> and the dashboard, overview, and trend displays are updated.</w:t>
+              <w:widowControl w:val="0"/>
+              <w:jc w:val="left"/>
+              <w:rPr>
+                <w:rFonts w:hint="default" w:ascii="Arial" w:hAnsi="Arial" w:cs="Arial"/>
+              </w:rPr>
+            </w:pPr>
+            <w:r>
+              <w:rPr>
+                <w:rFonts w:hint="default" w:ascii="Arial" w:hAnsi="Arial" w:cs="Arial"/>
+              </w:rPr>
+              <w:t>Validated records are saved and the dashboard, overview, and trend displays are updated.</w:t>
             </w:r>
           </w:p>
         </w:tc>
@@ -2190,12 +2630,15 @@
           </w:tcPr>
           <w:p>
             <w:pPr>
-              <w:spacing w:after="0"/>
-            </w:pPr>
-            <w:r>
-              <w:rPr>
-                <w:rFonts w:ascii="Arial" w:hAnsi="Arial"/>
-                <w:sz w:val="22"/>
+              <w:widowControl w:val="0"/>
+              <w:jc w:val="left"/>
+              <w:rPr>
+                <w:rFonts w:hint="default" w:ascii="Arial" w:hAnsi="Arial" w:cs="Arial"/>
+              </w:rPr>
+            </w:pPr>
+            <w:r>
+              <w:rPr>
+                <w:rFonts w:hint="default" w:ascii="Arial" w:hAnsi="Arial" w:cs="Arial"/>
               </w:rPr>
               <w:t>Invalid measurements, an incorrect sampling interval, a duplicate batch name, an invalid sample size, insufficient population, or counts above the available population are rejected.</w:t>
             </w:r>
@@ -2203,6 +2646,22 @@
         </w:tc>
       </w:tr>
       <w:tr>
+        <w:tblPrEx>
+          <w:tblBorders>
+            <w:top w:val="single" w:color="auto" w:sz="4" w:space="0"/>
+            <w:left w:val="single" w:color="auto" w:sz="4" w:space="0"/>
+            <w:bottom w:val="single" w:color="auto" w:sz="4" w:space="0"/>
+            <w:right w:val="single" w:color="auto" w:sz="4" w:space="0"/>
+            <w:insideH w:val="single" w:color="auto" w:sz="4" w:space="0"/>
+            <w:insideV w:val="single" w:color="auto" w:sz="4" w:space="0"/>
+          </w:tblBorders>
+          <w:tblCellMar>
+            <w:top w:w="0" w:type="dxa"/>
+            <w:left w:w="108" w:type="dxa"/>
+            <w:bottom w:w="0" w:type="dxa"/>
+            <w:right w:w="108" w:type="dxa"/>
+          </w:tblCellMar>
+        </w:tblPrEx>
         <w:trPr>
           <w:jc w:val="center"/>
         </w:trPr>
@@ -2218,13 +2677,16 @@
           </w:tcPr>
           <w:p>
             <w:pPr>
-              <w:jc w:val="left"/>
-            </w:pPr>
-            <w:r>
-              <w:rPr>
-                <w:rFonts w:ascii="Arial" w:hAnsi="Arial"/>
-              </w:rPr>
-              <w:lastRenderedPageBreak/>
+              <w:widowControl w:val="0"/>
+              <w:jc w:val="left"/>
+              <w:rPr>
+                <w:rFonts w:hint="default" w:ascii="Arial" w:hAnsi="Arial" w:cs="Arial"/>
+              </w:rPr>
+            </w:pPr>
+            <w:r>
+              <w:rPr>
+                <w:rFonts w:hint="default" w:ascii="Arial" w:hAnsi="Arial" w:cs="Arial"/>
+              </w:rPr>
               <w:t>Manage User Accounts</w:t>
             </w:r>
           </w:p>
@@ -2241,11 +2703,15 @@
           </w:tcPr>
           <w:p>
             <w:pPr>
+              <w:widowControl w:val="0"/>
               <w:jc w:val="center"/>
-            </w:pPr>
-            <w:r>
-              <w:rPr>
-                <w:rFonts w:ascii="Arial" w:hAnsi="Arial"/>
+              <w:rPr>
+                <w:rFonts w:hint="default" w:ascii="Arial" w:hAnsi="Arial" w:cs="Arial"/>
+              </w:rPr>
+            </w:pPr>
+            <w:r>
+              <w:rPr>
+                <w:rFonts w:hint="default" w:ascii="Arial" w:hAnsi="Arial" w:cs="Arial"/>
               </w:rPr>
               <w:t>System Admin</w:t>
             </w:r>
@@ -2263,11 +2729,15 @@
           </w:tcPr>
           <w:p>
             <w:pPr>
-              <w:jc w:val="left"/>
-            </w:pPr>
-            <w:r>
-              <w:rPr>
-                <w:rFonts w:ascii="Arial" w:hAnsi="Arial"/>
+              <w:widowControl w:val="0"/>
+              <w:jc w:val="left"/>
+              <w:rPr>
+                <w:rFonts w:hint="default" w:ascii="Arial" w:hAnsi="Arial" w:cs="Arial"/>
+              </w:rPr>
+            </w:pPr>
+            <w:r>
+              <w:rPr>
+                <w:rFonts w:hint="default" w:ascii="Arial" w:hAnsi="Arial" w:cs="Arial"/>
               </w:rPr>
               <w:t>Reviews, searches, filters, and enables or disables registered user accounts.</w:t>
             </w:r>
@@ -2285,25 +2755,28 @@
           </w:tcPr>
           <w:p>
             <w:pPr>
-              <w:jc w:val="left"/>
-            </w:pPr>
-            <w:r>
-              <w:rPr>
-                <w:rFonts w:ascii="Arial" w:hAnsi="Arial"/>
-              </w:rPr>
-              <w:t>1. The System Admin is au</w:t>
-            </w:r>
-            <w:r>
-              <w:rPr>
-                <w:rFonts w:ascii="Arial" w:hAnsi="Arial"/>
-              </w:rPr>
-              <w:t>thenticated with the admin role.</w:t>
-            </w:r>
-            <w:r>
-              <w:rPr>
-                <w:rFonts w:ascii="Arial" w:hAnsi="Arial"/>
-              </w:rPr>
-              <w:br/>
+              <w:widowControl w:val="0"/>
+              <w:jc w:val="left"/>
+              <w:rPr>
+                <w:rFonts w:hint="default" w:ascii="Arial" w:hAnsi="Arial" w:cs="Arial"/>
+              </w:rPr>
+            </w:pPr>
+            <w:r>
+              <w:rPr>
+                <w:rFonts w:hint="default" w:ascii="Arial" w:hAnsi="Arial" w:cs="Arial"/>
+              </w:rPr>
+              <w:t>1. The System Admin is authenticated with the admin role.</w:t>
+            </w:r>
+            <w:r>
+              <w:rPr>
+                <w:rFonts w:hint="default" w:ascii="Arial" w:hAnsi="Arial" w:cs="Arial"/>
+              </w:rPr>
+              <w:br w:type="textWrapping"/>
+            </w:r>
+            <w:r>
+              <w:rPr>
+                <w:rFonts w:hint="default" w:ascii="Arial" w:hAnsi="Arial" w:cs="Arial"/>
+              </w:rPr>
               <w:t>2. User profiles are accessible.</w:t>
             </w:r>
           </w:p>
@@ -2320,54 +2793,53 @@
           </w:tcPr>
           <w:p>
             <w:pPr>
-              <w:jc w:val="left"/>
-            </w:pPr>
-            <w:r>
-              <w:rPr>
-                <w:rFonts w:ascii="Arial" w:hAnsi="Arial"/>
-              </w:rPr>
-              <w:t xml:space="preserve">1. The admin opens the </w:t>
-            </w:r>
-            <w:proofErr w:type="gramStart"/>
-            <w:r>
-              <w:rPr>
-                <w:rFonts w:ascii="Arial" w:hAnsi="Arial"/>
-              </w:rPr>
-              <w:t>Admin</w:t>
-            </w:r>
-            <w:proofErr w:type="gramEnd"/>
-            <w:r>
-              <w:rPr>
-                <w:rFonts w:ascii="Arial" w:hAnsi="Arial"/>
-              </w:rPr>
-              <w:t xml:space="preserve"> screen.</w:t>
-            </w:r>
-            <w:r>
-              <w:rPr>
-                <w:rFonts w:ascii="Arial" w:hAnsi="Arial"/>
-              </w:rPr>
-              <w:br/>
+              <w:widowControl w:val="0"/>
+              <w:jc w:val="left"/>
+              <w:rPr>
+                <w:rFonts w:hint="default" w:ascii="Arial" w:hAnsi="Arial" w:cs="Arial"/>
+              </w:rPr>
+            </w:pPr>
+            <w:r>
+              <w:rPr>
+                <w:rFonts w:hint="default" w:ascii="Arial" w:hAnsi="Arial" w:cs="Arial"/>
+              </w:rPr>
+              <w:t>1. The admin opens the Admin screen.</w:t>
+            </w:r>
+            <w:r>
+              <w:rPr>
+                <w:rFonts w:hint="default" w:ascii="Arial" w:hAnsi="Arial" w:cs="Arial"/>
+              </w:rPr>
+              <w:br w:type="textWrapping"/>
+            </w:r>
+            <w:r>
+              <w:rPr>
+                <w:rFonts w:hint="default" w:ascii="Arial" w:hAnsi="Arial" w:cs="Arial"/>
+              </w:rPr>
               <w:t>2. The system loads account lists and statistics.</w:t>
             </w:r>
             <w:r>
               <w:rPr>
-                <w:rFonts w:ascii="Arial" w:hAnsi="Arial"/>
-              </w:rPr>
-              <w:br/>
+                <w:rFonts w:hint="default" w:ascii="Arial" w:hAnsi="Arial" w:cs="Arial"/>
+              </w:rPr>
+              <w:br w:type="textWrapping"/>
+            </w:r>
+            <w:r>
+              <w:rPr>
+                <w:rFonts w:hint="default" w:ascii="Arial" w:hAnsi="Arial" w:cs="Arial"/>
+              </w:rPr>
               <w:t>3. The admin filters or searches accounts and opens a record.</w:t>
             </w:r>
             <w:r>
               <w:rPr>
-                <w:rFonts w:ascii="Arial" w:hAnsi="Arial"/>
-              </w:rPr>
-              <w:br/>
-              <w:t xml:space="preserve">4. After confirmation, the admin changes </w:t>
-            </w:r>
-            <w:r>
-              <w:rPr>
-                <w:rFonts w:ascii="Arial" w:hAnsi="Arial"/>
-              </w:rPr>
-              <w:t>the account status.</w:t>
+                <w:rFonts w:hint="default" w:ascii="Arial" w:hAnsi="Arial" w:cs="Arial"/>
+              </w:rPr>
+              <w:br w:type="textWrapping"/>
+            </w:r>
+            <w:r>
+              <w:rPr>
+                <w:rFonts w:hint="default" w:ascii="Arial" w:hAnsi="Arial" w:cs="Arial"/>
+              </w:rPr>
+              <w:t>4. After confirmation, the admin changes the account status.</w:t>
             </w:r>
           </w:p>
         </w:tc>
@@ -2383,11 +2855,15 @@
           </w:tcPr>
           <w:p>
             <w:pPr>
-              <w:jc w:val="left"/>
-            </w:pPr>
-            <w:r>
-              <w:rPr>
-                <w:rFonts w:ascii="Arial" w:hAnsi="Arial"/>
+              <w:widowControl w:val="0"/>
+              <w:jc w:val="left"/>
+              <w:rPr>
+                <w:rFonts w:hint="default" w:ascii="Arial" w:hAnsi="Arial" w:cs="Arial"/>
+              </w:rPr>
+            </w:pPr>
+            <w:r>
+              <w:rPr>
+                <w:rFonts w:hint="default" w:ascii="Arial" w:hAnsi="Arial" w:cs="Arial"/>
               </w:rPr>
               <w:t>The account list and selected status are updated; disabled owners cannot sign in until re-enabled.</w:t>
             </w:r>
@@ -2405,11 +2881,15 @@
           </w:tcPr>
           <w:p>
             <w:pPr>
-              <w:jc w:val="left"/>
-            </w:pPr>
-            <w:r>
-              <w:rPr>
-                <w:rFonts w:ascii="Arial" w:hAnsi="Arial"/>
+              <w:widowControl w:val="0"/>
+              <w:jc w:val="left"/>
+              <w:rPr>
+                <w:rFonts w:hint="default" w:ascii="Arial" w:hAnsi="Arial" w:cs="Arial"/>
+              </w:rPr>
+            </w:pPr>
+            <w:r>
+              <w:rPr>
+                <w:rFonts w:hint="default" w:ascii="Arial" w:hAnsi="Arial" w:cs="Arial"/>
               </w:rPr>
               <w:t>The admin cannot disable the current admin account. Missing records, permissions, or network failures prevent the change.</w:t>
             </w:r>
@@ -2417,6 +2897,22 @@
         </w:tc>
       </w:tr>
       <w:tr>
+        <w:tblPrEx>
+          <w:tblBorders>
+            <w:top w:val="single" w:color="auto" w:sz="4" w:space="0"/>
+            <w:left w:val="single" w:color="auto" w:sz="4" w:space="0"/>
+            <w:bottom w:val="single" w:color="auto" w:sz="4" w:space="0"/>
+            <w:right w:val="single" w:color="auto" w:sz="4" w:space="0"/>
+            <w:insideH w:val="single" w:color="auto" w:sz="4" w:space="0"/>
+            <w:insideV w:val="single" w:color="auto" w:sz="4" w:space="0"/>
+          </w:tblBorders>
+          <w:tblCellMar>
+            <w:top w:w="0" w:type="dxa"/>
+            <w:left w:w="108" w:type="dxa"/>
+            <w:bottom w:w="0" w:type="dxa"/>
+            <w:right w:w="108" w:type="dxa"/>
+          </w:tblCellMar>
+        </w:tblPrEx>
         <w:trPr>
           <w:jc w:val="center"/>
         </w:trPr>
@@ -2432,19 +2928,17 @@
           </w:tcPr>
           <w:p>
             <w:pPr>
-              <w:jc w:val="left"/>
-            </w:pPr>
-            <w:r>
-              <w:rPr>
-                <w:rFonts w:ascii="Arial" w:hAnsi="Arial"/>
-              </w:rPr>
-              <w:t xml:space="preserve">Manage </w:t>
-            </w:r>
-            <w:r>
-              <w:rPr>
-                <w:rFonts w:ascii="Arial" w:hAnsi="Arial"/>
-              </w:rPr>
-              <w:t>Water Thresholds</w:t>
+              <w:widowControl w:val="0"/>
+              <w:jc w:val="left"/>
+              <w:rPr>
+                <w:rFonts w:hint="default" w:ascii="Arial" w:hAnsi="Arial" w:cs="Arial"/>
+              </w:rPr>
+            </w:pPr>
+            <w:r>
+              <w:rPr>
+                <w:rFonts w:hint="default" w:ascii="Arial" w:hAnsi="Arial" w:cs="Arial"/>
+              </w:rPr>
+              <w:t>Manage Sensor Thresholds</w:t>
             </w:r>
           </w:p>
         </w:tc>
@@ -2460,11 +2954,15 @@
           </w:tcPr>
           <w:p>
             <w:pPr>
+              <w:widowControl w:val="0"/>
               <w:jc w:val="center"/>
-            </w:pPr>
-            <w:r>
-              <w:rPr>
-                <w:rFonts w:ascii="Arial" w:hAnsi="Arial"/>
+              <w:rPr>
+                <w:rFonts w:hint="default" w:ascii="Arial" w:hAnsi="Arial" w:cs="Arial"/>
+              </w:rPr>
+            </w:pPr>
+            <w:r>
+              <w:rPr>
+                <w:rFonts w:hint="default" w:ascii="Arial" w:hAnsi="Arial" w:cs="Arial"/>
               </w:rPr>
               <w:t>Farm Owner</w:t>
             </w:r>
@@ -2482,13 +2980,17 @@
           </w:tcPr>
           <w:p>
             <w:pPr>
-              <w:jc w:val="left"/>
-            </w:pPr>
-            <w:r>
-              <w:rPr>
-                <w:rFonts w:ascii="Arial" w:hAnsi="Arial"/>
-              </w:rPr>
-              <w:t>Updates water-sensor limits and feed-level settings used by status, alerts, and feeder safety checks.</w:t>
+              <w:widowControl w:val="0"/>
+              <w:jc w:val="left"/>
+              <w:rPr>
+                <w:rFonts w:hint="default" w:ascii="Arial" w:hAnsi="Arial" w:cs="Arial"/>
+              </w:rPr>
+            </w:pPr>
+            <w:r>
+              <w:rPr>
+                <w:rFonts w:hint="default" w:ascii="Arial" w:hAnsi="Arial" w:cs="Arial"/>
+              </w:rPr>
+              <w:t>Updates the configured sensor thresholds used for readings, status indicators, alerts, and applicable feeder safety checks.</w:t>
             </w:r>
           </w:p>
         </w:tc>
@@ -2504,20 +3006,29 @@
           </w:tcPr>
           <w:p>
             <w:pPr>
-              <w:jc w:val="left"/>
-            </w:pPr>
-            <w:r>
-              <w:rPr>
-                <w:rFonts w:ascii="Arial" w:hAnsi="Arial"/>
+              <w:widowControl w:val="0"/>
+              <w:jc w:val="left"/>
+              <w:rPr>
+                <w:rFonts w:hint="default" w:ascii="Arial" w:hAnsi="Arial" w:cs="Arial"/>
+              </w:rPr>
+            </w:pPr>
+            <w:r>
+              <w:rPr>
+                <w:rFonts w:hint="default" w:ascii="Arial" w:hAnsi="Arial" w:cs="Arial"/>
               </w:rPr>
               <w:t>1. The Farm Owner is authenticated.</w:t>
             </w:r>
             <w:r>
               <w:rPr>
-                <w:rFonts w:ascii="Arial" w:hAnsi="Arial"/>
-              </w:rPr>
-              <w:br/>
-              <w:t>2. An initialized tank and current settings are available.</w:t>
+                <w:rFonts w:hint="default" w:ascii="Arial" w:hAnsi="Arial" w:cs="Arial"/>
+              </w:rPr>
+              <w:br w:type="textWrapping"/>
+            </w:r>
+            <w:r>
+              <w:rPr>
+                <w:rFonts w:hint="default" w:ascii="Arial" w:hAnsi="Arial" w:cs="Arial"/>
+              </w:rPr>
+              <w:t>2. The tank is initialized and its sensor threshold settings are available.</w:t>
             </w:r>
           </w:p>
         </w:tc>
@@ -2533,33 +3044,41 @@
           </w:tcPr>
           <w:p>
             <w:pPr>
-              <w:jc w:val="left"/>
-            </w:pPr>
-            <w:r>
-              <w:rPr>
-                <w:rFonts w:ascii="Arial" w:hAnsi="Arial"/>
-              </w:rPr>
-              <w:t>1. The owner opens Sensor Thres</w:t>
-            </w:r>
-            <w:r>
-              <w:rPr>
-                <w:rFonts w:ascii="Arial" w:hAnsi="Arial"/>
-              </w:rPr>
-              <w:t>holds.</w:t>
-            </w:r>
-            <w:r>
-              <w:rPr>
-                <w:rFonts w:ascii="Arial" w:hAnsi="Arial"/>
-              </w:rPr>
-              <w:br/>
-              <w:t>2. The owner edits sensor ranges or feed-level limits and hopper capacity.</w:t>
-            </w:r>
-            <w:r>
-              <w:rPr>
-                <w:rFonts w:ascii="Arial" w:hAnsi="Arial"/>
-              </w:rPr>
-              <w:br/>
-              <w:t>3. The app validates safe bounds and saves the settings to the owner tank.</w:t>
+              <w:widowControl w:val="0"/>
+              <w:jc w:val="left"/>
+              <w:rPr>
+                <w:rFonts w:hint="default" w:ascii="Arial" w:hAnsi="Arial" w:cs="Arial"/>
+              </w:rPr>
+            </w:pPr>
+            <w:r>
+              <w:rPr>
+                <w:rFonts w:hint="default" w:ascii="Arial" w:hAnsi="Arial" w:cs="Arial"/>
+              </w:rPr>
+              <w:t>1. The owner opens Sensor Thresholds.</w:t>
+            </w:r>
+            <w:r>
+              <w:rPr>
+                <w:rFonts w:hint="default" w:ascii="Arial" w:hAnsi="Arial" w:cs="Arial"/>
+              </w:rPr>
+              <w:br w:type="textWrapping"/>
+            </w:r>
+            <w:r>
+              <w:rPr>
+                <w:rFonts w:hint="default" w:ascii="Arial" w:hAnsi="Arial" w:cs="Arial"/>
+              </w:rPr>
+              <w:t>2. The owner selects a sensor group and edits its thresholds. Temperature, pH, dissolved oxygen, and turbidity use minimum and maximum ranges. Water Level uses Low and Critical values in cm. Feed Level uses Low and Critical values in percent.</w:t>
+            </w:r>
+            <w:r>
+              <w:rPr>
+                <w:rFonts w:hint="default" w:ascii="Arial" w:hAnsi="Arial" w:cs="Arial"/>
+              </w:rPr>
+              <w:br w:type="textWrapping"/>
+            </w:r>
+            <w:r>
+              <w:rPr>
+                <w:rFonts w:hint="default" w:ascii="Arial" w:hAnsi="Arial" w:cs="Arial"/>
+              </w:rPr>
+              <w:t>3. The app validates the values and saves the applicable fields to the initialized tank's sensor-threshold documents.</w:t>
             </w:r>
           </w:p>
         </w:tc>
@@ -2575,13 +3094,17 @@
           </w:tcPr>
           <w:p>
             <w:pPr>
-              <w:jc w:val="left"/>
-            </w:pPr>
-            <w:r>
-              <w:rPr>
-                <w:rFonts w:ascii="Arial" w:hAnsi="Arial"/>
-              </w:rPr>
-              <w:t>Valid settings are saved and used by applicable dashboard, notification, and feeder rules.</w:t>
+              <w:widowControl w:val="0"/>
+              <w:jc w:val="left"/>
+              <w:rPr>
+                <w:rFonts w:hint="default" w:ascii="Arial" w:hAnsi="Arial" w:cs="Arial"/>
+              </w:rPr>
+            </w:pPr>
+            <w:r>
+              <w:rPr>
+                <w:rFonts w:hint="default" w:ascii="Arial" w:hAnsi="Arial" w:cs="Arial"/>
+              </w:rPr>
+              <w:t>The valid threshold values are saved and used by the applicable dashboard, analytics, notification, and feeder-safety behavior.</w:t>
             </w:r>
           </w:p>
         </w:tc>
@@ -2597,24 +3120,38 @@
           </w:tcPr>
           <w:p>
             <w:pPr>
-              <w:jc w:val="left"/>
-            </w:pPr>
-            <w:r>
-              <w:rPr>
-                <w:rFonts w:ascii="Arial" w:hAnsi="Arial"/>
-              </w:rPr>
-              <w:t>Invalid,</w:t>
-            </w:r>
-            <w:r>
-              <w:rPr>
-                <w:rFonts w:ascii="Arial" w:hAnsi="Arial"/>
-              </w:rPr>
-              <w:t xml:space="preserve"> reversed, out-of-range, or failed writes retain the previous valid settings.</w:t>
+              <w:widowControl w:val="0"/>
+              <w:jc w:val="left"/>
+              <w:rPr>
+                <w:rFonts w:hint="default" w:ascii="Arial" w:hAnsi="Arial" w:cs="Arial"/>
+              </w:rPr>
+            </w:pPr>
+            <w:r>
+              <w:rPr>
+                <w:rFonts w:hint="default" w:ascii="Arial" w:hAnsi="Arial" w:cs="Arial"/>
+              </w:rPr>
+              <w:t>Missing, invalid, reversed, or out-of-bounds values, or a failed save, prevent the update; the previous saved thresholds remain in effect.</w:t>
             </w:r>
           </w:p>
         </w:tc>
       </w:tr>
       <w:tr>
+        <w:tblPrEx>
+          <w:tblBorders>
+            <w:top w:val="single" w:color="auto" w:sz="4" w:space="0"/>
+            <w:left w:val="single" w:color="auto" w:sz="4" w:space="0"/>
+            <w:bottom w:val="single" w:color="auto" w:sz="4" w:space="0"/>
+            <w:right w:val="single" w:color="auto" w:sz="4" w:space="0"/>
+            <w:insideH w:val="single" w:color="auto" w:sz="4" w:space="0"/>
+            <w:insideV w:val="single" w:color="auto" w:sz="4" w:space="0"/>
+          </w:tblBorders>
+          <w:tblCellMar>
+            <w:top w:w="0" w:type="dxa"/>
+            <w:left w:w="108" w:type="dxa"/>
+            <w:bottom w:w="0" w:type="dxa"/>
+            <w:right w:w="108" w:type="dxa"/>
+          </w:tblCellMar>
+        </w:tblPrEx>
         <w:trPr>
           <w:jc w:val="center"/>
         </w:trPr>
@@ -2630,11 +3167,15 @@
           </w:tcPr>
           <w:p>
             <w:pPr>
-              <w:jc w:val="left"/>
-            </w:pPr>
-            <w:r>
-              <w:rPr>
-                <w:rFonts w:ascii="Arial" w:hAnsi="Arial"/>
+              <w:widowControl w:val="0"/>
+              <w:jc w:val="left"/>
+              <w:rPr>
+                <w:rFonts w:hint="default" w:ascii="Arial" w:hAnsi="Arial" w:cs="Arial"/>
+              </w:rPr>
+            </w:pPr>
+            <w:r>
+              <w:rPr>
+                <w:rFonts w:hint="default" w:ascii="Arial" w:hAnsi="Arial" w:cs="Arial"/>
               </w:rPr>
               <w:t>Manage Personal Account</w:t>
             </w:r>
@@ -2652,11 +3193,15 @@
           </w:tcPr>
           <w:p>
             <w:pPr>
+              <w:widowControl w:val="0"/>
               <w:jc w:val="center"/>
-            </w:pPr>
-            <w:r>
-              <w:rPr>
-                <w:rFonts w:ascii="Arial" w:hAnsi="Arial"/>
+              <w:rPr>
+                <w:rFonts w:hint="default" w:ascii="Arial" w:hAnsi="Arial" w:cs="Arial"/>
+              </w:rPr>
+            </w:pPr>
+            <w:r>
+              <w:rPr>
+                <w:rFonts w:hint="default" w:ascii="Arial" w:hAnsi="Arial" w:cs="Arial"/>
               </w:rPr>
               <w:t>Farm Owner, System Admin</w:t>
             </w:r>
@@ -2674,20 +3219,17 @@
           </w:tcPr>
           <w:p>
             <w:pPr>
-              <w:jc w:val="left"/>
-            </w:pPr>
-            <w:r>
-              <w:rPr>
-                <w:rFonts w:ascii="Arial" w:hAnsi="Arial"/>
-              </w:rPr>
-              <w:t xml:space="preserve">Updates permitted profile information and password </w:t>
-            </w:r>
-            <w:r>
-              <w:rPr>
-                <w:rFonts w:ascii="Arial" w:hAnsi="Arial"/>
-              </w:rPr>
-              <w:lastRenderedPageBreak/>
-              <w:t>credentials according to the sign-in method.</w:t>
+              <w:widowControl w:val="0"/>
+              <w:jc w:val="left"/>
+              <w:rPr>
+                <w:rFonts w:hint="default" w:ascii="Arial" w:hAnsi="Arial" w:cs="Arial"/>
+              </w:rPr>
+            </w:pPr>
+            <w:r>
+              <w:rPr>
+                <w:rFonts w:hint="default" w:ascii="Arial" w:hAnsi="Arial" w:cs="Arial"/>
+              </w:rPr>
+              <w:t>Updates permitted profile information and password credentials according to the sign-in method.</w:t>
             </w:r>
           </w:p>
         </w:tc>
@@ -2703,32 +3245,28 @@
           </w:tcPr>
           <w:p>
             <w:pPr>
-              <w:jc w:val="left"/>
-            </w:pPr>
-            <w:r>
-              <w:rPr>
-                <w:rFonts w:ascii="Arial" w:hAnsi="Arial"/>
-              </w:rPr>
-              <w:lastRenderedPageBreak/>
-              <w:t>1. The user is authenticated and</w:t>
-            </w:r>
-            <w:r>
-              <w:rPr>
-                <w:rFonts w:ascii="Arial" w:hAnsi="Arial"/>
-              </w:rPr>
-              <w:t xml:space="preserve"> opens Profile and Settings.</w:t>
-            </w:r>
-            <w:r>
-              <w:rPr>
-                <w:rFonts w:ascii="Arial" w:hAnsi="Arial"/>
-              </w:rPr>
-              <w:br/>
-            </w:r>
-            <w:r>
-              <w:rPr>
-                <w:rFonts w:ascii="Arial" w:hAnsi="Arial"/>
-              </w:rPr>
-              <w:lastRenderedPageBreak/>
+              <w:widowControl w:val="0"/>
+              <w:jc w:val="left"/>
+              <w:rPr>
+                <w:rFonts w:hint="default" w:ascii="Arial" w:hAnsi="Arial" w:cs="Arial"/>
+              </w:rPr>
+            </w:pPr>
+            <w:r>
+              <w:rPr>
+                <w:rFonts w:hint="default" w:ascii="Arial" w:hAnsi="Arial" w:cs="Arial"/>
+              </w:rPr>
+              <w:t>1. The user is authenticated and opens Profile and Settings.</w:t>
+            </w:r>
+            <w:r>
+              <w:rPr>
+                <w:rFonts w:hint="default" w:ascii="Arial" w:hAnsi="Arial" w:cs="Arial"/>
+              </w:rPr>
+              <w:br w:type="textWrapping"/>
+            </w:r>
+            <w:r>
+              <w:rPr>
+                <w:rFonts w:hint="default" w:ascii="Arial" w:hAnsi="Arial" w:cs="Arial"/>
+              </w:rPr>
               <w:t>2. Profile and password inputs meet the required rules.</w:t>
             </w:r>
           </w:p>
@@ -2745,41 +3283,41 @@
           </w:tcPr>
           <w:p>
             <w:pPr>
-              <w:jc w:val="left"/>
-            </w:pPr>
-            <w:r>
-              <w:rPr>
-                <w:rFonts w:ascii="Arial" w:hAnsi="Arial"/>
-              </w:rPr>
-              <w:lastRenderedPageBreak/>
+              <w:widowControl w:val="0"/>
+              <w:jc w:val="left"/>
+              <w:rPr>
+                <w:rFonts w:hint="default" w:ascii="Arial" w:hAnsi="Arial" w:cs="Arial"/>
+              </w:rPr>
+            </w:pPr>
+            <w:r>
+              <w:rPr>
+                <w:rFonts w:hint="default" w:ascii="Arial" w:hAnsi="Arial" w:cs="Arial"/>
+              </w:rPr>
               <w:t>1. The user edits the name or profile picture and saves.</w:t>
             </w:r>
             <w:r>
               <w:rPr>
-                <w:rFonts w:ascii="Arial" w:hAnsi="Arial"/>
-              </w:rPr>
-              <w:br/>
-              <w:t xml:space="preserve">2. The user changes or creates a password when </w:t>
-            </w:r>
-            <w:r>
-              <w:rPr>
-                <w:rFonts w:ascii="Arial" w:hAnsi="Arial"/>
-              </w:rPr>
-              <w:lastRenderedPageBreak/>
-              <w:t>supported.</w:t>
-            </w:r>
-            <w:r>
-              <w:rPr>
-                <w:rFonts w:ascii="Arial" w:hAnsi="Arial"/>
-              </w:rPr>
-              <w:br/>
-              <w:t>3. The system updates the profile or credential after va</w:t>
-            </w:r>
-            <w:r>
-              <w:rPr>
-                <w:rFonts w:ascii="Arial" w:hAnsi="Arial"/>
-              </w:rPr>
-              <w:t>lidation.</w:t>
+                <w:rFonts w:hint="default" w:ascii="Arial" w:hAnsi="Arial" w:cs="Arial"/>
+              </w:rPr>
+              <w:br w:type="textWrapping"/>
+            </w:r>
+            <w:r>
+              <w:rPr>
+                <w:rFonts w:hint="default" w:ascii="Arial" w:hAnsi="Arial" w:cs="Arial"/>
+              </w:rPr>
+              <w:t>2. The user changes or creates a password when supported.</w:t>
+            </w:r>
+            <w:r>
+              <w:rPr>
+                <w:rFonts w:hint="default" w:ascii="Arial" w:hAnsi="Arial" w:cs="Arial"/>
+              </w:rPr>
+              <w:br w:type="textWrapping"/>
+            </w:r>
+            <w:r>
+              <w:rPr>
+                <w:rFonts w:hint="default" w:ascii="Arial" w:hAnsi="Arial" w:cs="Arial"/>
+              </w:rPr>
+              <w:t>3. The system updates the profile or credential after validation.</w:t>
             </w:r>
           </w:p>
         </w:tc>
@@ -2795,21 +3333,17 @@
           </w:tcPr>
           <w:p>
             <w:pPr>
-              <w:jc w:val="left"/>
-            </w:pPr>
-            <w:r>
-              <w:rPr>
-                <w:rFonts w:ascii="Arial" w:hAnsi="Arial"/>
-              </w:rPr>
-              <w:lastRenderedPageBreak/>
-              <w:t xml:space="preserve">The permitted account information or password credential is </w:t>
-            </w:r>
-            <w:r>
-              <w:rPr>
-                <w:rFonts w:ascii="Arial" w:hAnsi="Arial"/>
-              </w:rPr>
-              <w:lastRenderedPageBreak/>
-              <w:t>updated.</w:t>
+              <w:widowControl w:val="0"/>
+              <w:jc w:val="left"/>
+              <w:rPr>
+                <w:rFonts w:hint="default" w:ascii="Arial" w:hAnsi="Arial" w:cs="Arial"/>
+              </w:rPr>
+            </w:pPr>
+            <w:r>
+              <w:rPr>
+                <w:rFonts w:hint="default" w:ascii="Arial" w:hAnsi="Arial" w:cs="Arial"/>
+              </w:rPr>
+              <w:t>The permitted account information or password credential is updated.</w:t>
             </w:r>
           </w:p>
         </w:tc>
@@ -2825,26 +3359,38 @@
           </w:tcPr>
           <w:p>
             <w:pPr>
-              <w:jc w:val="left"/>
-            </w:pPr>
-            <w:r>
-              <w:rPr>
-                <w:rFonts w:ascii="Arial" w:hAnsi="Arial"/>
-              </w:rPr>
-              <w:lastRenderedPageBreak/>
-              <w:t xml:space="preserve">Invalid input, reauthentication failure, provider limitation, image failure, or network </w:t>
-            </w:r>
-            <w:r>
-              <w:rPr>
-                <w:rFonts w:ascii="Arial" w:hAnsi="Arial"/>
-              </w:rPr>
-              <w:lastRenderedPageBreak/>
-              <w:t>error prevents the update.</w:t>
+              <w:widowControl w:val="0"/>
+              <w:jc w:val="left"/>
+              <w:rPr>
+                <w:rFonts w:hint="default" w:ascii="Arial" w:hAnsi="Arial" w:cs="Arial"/>
+              </w:rPr>
+            </w:pPr>
+            <w:r>
+              <w:rPr>
+                <w:rFonts w:hint="default" w:ascii="Arial" w:hAnsi="Arial" w:cs="Arial"/>
+              </w:rPr>
+              <w:t>Invalid input, reauthentication failure, provider limitation, image failure, or network error prevents the update.</w:t>
             </w:r>
           </w:p>
         </w:tc>
       </w:tr>
       <w:tr>
+        <w:tblPrEx>
+          <w:tblBorders>
+            <w:top w:val="single" w:color="auto" w:sz="4" w:space="0"/>
+            <w:left w:val="single" w:color="auto" w:sz="4" w:space="0"/>
+            <w:bottom w:val="single" w:color="auto" w:sz="4" w:space="0"/>
+            <w:right w:val="single" w:color="auto" w:sz="4" w:space="0"/>
+            <w:insideH w:val="single" w:color="auto" w:sz="4" w:space="0"/>
+            <w:insideV w:val="single" w:color="auto" w:sz="4" w:space="0"/>
+          </w:tblBorders>
+          <w:tblCellMar>
+            <w:top w:w="0" w:type="dxa"/>
+            <w:left w:w="108" w:type="dxa"/>
+            <w:bottom w:w="0" w:type="dxa"/>
+            <w:right w:w="108" w:type="dxa"/>
+          </w:tblCellMar>
+        </w:tblPrEx>
         <w:trPr>
           <w:jc w:val="center"/>
         </w:trPr>
@@ -2860,13 +3406,16 @@
           </w:tcPr>
           <w:p>
             <w:pPr>
-              <w:jc w:val="left"/>
-            </w:pPr>
-            <w:r>
-              <w:rPr>
-                <w:rFonts w:ascii="Arial" w:hAnsi="Arial"/>
-              </w:rPr>
-              <w:lastRenderedPageBreak/>
+              <w:widowControl w:val="0"/>
+              <w:jc w:val="left"/>
+              <w:rPr>
+                <w:rFonts w:hint="default" w:ascii="Arial" w:hAnsi="Arial" w:cs="Arial"/>
+              </w:rPr>
+            </w:pPr>
+            <w:r>
+              <w:rPr>
+                <w:rFonts w:hint="default" w:ascii="Arial" w:hAnsi="Arial" w:cs="Arial"/>
+              </w:rPr>
               <w:t>Manage Notification Preferences</w:t>
             </w:r>
           </w:p>
@@ -2883,11 +3432,15 @@
           </w:tcPr>
           <w:p>
             <w:pPr>
+              <w:widowControl w:val="0"/>
               <w:jc w:val="center"/>
-            </w:pPr>
-            <w:r>
-              <w:rPr>
-                <w:rFonts w:ascii="Arial" w:hAnsi="Arial"/>
+              <w:rPr>
+                <w:rFonts w:hint="default" w:ascii="Arial" w:hAnsi="Arial" w:cs="Arial"/>
+              </w:rPr>
+            </w:pPr>
+            <w:r>
+              <w:rPr>
+                <w:rFonts w:hint="default" w:ascii="Arial" w:hAnsi="Arial" w:cs="Arial"/>
               </w:rPr>
               <w:t>Farm Owner</w:t>
             </w:r>
@@ -2905,11 +3458,15 @@
           </w:tcPr>
           <w:p>
             <w:pPr>
-              <w:jc w:val="left"/>
-            </w:pPr>
-            <w:r>
-              <w:rPr>
-                <w:rFonts w:ascii="Arial" w:hAnsi="Arial"/>
+              <w:widowControl w:val="0"/>
+              <w:jc w:val="left"/>
+              <w:rPr>
+                <w:rFonts w:hint="default" w:ascii="Arial" w:hAnsi="Arial" w:cs="Arial"/>
+              </w:rPr>
+            </w:pPr>
+            <w:r>
+              <w:rPr>
+                <w:rFonts w:hint="default" w:ascii="Arial" w:hAnsi="Arial" w:cs="Arial"/>
               </w:rPr>
               <w:t>Configures notification categories, sound, and vibration behavior.</w:t>
             </w:r>
@@ -2927,19 +3484,28 @@
           </w:tcPr>
           <w:p>
             <w:pPr>
-              <w:jc w:val="left"/>
-            </w:pPr>
-            <w:r>
-              <w:rPr>
-                <w:rFonts w:ascii="Arial" w:hAnsi="Arial"/>
+              <w:widowControl w:val="0"/>
+              <w:jc w:val="left"/>
+              <w:rPr>
+                <w:rFonts w:hint="default" w:ascii="Arial" w:hAnsi="Arial" w:cs="Arial"/>
+              </w:rPr>
+            </w:pPr>
+            <w:r>
+              <w:rPr>
+                <w:rFonts w:hint="default" w:ascii="Arial" w:hAnsi="Arial" w:cs="Arial"/>
               </w:rPr>
               <w:t>1. The Farm Owner is authenticated.</w:t>
             </w:r>
             <w:r>
               <w:rPr>
-                <w:rFonts w:ascii="Arial" w:hAnsi="Arial"/>
-              </w:rPr>
-              <w:br/>
+                <w:rFonts w:hint="default" w:ascii="Arial" w:hAnsi="Arial" w:cs="Arial"/>
+              </w:rPr>
+              <w:br w:type="textWrapping"/>
+            </w:r>
+            <w:r>
+              <w:rPr>
+                <w:rFonts w:hint="default" w:ascii="Arial" w:hAnsi="Arial" w:cs="Arial"/>
+              </w:rPr>
               <w:t>2. Notification preferences can be loaded.</w:t>
             </w:r>
           </w:p>
@@ -2956,32 +3522,40 @@
           </w:tcPr>
           <w:p>
             <w:pPr>
-              <w:jc w:val="left"/>
-            </w:pPr>
-            <w:r>
-              <w:rPr>
-                <w:rFonts w:ascii="Arial" w:hAnsi="Arial"/>
+              <w:widowControl w:val="0"/>
+              <w:jc w:val="left"/>
+              <w:rPr>
+                <w:rFonts w:hint="default" w:ascii="Arial" w:hAnsi="Arial" w:cs="Arial"/>
+              </w:rPr>
+            </w:pPr>
+            <w:r>
+              <w:rPr>
+                <w:rFonts w:hint="default" w:ascii="Arial" w:hAnsi="Arial" w:cs="Arial"/>
               </w:rPr>
               <w:t>1. The owner opens Notification Settings.</w:t>
             </w:r>
             <w:r>
               <w:rPr>
-                <w:rFonts w:ascii="Arial" w:hAnsi="Arial"/>
-              </w:rPr>
-              <w:br/>
-              <w:t>2. The owner changes sound, vibration, critical, warning, feeding, s</w:t>
-            </w:r>
-            <w:r>
-              <w:rPr>
-                <w:rFonts w:ascii="Arial" w:hAnsi="Arial"/>
-              </w:rPr>
-              <w:t>ampling, or system-update options.</w:t>
-            </w:r>
-            <w:r>
-              <w:rPr>
-                <w:rFonts w:ascii="Arial" w:hAnsi="Arial"/>
-              </w:rPr>
-              <w:br/>
+                <w:rFonts w:hint="default" w:ascii="Arial" w:hAnsi="Arial" w:cs="Arial"/>
+              </w:rPr>
+              <w:br w:type="textWrapping"/>
+            </w:r>
+            <w:r>
+              <w:rPr>
+                <w:rFonts w:hint="default" w:ascii="Arial" w:hAnsi="Arial" w:cs="Arial"/>
+              </w:rPr>
+              <w:t>2. The owner changes sound, vibration, critical, warning, feeding, sampling, or system-update options.</w:t>
+            </w:r>
+            <w:r>
+              <w:rPr>
+                <w:rFonts w:hint="default" w:ascii="Arial" w:hAnsi="Arial" w:cs="Arial"/>
+              </w:rPr>
+              <w:br w:type="textWrapping"/>
+            </w:r>
+            <w:r>
+              <w:rPr>
+                <w:rFonts w:hint="default" w:ascii="Arial" w:hAnsi="Arial" w:cs="Arial"/>
+              </w:rPr>
               <w:t>3. The app saves the preferences and can open device notification settings.</w:t>
             </w:r>
           </w:p>
@@ -2998,11 +3572,15 @@
           </w:tcPr>
           <w:p>
             <w:pPr>
-              <w:jc w:val="left"/>
-            </w:pPr>
-            <w:r>
-              <w:rPr>
-                <w:rFonts w:ascii="Arial" w:hAnsi="Arial"/>
+              <w:widowControl w:val="0"/>
+              <w:jc w:val="left"/>
+              <w:rPr>
+                <w:rFonts w:hint="default" w:ascii="Arial" w:hAnsi="Arial" w:cs="Arial"/>
+              </w:rPr>
+            </w:pPr>
+            <w:r>
+              <w:rPr>
+                <w:rFonts w:hint="default" w:ascii="Arial" w:hAnsi="Arial" w:cs="Arial"/>
               </w:rPr>
               <w:t>Future eligible notifications follow the saved preferences and device permission.</w:t>
             </w:r>
@@ -3020,24 +3598,38 @@
           </w:tcPr>
           <w:p>
             <w:pPr>
-              <w:jc w:val="left"/>
-            </w:pPr>
-            <w:r>
-              <w:rPr>
-                <w:rFonts w:ascii="Arial" w:hAnsi="Arial"/>
-              </w:rPr>
-              <w:t>Denied device permission or a preference read/write failure dis</w:t>
-            </w:r>
-            <w:r>
-              <w:rPr>
-                <w:rFonts w:ascii="Arial" w:hAnsi="Arial"/>
-              </w:rPr>
-              <w:t>plays an applicable message.</w:t>
+              <w:widowControl w:val="0"/>
+              <w:jc w:val="left"/>
+              <w:rPr>
+                <w:rFonts w:hint="default" w:ascii="Arial" w:hAnsi="Arial" w:cs="Arial"/>
+              </w:rPr>
+            </w:pPr>
+            <w:r>
+              <w:rPr>
+                <w:rFonts w:hint="default" w:ascii="Arial" w:hAnsi="Arial" w:cs="Arial"/>
+              </w:rPr>
+              <w:t>Denied device permission or a preference read/write failure displays an applicable message.</w:t>
             </w:r>
           </w:p>
         </w:tc>
       </w:tr>
       <w:tr>
+        <w:tblPrEx>
+          <w:tblBorders>
+            <w:top w:val="single" w:color="auto" w:sz="4" w:space="0"/>
+            <w:left w:val="single" w:color="auto" w:sz="4" w:space="0"/>
+            <w:bottom w:val="single" w:color="auto" w:sz="4" w:space="0"/>
+            <w:right w:val="single" w:color="auto" w:sz="4" w:space="0"/>
+            <w:insideH w:val="single" w:color="auto" w:sz="4" w:space="0"/>
+            <w:insideV w:val="single" w:color="auto" w:sz="4" w:space="0"/>
+          </w:tblBorders>
+          <w:tblCellMar>
+            <w:top w:w="0" w:type="dxa"/>
+            <w:left w:w="108" w:type="dxa"/>
+            <w:bottom w:w="0" w:type="dxa"/>
+            <w:right w:w="108" w:type="dxa"/>
+          </w:tblCellMar>
+        </w:tblPrEx>
         <w:trPr>
           <w:jc w:val="center"/>
         </w:trPr>
@@ -3053,13 +3645,17 @@
           </w:tcPr>
           <w:p>
             <w:pPr>
-              <w:jc w:val="left"/>
-            </w:pPr>
-            <w:r>
-              <w:rPr>
-                <w:rFonts w:ascii="Arial" w:hAnsi="Arial"/>
-              </w:rPr>
-              <w:t>Manage Hardware Assignments</w:t>
+              <w:widowControl w:val="0"/>
+              <w:jc w:val="left"/>
+              <w:rPr>
+                <w:rFonts w:hint="default" w:ascii="Arial" w:hAnsi="Arial" w:cs="Arial"/>
+              </w:rPr>
+            </w:pPr>
+            <w:r>
+              <w:rPr>
+                <w:rFonts w:hint="default" w:ascii="Arial" w:hAnsi="Arial" w:cs="Arial"/>
+              </w:rPr>
+              <w:t>Manage Hardware Assignment</w:t>
             </w:r>
           </w:p>
         </w:tc>
@@ -3075,11 +3671,15 @@
           </w:tcPr>
           <w:p>
             <w:pPr>
+              <w:widowControl w:val="0"/>
               <w:jc w:val="center"/>
-            </w:pPr>
-            <w:r>
-              <w:rPr>
-                <w:rFonts w:ascii="Arial" w:hAnsi="Arial"/>
+              <w:rPr>
+                <w:rFonts w:hint="default" w:ascii="Arial" w:hAnsi="Arial" w:cs="Arial"/>
+              </w:rPr>
+            </w:pPr>
+            <w:r>
+              <w:rPr>
+                <w:rFonts w:hint="default" w:ascii="Arial" w:hAnsi="Arial" w:cs="Arial"/>
               </w:rPr>
               <w:t>System Admin</w:t>
             </w:r>
@@ -3097,11 +3697,15 @@
           </w:tcPr>
           <w:p>
             <w:pPr>
-              <w:jc w:val="left"/>
-            </w:pPr>
-            <w:r>
-              <w:rPr>
-                <w:rFonts w:ascii="Arial" w:hAnsi="Arial"/>
+              <w:widowControl w:val="0"/>
+              <w:jc w:val="left"/>
+              <w:rPr>
+                <w:rFonts w:hint="default" w:ascii="Arial" w:hAnsi="Arial" w:cs="Arial"/>
+              </w:rPr>
+            </w:pPr>
+            <w:r>
+              <w:rPr>
+                <w:rFonts w:hint="default" w:ascii="Arial" w:hAnsi="Arial" w:cs="Arial"/>
               </w:rPr>
               <w:t>Assigns, reassigns, or unassigns the single hardware package to an eligible active owner with an initialized tank.</w:t>
             </w:r>
@@ -3119,26 +3723,29 @@
           </w:tcPr>
           <w:p>
             <w:pPr>
-              <w:jc w:val="left"/>
-            </w:pPr>
-            <w:r>
-              <w:rPr>
-                <w:rFonts w:ascii="Arial" w:hAnsi="Arial"/>
+              <w:widowControl w:val="0"/>
+              <w:jc w:val="left"/>
+              <w:rPr>
+                <w:rFonts w:hint="default" w:ascii="Arial" w:hAnsi="Arial" w:cs="Arial"/>
+              </w:rPr>
+            </w:pPr>
+            <w:r>
+              <w:rPr>
+                <w:rFonts w:hint="default" w:ascii="Arial" w:hAnsi="Arial" w:cs="Arial"/>
               </w:rPr>
               <w:t>1. The System Admin is authenticated with the admin role.</w:t>
             </w:r>
             <w:r>
               <w:rPr>
-                <w:rFonts w:ascii="Arial" w:hAnsi="Arial"/>
-              </w:rPr>
-              <w:br/>
-              <w:t>2. The targe</w:t>
-            </w:r>
-            <w:r>
-              <w:rPr>
-                <w:rFonts w:ascii="Arial" w:hAnsi="Arial"/>
-              </w:rPr>
-              <w:t>t owner is active and has completed tank setup.</w:t>
+                <w:rFonts w:hint="default" w:ascii="Arial" w:hAnsi="Arial" w:cs="Arial"/>
+              </w:rPr>
+              <w:br w:type="textWrapping"/>
+            </w:r>
+            <w:r>
+              <w:rPr>
+                <w:rFonts w:hint="default" w:ascii="Arial" w:hAnsi="Arial" w:cs="Arial"/>
+              </w:rPr>
+              <w:t>2. The target owner is active and has completed tank setup.</w:t>
             </w:r>
           </w:p>
         </w:tc>
@@ -3154,40 +3761,53 @@
           </w:tcPr>
           <w:p>
             <w:pPr>
-              <w:jc w:val="left"/>
-            </w:pPr>
-            <w:r>
-              <w:rPr>
-                <w:rFonts w:ascii="Arial" w:hAnsi="Arial"/>
+              <w:widowControl w:val="0"/>
+              <w:jc w:val="left"/>
+              <w:rPr>
+                <w:rFonts w:hint="default" w:ascii="Arial" w:hAnsi="Arial" w:cs="Arial"/>
+              </w:rPr>
+            </w:pPr>
+            <w:r>
+              <w:rPr>
+                <w:rFonts w:hint="default" w:ascii="Arial" w:hAnsi="Arial" w:cs="Arial"/>
               </w:rPr>
               <w:t>1. The admin reviews the current assignment.</w:t>
             </w:r>
             <w:r>
               <w:rPr>
-                <w:rFonts w:ascii="Arial" w:hAnsi="Arial"/>
-              </w:rPr>
-              <w:br/>
+                <w:rFonts w:hint="default" w:ascii="Arial" w:hAnsi="Arial" w:cs="Arial"/>
+              </w:rPr>
+              <w:br w:type="textWrapping"/>
+            </w:r>
+            <w:r>
+              <w:rPr>
+                <w:rFonts w:hint="default" w:ascii="Arial" w:hAnsi="Arial" w:cs="Arial"/>
+              </w:rPr>
               <w:t>2. The admin selects or unassigns an eligible owner.</w:t>
             </w:r>
             <w:r>
               <w:rPr>
-                <w:rFonts w:ascii="Arial" w:hAnsi="Arial"/>
-              </w:rPr>
-              <w:br/>
+                <w:rFonts w:hint="default" w:ascii="Arial" w:hAnsi="Arial" w:cs="Arial"/>
+              </w:rPr>
+              <w:br w:type="textWrapping"/>
+            </w:r>
+            <w:r>
+              <w:rPr>
+                <w:rFonts w:hint="default" w:ascii="Arial" w:hAnsi="Arial" w:cs="Arial"/>
+              </w:rPr>
               <w:t>3. The system validates the role, status, tank ownership, and initialization.</w:t>
             </w:r>
             <w:r>
               <w:rPr>
-                <w:rFonts w:ascii="Arial" w:hAnsi="Arial"/>
-              </w:rPr>
-              <w:br/>
-              <w:t>4. The assignment record and rou</w:t>
-            </w:r>
-            <w:r>
-              <w:rPr>
-                <w:rFonts w:ascii="Arial" w:hAnsi="Arial"/>
-              </w:rPr>
-              <w:t>ting metadata are updated.</w:t>
+                <w:rFonts w:hint="default" w:ascii="Arial" w:hAnsi="Arial" w:cs="Arial"/>
+              </w:rPr>
+              <w:br w:type="textWrapping"/>
+            </w:r>
+            <w:r>
+              <w:rPr>
+                <w:rFonts w:hint="default" w:ascii="Arial" w:hAnsi="Arial" w:cs="Arial"/>
+              </w:rPr>
+              <w:t>4. The assignment record and routing metadata are updated.</w:t>
             </w:r>
           </w:p>
         </w:tc>
@@ -3203,11 +3823,15 @@
           </w:tcPr>
           <w:p>
             <w:pPr>
-              <w:jc w:val="left"/>
-            </w:pPr>
-            <w:r>
-              <w:rPr>
-                <w:rFonts w:ascii="Arial" w:hAnsi="Arial"/>
+              <w:widowControl w:val="0"/>
+              <w:jc w:val="left"/>
+              <w:rPr>
+                <w:rFonts w:hint="default" w:ascii="Arial" w:hAnsi="Arial" w:cs="Arial"/>
+              </w:rPr>
+            </w:pPr>
+            <w:r>
+              <w:rPr>
+                <w:rFonts w:hint="default" w:ascii="Arial" w:hAnsi="Arial" w:cs="Arial"/>
               </w:rPr>
               <w:t>New hardware data and device activity route only to the valid assigned tank; previous tank data is preserved.</w:t>
             </w:r>
@@ -3225,19 +3849,17 @@
           </w:tcPr>
           <w:p>
             <w:pPr>
-              <w:jc w:val="left"/>
-            </w:pPr>
-            <w:r>
-              <w:rPr>
-                <w:rFonts w:ascii="Arial" w:hAnsi="Arial"/>
-              </w:rPr>
-              <w:t>Admins, disabled owners, or uninitialized tanks cannot receive the assignment. Cancellation, permission, network, or wr</w:t>
-            </w:r>
-            <w:r>
-              <w:rPr>
-                <w:rFonts w:ascii="Arial" w:hAnsi="Arial"/>
-              </w:rPr>
-              <w:t>ite failures leave the previous assignment unchanged.</w:t>
+              <w:widowControl w:val="0"/>
+              <w:jc w:val="left"/>
+              <w:rPr>
+                <w:rFonts w:hint="default" w:ascii="Arial" w:hAnsi="Arial" w:cs="Arial"/>
+              </w:rPr>
+            </w:pPr>
+            <w:r>
+              <w:rPr>
+                <w:rFonts w:hint="default" w:ascii="Arial" w:hAnsi="Arial" w:cs="Arial"/>
+              </w:rPr>
+              <w:t>Admins, disabled owners, or uninitialized tanks cannot receive the assignment. Cancellation, permission, network, or write failures leave the previous assignment unchanged.</w:t>
             </w:r>
           </w:p>
         </w:tc>
@@ -3245,7 +3867,7 @@
     </w:tbl>
     <w:p>
       <w:pPr>
-        <w:spacing w:afterLines="100" w:after="240" w:line="480" w:lineRule="auto"/>
+        <w:spacing w:after="240" w:afterLines="100" w:line="480" w:lineRule="auto"/>
         <w:jc w:val="both"/>
         <w:rPr>
           <w:rFonts w:ascii="Arial Italic" w:hAnsi="Arial Italic" w:cs="Arial Italic"/>
@@ -3253,18 +3875,18 @@
           <w:iCs/>
         </w:rPr>
         <w:sectPr>
-          <w:headerReference w:type="default" r:id="rId8"/>
-          <w:footerReference w:type="default" r:id="rId9"/>
+          <w:headerReference r:id="rId3" w:type="default"/>
+          <w:footerReference r:id="rId4" w:type="default"/>
           <w:pgSz w:w="15840" w:h="12240" w:orient="landscape"/>
           <w:pgMar w:top="2016" w:right="2160" w:bottom="1728" w:left="1728" w:header="720" w:footer="720" w:gutter="0"/>
-          <w:cols w:space="0"/>
-          <w:docGrid w:linePitch="360"/>
+          <w:cols w:space="0" w:num="1"/>
+          <w:docGrid w:linePitch="360" w:charSpace="0"/>
         </w:sectPr>
       </w:pPr>
     </w:p>
     <w:p>
       <w:pPr>
-        <w:spacing w:before="120" w:afterLines="100" w:after="240" w:line="276" w:lineRule="auto"/>
+        <w:spacing w:before="120" w:after="240" w:afterLines="100" w:line="276" w:lineRule="auto"/>
         <w:ind w:left="719" w:firstLine="719"/>
         <w:jc w:val="both"/>
         <w:rPr>
@@ -3275,33 +3897,12 @@
         <w:rPr>
           <w:rFonts w:ascii="Arial" w:hAnsi="Arial"/>
         </w:rPr>
-        <w:lastRenderedPageBreak/>
-        <w:t xml:space="preserve">Table 3.3 shows the Use Case </w:t>
-      </w:r>
-      <w:r>
-        <w:rPr>
-          <w:rFonts w:ascii="Arial" w:hAnsi="Arial"/>
-        </w:rPr>
-        <w:t xml:space="preserve">Report of </w:t>
-      </w:r>
-      <w:proofErr w:type="spellStart"/>
-      <w:r>
-        <w:rPr>
-          <w:rFonts w:ascii="Arial" w:hAnsi="Arial"/>
-        </w:rPr>
-        <w:t>CrayCare</w:t>
-      </w:r>
-      <w:proofErr w:type="spellEnd"/>
-      <w:r>
-        <w:rPr>
-          <w:rFonts w:ascii="Arial" w:hAnsi="Arial"/>
-        </w:rPr>
-        <w:t>. It presents the interactions of the Farm Owner and System Admin with the current monitoring, feeding, control, production, notification, analytics, Water Quality Anomaly Detection, account, and hardware-assignment features.</w:t>
+        <w:t>Table 3.3 shows the Use Case Report of CrayCare. It presents the interactions of the Farm Owner and System Admin with the current monitoring, feeding, control, production, notification, analytics, Water Quality Anomaly Detection, account, and hardware-assignment features.</w:t>
       </w:r>
     </w:p>
     <w:p>
       <w:pPr>
-        <w:spacing w:before="120" w:afterLines="100" w:after="240" w:line="276" w:lineRule="auto"/>
+        <w:spacing w:before="120" w:after="240" w:afterLines="100" w:line="276" w:lineRule="auto"/>
         <w:ind w:left="719" w:firstLine="719"/>
         <w:jc w:val="both"/>
         <w:rPr>
@@ -3312,67 +3913,35 @@
         <w:rPr>
           <w:rFonts w:ascii="Arial" w:hAnsi="Arial"/>
         </w:rPr>
-        <w:t>The Use Case</w:t>
-      </w:r>
-      <w:r>
-        <w:rPr>
-          <w:rFonts w:ascii="Arial" w:hAnsi="Arial"/>
-        </w:rPr>
-        <w:t xml:space="preserve"> Report explains the conditions, actions, expected results, and exceptions for each current system operation. It serves as a functional reference for checking whether the implemented application, Firebase backend, and assigned ESP32 behavior match the inte</w:t>
-      </w:r>
-      <w:r>
-        <w:rPr>
-          <w:rFonts w:ascii="Arial" w:hAnsi="Arial"/>
-        </w:rPr>
-        <w:t>nded workflow.</w:t>
+        <w:t>The Use Case Report explains the conditions, actions, expected results, and exceptions for each current system operation. It serves as a functional reference for checking whether the implemented application, Firebase backend, and assigned ESP32 behavior match the intended workflow.</w:t>
       </w:r>
     </w:p>
     <w:sectPr>
-      <w:headerReference w:type="default" r:id="rId10"/>
-      <w:footerReference w:type="default" r:id="rId11"/>
+      <w:headerReference r:id="rId5" w:type="default"/>
+      <w:footerReference r:id="rId6" w:type="default"/>
       <w:pgSz w:w="12240" w:h="15840"/>
       <w:pgMar w:top="2160" w:right="1728" w:bottom="1728" w:left="1728" w:header="720" w:footer="720" w:gutter="0"/>
-      <w:cols w:space="0"/>
-      <w:docGrid w:linePitch="360"/>
+      <w:cols w:space="0" w:num="1"/>
+      <w:docGrid w:linePitch="360" w:charSpace="0"/>
     </w:sectPr>
   </w:body>
 </w:document>
 </file>
 
-<file path=word/endnotes.xml><?xml version="1.0" encoding="utf-8"?>
-<w:endnotes xmlns:wpc="http://schemas.microsoft.com/office/word/2010/wordprocessingCanvas" xmlns:cx="http://schemas.microsoft.com/office/drawing/2014/chartex" xmlns:cx1="http://schemas.microsoft.com/office/drawing/2015/9/8/chartex" xmlns:cx2="http://schemas.microsoft.com/office/drawing/2015/10/21/chartex" xmlns:cx3="http://schemas.microsoft.com/office/drawing/2016/5/9/chartex" xmlns:cx4="http://schemas.microsoft.com/office/drawing/2016/5/10/chartex" xmlns:cx5="http://schemas.microsoft.com/office/drawing/2016/5/11/chartex" xmlns:cx6="http://schemas.microsoft.com/office/drawing/2016/5/12/chartex" xmlns:cx7="http://schemas.microsoft.com/office/drawing/2016/5/13/chartex" xmlns:cx8="http://schemas.microsoft.com/office/drawing/2016/5/14/chartex" xmlns:mc="http://schemas.openxmlformats.org/markup-compatibility/2006" xmlns:aink="http://schemas.microsoft.com/office/drawing/2016/ink" xmlns:am3d="http://schemas.microsoft.com/office/drawing/2017/model3d" xmlns:o="urn:schemas-microsoft-com:office:office" xmlns:r="http://schemas.openxmlformats.org/officeDocument/2006/relationships" xmlns:m="http://schemas.openxmlformats.org/officeDocument/2006/math" xmlns:v="urn:schemas-microsoft-com:vml" xmlns:wp14="http://schemas.microsoft.com/office/word/2010/wordprocessingDrawing" xmlns:wp="http://schemas.openxmlformats.org/drawingml/2006/wordprocessingDrawing" xmlns:w10="urn:schemas-microsoft-com:office:word" xmlns:w="http://schemas.openxmlformats.org/wordprocessingml/2006/main" xmlns:w14="http://schemas.microsoft.com/office/word/2010/wordml" xmlns:w15="http://schemas.microsoft.com/office/word/2012/wordml" xmlns:w16cex="http://schemas.microsoft.com/office/word/2018/wordml/cex" xmlns:w16cid="http://schemas.microsoft.com/office/word/2016/wordml/cid" xmlns:w16="http://schemas.microsoft.com/office/word/2018/wordml" xmlns:w16sdtdh="http://schemas.microsoft.com/office/word/2020/wordml/sdtdatahash" xmlns:w16se="http://schemas.microsoft.com/office/word/2015/wordml/symex" xmlns:wpg="http://schemas.microsoft.com/office/word/2010/wordprocessingGroup" xmlns:wpi="http://schemas.microsoft.com/office/word/2010/wordprocessingInk" xmlns:wne="http://schemas.microsoft.com/office/word/2006/wordml" xmlns:wps="http://schemas.microsoft.com/office/word/2010/wordprocessingShape" mc:Ignorable="w14 w15 w16se w16cid w16 w16cex w16sdtdh wp14">
-  <w:endnote w:type="separator" w:id="-1">
-    <w:p>
-      <w:r>
-        <w:separator/>
-      </w:r>
-    </w:p>
-  </w:endnote>
-  <w:endnote w:type="continuationSeparator" w:id="0">
-    <w:p>
-      <w:r>
-        <w:continuationSeparator/>
-      </w:r>
-    </w:p>
-  </w:endnote>
-</w:endnotes>
-</file>
-
 <file path=word/footer1.xml><?xml version="1.0" encoding="utf-8"?>
-<w:ftr xmlns:wpc="http://schemas.microsoft.com/office/word/2010/wordprocessingCanvas" xmlns:cx="http://schemas.microsoft.com/office/drawing/2014/chartex" xmlns:cx1="http://schemas.microsoft.com/office/drawing/2015/9/8/chartex" xmlns:cx2="http://schemas.microsoft.com/office/drawing/2015/10/21/chartex" xmlns:cx3="http://schemas.microsoft.com/office/drawing/2016/5/9/chartex" xmlns:cx4="http://schemas.microsoft.com/office/drawing/2016/5/10/chartex" xmlns:cx5="http://schemas.microsoft.com/office/drawing/2016/5/11/chartex" xmlns:cx6="http://schemas.microsoft.com/office/drawing/2016/5/12/chartex" xmlns:cx7="http://schemas.microsoft.com/office/drawing/2016/5/13/chartex" xmlns:cx8="http://schemas.microsoft.com/office/drawing/2016/5/14/chartex" xmlns:mc="http://schemas.openxmlformats.org/markup-compatibility/2006" xmlns:aink="http://schemas.microsoft.com/office/drawing/2016/ink" xmlns:am3d="http://schemas.microsoft.com/office/drawing/2017/model3d" xmlns:o="urn:schemas-microsoft-com:office:office" xmlns:r="http://schemas.openxmlformats.org/officeDocument/2006/relationships" xmlns:m="http://schemas.openxmlformats.org/officeDocument/2006/math" xmlns:v="urn:schemas-microsoft-com:vml" xmlns:wp14="http://schemas.microsoft.com/office/word/2010/wordprocessingDrawing" xmlns:wp="http://schemas.openxmlformats.org/drawingml/2006/wordprocessingDrawing" xmlns:w10="urn:schemas-microsoft-com:office:word" xmlns:w="http://schemas.openxmlformats.org/wordprocessingml/2006/main" xmlns:w14="http://schemas.microsoft.com/office/word/2010/wordml" xmlns:w15="http://schemas.microsoft.com/office/word/2012/wordml" xmlns:w16cex="http://schemas.microsoft.com/office/word/2018/wordml/cex" xmlns:w16cid="http://schemas.microsoft.com/office/word/2016/wordml/cid" xmlns:w16="http://schemas.microsoft.com/office/word/2018/wordml" xmlns:w16sdtdh="http://schemas.microsoft.com/office/word/2020/wordml/sdtdatahash" xmlns:w16se="http://schemas.microsoft.com/office/word/2015/wordml/symex" xmlns:wpg="http://schemas.microsoft.com/office/word/2010/wordprocessingGroup" xmlns:wpi="http://schemas.microsoft.com/office/word/2010/wordprocessingInk" xmlns:wne="http://schemas.microsoft.com/office/word/2006/wordml" xmlns:wps="http://schemas.microsoft.com/office/word/2010/wordprocessingShape" mc:Ignorable="w14 w15 w16se w16cid w16 w16cex w16sdtdh wp14">
+<w:ftr xmlns:wpc="http://schemas.microsoft.com/office/word/2010/wordprocessingCanvas" xmlns:mc="http://schemas.openxmlformats.org/markup-compatibility/2006" xmlns:o="urn:schemas-microsoft-com:office:office" xmlns:r="http://schemas.openxmlformats.org/officeDocument/2006/relationships" xmlns:m="http://schemas.openxmlformats.org/officeDocument/2006/math" xmlns:v="urn:schemas-microsoft-com:vml" xmlns:wp14="http://schemas.microsoft.com/office/word/2010/wordprocessingDrawing" xmlns:wp="http://schemas.openxmlformats.org/drawingml/2006/wordprocessingDrawing" xmlns:w10="urn:schemas-microsoft-com:office:word" xmlns:w="http://schemas.openxmlformats.org/wordprocessingml/2006/main" xmlns:w14="http://schemas.microsoft.com/office/word/2010/wordml" xmlns:w15="http://schemas.microsoft.com/office/word/2012/wordml" xmlns:wpg="http://schemas.microsoft.com/office/word/2010/wordprocessingGroup" xmlns:wpi="http://schemas.microsoft.com/office/word/2010/wordprocessingInk" xmlns:wne="http://schemas.microsoft.com/office/word/2006/wordml" xmlns:wps="http://schemas.microsoft.com/office/word/2010/wordprocessingShape" xmlns:wpsCustomData="http://www.wps.cn/officeDocument/2013/wpsCustomData" mc:Ignorable="w14 w15 wp14">
   <w:p>
     <w:pPr>
-      <w:pStyle w:val="Footer"/>
+      <w:pStyle w:val="9"/>
     </w:pPr>
     <w:r>
       <w:rPr>
-        <w:noProof/>
         <w:sz w:val="24"/>
       </w:rPr>
       <mc:AlternateContent>
         <mc:Choice Requires="wps">
           <w:drawing>
-            <wp:anchor distT="0" distB="0" distL="114300" distR="114300" simplePos="0" relativeHeight="251705344" behindDoc="0" locked="0" layoutInCell="1" allowOverlap="1" wp14:anchorId="7BB850C0" wp14:editId="68FEC9E3">
+            <wp:anchor distT="0" distB="0" distL="114300" distR="114300" simplePos="0" relativeHeight="251669504" behindDoc="0" locked="0" layoutInCell="1" allowOverlap="1">
               <wp:simplePos x="0" y="0"/>
               <wp:positionH relativeFrom="margin">
                 <wp:posOffset>8267700</wp:posOffset>
@@ -3420,7 +3989,7 @@
                       <w:txbxContent>
                         <w:p>
                           <w:pPr>
-                            <w:pStyle w:val="Footer"/>
+                            <w:pStyle w:val="9"/>
                           </w:pPr>
                           <w:r>
                             <w:rPr>
@@ -3476,16 +4045,16 @@
         </mc:Choice>
         <mc:Fallback>
           <w:pict>
-            <v:shapetype w14:anchorId="7BB850C0" id="_x0000_t202" coordsize="21600,21600" o:spt="202" path="m,l,21600r21600,l21600,xe">
-              <v:stroke joinstyle="miter"/>
-              <v:path gradientshapeok="t" o:connecttype="rect"/>
-            </v:shapetype>
-            <v:shape id="Text Box 57" o:spid="_x0000_s1027" type="#_x0000_t202" style="position:absolute;margin-left:651pt;margin-top:-22.3pt;width:2in;height:2in;z-index:251705344;visibility:visible;mso-wrap-style:none;mso-wrap-distance-left:9pt;mso-wrap-distance-top:0;mso-wrap-distance-right:9pt;mso-wrap-distance-bottom:0;mso-position-horizontal:absolute;mso-position-horizontal-relative:margin;mso-position-vertical:absolute;mso-position-vertical-relative:text;v-text-anchor:top" o:gfxdata="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" filled="f" stroked="f" strokeweight=".5pt">
-              <v:textbox style="mso-fit-shape-to-text:t" inset="0,0,0,0">
+            <v:shape id="_x0000_s1026" o:spid="_x0000_s1026" o:spt="202" type="#_x0000_t202" style="position:absolute;left:0pt;margin-left:651pt;margin-top:-22.3pt;height:144pt;width:144pt;mso-position-horizontal-relative:margin;mso-wrap-style:none;z-index:251669504;mso-width-relative:page;mso-height-relative:page;" filled="f" stroked="f" coordsize="21600,21600" o:gfxdata="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">
+              <v:fill on="f" focussize="0,0"/>
+              <v:stroke on="f" weight="0.5pt"/>
+              <v:imagedata o:title=""/>
+              <o:lock v:ext="edit" aspectratio="f"/>
+              <v:textbox inset="0mm,0mm,0mm,0mm" style="mso-fit-shape-to-text:t;">
                 <w:txbxContent>
                   <w:p>
                     <w:pPr>
-                      <w:pStyle w:val="Footer"/>
+                      <w:pStyle w:val="9"/>
                     </w:pPr>
                     <w:r>
                       <w:rPr>
@@ -3530,7 +4099,6 @@
                   </w:p>
                 </w:txbxContent>
               </v:textbox>
-              <w10:wrap anchorx="margin"/>
             </v:shape>
           </w:pict>
         </mc:Fallback>
@@ -3539,14 +4107,13 @@
     <w:r>
       <w:rPr>
         <w:rFonts w:ascii="Times New Roman" w:hAnsi="Times New Roman" w:cs="Times New Roman"/>
-        <w:noProof/>
         <w:sz w:val="24"/>
         <w:lang w:val="en-PH" w:eastAsia="ja-JP"/>
       </w:rPr>
       <mc:AlternateContent>
         <mc:Choice Requires="wps">
           <w:drawing>
-            <wp:anchor distT="0" distB="0" distL="114300" distR="114300" simplePos="0" relativeHeight="251686912" behindDoc="1" locked="0" layoutInCell="1" allowOverlap="1" wp14:anchorId="1193F849" wp14:editId="74A8D4CB">
+            <wp:anchor distT="0" distB="0" distL="114300" distR="114300" simplePos="0" relativeHeight="251668480" behindDoc="1" locked="0" layoutInCell="1" allowOverlap="1">
               <wp:simplePos x="0" y="0"/>
               <wp:positionH relativeFrom="margin">
                 <wp:posOffset>843915</wp:posOffset>
@@ -3625,7 +4192,11 @@
         </mc:Choice>
         <mc:Fallback>
           <w:pict>
-            <v:shape w14:anchorId="1193F849" id="Text Box 74" o:spid="_x0000_s1028" type="#_x0000_t202" style="position:absolute;margin-left:66.45pt;margin-top:537.4pt;width:467.15pt;height:25.5pt;z-index:-251629568;visibility:visible;mso-wrap-style:square;mso-wrap-distance-left:9pt;mso-wrap-distance-top:0;mso-wrap-distance-right:9pt;mso-wrap-distance-bottom:0;mso-position-horizontal:absolute;mso-position-horizontal-relative:margin;mso-position-vertical:absolute;mso-position-vertical-relative:page;v-text-anchor:top" o:gfxdata="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" fillcolor="white [3201]" stroked="f" strokeweight=".5pt">
+            <v:shape id="_x0000_s1026" o:spid="_x0000_s1026" o:spt="202" type="#_x0000_t202" style="position:absolute;left:0pt;margin-left:66.45pt;margin-top:537.4pt;height:25.5pt;width:467.15pt;mso-position-horizontal-relative:margin;mso-position-vertical-relative:page;z-index:-251648000;mso-width-relative:page;mso-height-relative:page;" fillcolor="#FFFFFF [3201]" filled="t" stroked="f" coordsize="21600,21600" o:gfxdata="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">
+              <v:fill on="t" focussize="0,0"/>
+              <v:stroke on="f" weight="0.5pt"/>
+              <v:imagedata o:title=""/>
+              <o:lock v:ext="edit" aspectratio="f"/>
               <v:textbox>
                 <w:txbxContent>
                   <w:p>
@@ -3647,7 +4218,6 @@
                   </w:p>
                 </w:txbxContent>
               </v:textbox>
-              <w10:wrap anchorx="margin" anchory="page"/>
             </v:shape>
           </w:pict>
         </mc:Fallback>
@@ -3656,14 +4226,13 @@
     <w:r>
       <w:rPr>
         <w:rFonts w:ascii="Times New Roman" w:hAnsi="Times New Roman" w:cs="Times New Roman"/>
-        <w:noProof/>
         <w:sz w:val="36"/>
         <w:lang w:val="en-PH" w:eastAsia="ja-JP"/>
       </w:rPr>
       <mc:AlternateContent>
         <mc:Choice Requires="wps">
           <w:drawing>
-            <wp:anchor distT="0" distB="0" distL="114300" distR="114300" simplePos="0" relativeHeight="251683840" behindDoc="0" locked="0" layoutInCell="1" allowOverlap="1" wp14:anchorId="0BF86C81" wp14:editId="546754F9">
+            <wp:anchor distT="0" distB="0" distL="114300" distR="114300" simplePos="0" relativeHeight="251665408" behindDoc="0" locked="0" layoutInCell="1" allowOverlap="1">
               <wp:simplePos x="0" y="0"/>
               <wp:positionH relativeFrom="column">
                 <wp:posOffset>-1278255</wp:posOffset>
@@ -3717,8 +4286,11 @@
         </mc:Choice>
         <mc:Fallback>
           <w:pict>
-            <v:line w14:anchorId="335036FB" id="Straight Connector 71" o:spid="_x0000_s1026" style="position:absolute;z-index:251683840;visibility:visible;mso-wrap-style:square;mso-wrap-distance-left:9pt;mso-wrap-distance-top:0;mso-wrap-distance-right:9pt;mso-wrap-distance-bottom:0;mso-position-horizontal:absolute;mso-position-horizontal-relative:text;mso-position-vertical:absolute;mso-position-vertical-relative:text" from="-100.65pt,-7.3pt" to="713.6pt,-7.3pt" o:gfxdata="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" strokecolor="black [3213]" strokeweight="1.5pt">
-              <v:stroke joinstyle="miter"/>
+            <v:line id="_x0000_s1026" o:spid="_x0000_s1026" o:spt="20" style="position:absolute;left:0pt;margin-left:-100.65pt;margin-top:-7.3pt;height:0pt;width:814.25pt;z-index:251665408;mso-width-relative:page;mso-height-relative:page;" filled="f" stroked="t" coordsize="21600,21600" o:gfxdata="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">
+              <v:fill on="f" focussize="0,0"/>
+              <v:stroke weight="1.5pt" color="#000000 [3213]" miterlimit="8" joinstyle="miter"/>
+              <v:imagedata o:title=""/>
+              <o:lock v:ext="edit" aspectratio="f"/>
             </v:line>
           </w:pict>
         </mc:Fallback>
@@ -3727,14 +4299,13 @@
     <w:r>
       <w:rPr>
         <w:rFonts w:ascii="Times New Roman" w:hAnsi="Times New Roman" w:cs="Times New Roman"/>
-        <w:noProof/>
         <w:sz w:val="36"/>
         <w:lang w:val="en-PH" w:eastAsia="ja-JP"/>
       </w:rPr>
       <mc:AlternateContent>
         <mc:Choice Requires="wps">
           <w:drawing>
-            <wp:anchor distT="0" distB="0" distL="114300" distR="114300" simplePos="0" relativeHeight="251684864" behindDoc="0" locked="0" layoutInCell="1" allowOverlap="1" wp14:anchorId="1B33B292" wp14:editId="295643E9">
+            <wp:anchor distT="0" distB="0" distL="114300" distR="114300" simplePos="0" relativeHeight="251666432" behindDoc="0" locked="0" layoutInCell="1" allowOverlap="1">
               <wp:simplePos x="0" y="0"/>
               <wp:positionH relativeFrom="column">
                 <wp:posOffset>-1331595</wp:posOffset>
@@ -3788,8 +4359,11 @@
         </mc:Choice>
         <mc:Fallback>
           <w:pict>
-            <v:line w14:anchorId="7EED4E87" id="Straight Connector 72" o:spid="_x0000_s1026" style="position:absolute;z-index:251684864;visibility:visible;mso-wrap-style:square;mso-wrap-distance-left:9pt;mso-wrap-distance-top:0;mso-wrap-distance-right:9pt;mso-wrap-distance-bottom:0;mso-position-horizontal:absolute;mso-position-horizontal-relative:text;mso-position-vertical:absolute;mso-position-vertical-relative:text" from="-104.85pt,-24.9pt" to="708.55pt,-24.9pt" o:gfxdata="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" strokecolor="black [3213]" strokeweight="1.5pt">
-              <v:stroke joinstyle="miter"/>
+            <v:line id="_x0000_s1026" o:spid="_x0000_s1026" o:spt="20" style="position:absolute;left:0pt;margin-left:-104.85pt;margin-top:-24.9pt;height:0pt;width:813.4pt;z-index:251666432;mso-width-relative:page;mso-height-relative:page;" filled="f" stroked="t" coordsize="21600,21600" o:gfxdata="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">
+              <v:fill on="f" focussize="0,0"/>
+              <v:stroke weight="1.5pt" color="#000000 [3213]" miterlimit="8" joinstyle="miter"/>
+              <v:imagedata o:title=""/>
+              <o:lock v:ext="edit" aspectratio="f"/>
             </v:line>
           </w:pict>
         </mc:Fallback>
@@ -3798,14 +4372,13 @@
     <w:r>
       <w:rPr>
         <w:rFonts w:ascii="Times New Roman" w:hAnsi="Times New Roman" w:cs="Times New Roman"/>
-        <w:noProof/>
         <w:sz w:val="24"/>
         <w:lang w:val="en-PH" w:eastAsia="ja-JP"/>
       </w:rPr>
       <mc:AlternateContent>
         <mc:Choice Requires="wps">
           <w:drawing>
-            <wp:anchor distT="0" distB="0" distL="114300" distR="114300" simplePos="0" relativeHeight="251685888" behindDoc="1" locked="0" layoutInCell="1" allowOverlap="1" wp14:anchorId="6D781650" wp14:editId="32FCDEA5">
+            <wp:anchor distT="0" distB="0" distL="114300" distR="114300" simplePos="0" relativeHeight="251667456" behindDoc="1" locked="0" layoutInCell="1" allowOverlap="1">
               <wp:simplePos x="0" y="0"/>
               <wp:positionH relativeFrom="margin">
                 <wp:posOffset>-91440</wp:posOffset>
@@ -3884,7 +4457,11 @@
         </mc:Choice>
         <mc:Fallback>
           <w:pict>
-            <v:shape w14:anchorId="6D781650" id="Text Box 73" o:spid="_x0000_s1029" type="#_x0000_t202" style="position:absolute;margin-left:-7.2pt;margin-top:715.8pt;width:467.15pt;height:25.5pt;z-index:-251630592;visibility:visible;mso-wrap-style:square;mso-wrap-distance-left:9pt;mso-wrap-distance-top:0;mso-wrap-distance-right:9pt;mso-wrap-distance-bottom:0;mso-position-horizontal:absolute;mso-position-horizontal-relative:margin;mso-position-vertical:absolute;mso-position-vertical-relative:page;v-text-anchor:top" o:gfxdata="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" fillcolor="white [3201]" stroked="f" strokeweight=".5pt">
+            <v:shape id="_x0000_s1026" o:spid="_x0000_s1026" o:spt="202" type="#_x0000_t202" style="position:absolute;left:0pt;margin-left:-7.2pt;margin-top:715.8pt;height:25.5pt;width:467.15pt;mso-position-horizontal-relative:margin;mso-position-vertical-relative:page;z-index:-251649024;mso-width-relative:page;mso-height-relative:page;" fillcolor="#FFFFFF [3201]" filled="t" stroked="f" coordsize="21600,21600" o:gfxdata="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">
+              <v:fill on="t" focussize="0,0"/>
+              <v:stroke on="f" weight="0.5pt"/>
+              <v:imagedata o:title=""/>
+              <o:lock v:ext="edit" aspectratio="f"/>
               <v:textbox>
                 <w:txbxContent>
                   <w:p>
@@ -3906,7 +4483,6 @@
                   </w:p>
                 </w:txbxContent>
               </v:textbox>
-              <w10:wrap anchorx="margin" anchory="page"/>
             </v:shape>
           </w:pict>
         </mc:Fallback>
@@ -3917,20 +4493,19 @@
 </file>
 
 <file path=word/footer2.xml><?xml version="1.0" encoding="utf-8"?>
-<w:ftr xmlns:wpc="http://schemas.microsoft.com/office/word/2010/wordprocessingCanvas" xmlns:cx="http://schemas.microsoft.com/office/drawing/2014/chartex" xmlns:cx1="http://schemas.microsoft.com/office/drawing/2015/9/8/chartex" xmlns:cx2="http://schemas.microsoft.com/office/drawing/2015/10/21/chartex" xmlns:cx3="http://schemas.microsoft.com/office/drawing/2016/5/9/chartex" xmlns:cx4="http://schemas.microsoft.com/office/drawing/2016/5/10/chartex" xmlns:cx5="http://schemas.microsoft.com/office/drawing/2016/5/11/chartex" xmlns:cx6="http://schemas.microsoft.com/office/drawing/2016/5/12/chartex" xmlns:cx7="http://schemas.microsoft.com/office/drawing/2016/5/13/chartex" xmlns:cx8="http://schemas.microsoft.com/office/drawing/2016/5/14/chartex" xmlns:mc="http://schemas.openxmlformats.org/markup-compatibility/2006" xmlns:aink="http://schemas.microsoft.com/office/drawing/2016/ink" xmlns:am3d="http://schemas.microsoft.com/office/drawing/2017/model3d" xmlns:o="urn:schemas-microsoft-com:office:office" xmlns:r="http://schemas.openxmlformats.org/officeDocument/2006/relationships" xmlns:m="http://schemas.openxmlformats.org/officeDocument/2006/math" xmlns:v="urn:schemas-microsoft-com:vml" xmlns:wp14="http://schemas.microsoft.com/office/word/2010/wordprocessingDrawing" xmlns:wp="http://schemas.openxmlformats.org/drawingml/2006/wordprocessingDrawing" xmlns:w10="urn:schemas-microsoft-com:office:word" xmlns:w="http://schemas.openxmlformats.org/wordprocessingml/2006/main" xmlns:w14="http://schemas.microsoft.com/office/word/2010/wordml" xmlns:w15="http://schemas.microsoft.com/office/word/2012/wordml" xmlns:w16cex="http://schemas.microsoft.com/office/word/2018/wordml/cex" xmlns:w16cid="http://schemas.microsoft.com/office/word/2016/wordml/cid" xmlns:w16="http://schemas.microsoft.com/office/word/2018/wordml" xmlns:w16sdtdh="http://schemas.microsoft.com/office/word/2020/wordml/sdtdatahash" xmlns:w16se="http://schemas.microsoft.com/office/word/2015/wordml/symex" xmlns:wpg="http://schemas.microsoft.com/office/word/2010/wordprocessingGroup" xmlns:wpi="http://schemas.microsoft.com/office/word/2010/wordprocessingInk" xmlns:wne="http://schemas.microsoft.com/office/word/2006/wordml" xmlns:wps="http://schemas.microsoft.com/office/word/2010/wordprocessingShape" mc:Ignorable="w14 w15 w16se w16cid w16 w16cex w16sdtdh wp14">
+<w:ftr xmlns:wpc="http://schemas.microsoft.com/office/word/2010/wordprocessingCanvas" xmlns:mc="http://schemas.openxmlformats.org/markup-compatibility/2006" xmlns:o="urn:schemas-microsoft-com:office:office" xmlns:r="http://schemas.openxmlformats.org/officeDocument/2006/relationships" xmlns:m="http://schemas.openxmlformats.org/officeDocument/2006/math" xmlns:v="urn:schemas-microsoft-com:vml" xmlns:wp14="http://schemas.microsoft.com/office/word/2010/wordprocessingDrawing" xmlns:wp="http://schemas.openxmlformats.org/drawingml/2006/wordprocessingDrawing" xmlns:w10="urn:schemas-microsoft-com:office:word" xmlns:w="http://schemas.openxmlformats.org/wordprocessingml/2006/main" xmlns:w14="http://schemas.microsoft.com/office/word/2010/wordml" xmlns:w15="http://schemas.microsoft.com/office/word/2012/wordml" xmlns:wpg="http://schemas.microsoft.com/office/word/2010/wordprocessingGroup" xmlns:wpi="http://schemas.microsoft.com/office/word/2010/wordprocessingInk" xmlns:wne="http://schemas.microsoft.com/office/word/2006/wordml" xmlns:wps="http://schemas.microsoft.com/office/word/2010/wordprocessingShape" xmlns:wpsCustomData="http://www.wps.cn/officeDocument/2013/wpsCustomData" mc:Ignorable="w14 w15 wp14">
   <w:p>
     <w:pPr>
-      <w:pStyle w:val="Footer"/>
+      <w:pStyle w:val="9"/>
     </w:pPr>
     <w:r>
       <w:rPr>
-        <w:noProof/>
         <w:sz w:val="24"/>
       </w:rPr>
       <mc:AlternateContent>
         <mc:Choice Requires="wps">
           <w:drawing>
-            <wp:anchor distT="0" distB="0" distL="114300" distR="114300" simplePos="0" relativeHeight="251800576" behindDoc="0" locked="0" layoutInCell="1" allowOverlap="1" wp14:anchorId="4965862F" wp14:editId="56D9977C">
+            <wp:anchor distT="0" distB="0" distL="114300" distR="114300" simplePos="0" relativeHeight="251680768" behindDoc="0" locked="0" layoutInCell="1" allowOverlap="1">
               <wp:simplePos x="0" y="0"/>
               <wp:positionH relativeFrom="margin">
                 <wp:posOffset>5882640</wp:posOffset>
@@ -3978,7 +4553,7 @@
                       <w:txbxContent>
                         <w:p>
                           <w:pPr>
-                            <w:pStyle w:val="Footer"/>
+                            <w:pStyle w:val="9"/>
                           </w:pPr>
                           <w:r>
                             <w:rPr>
@@ -4010,18 +4585,8 @@
                               <w:sz w:val="22"/>
                               <w:szCs w:val="22"/>
                             </w:rPr>
-                            <w:t>xci</w:t>
+                            <w:t>xcii</w:t>
                           </w:r>
-                          <w:proofErr w:type="spellStart"/>
-                          <w:r>
-                            <w:rPr>
-                              <w:rFonts w:ascii="Arial Regular" w:hAnsi="Arial Regular" w:cs="Arial Regular"/>
-                              <w:sz w:val="22"/>
-                              <w:szCs w:val="22"/>
-                            </w:rPr>
-                            <w:t>i</w:t>
-                          </w:r>
-                          <w:proofErr w:type="spellEnd"/>
                           <w:r>
                             <w:rPr>
                               <w:rFonts w:ascii="Arial Regular" w:hAnsi="Arial Regular" w:cs="Arial Regular"/>
@@ -4044,16 +4609,16 @@
         </mc:Choice>
         <mc:Fallback>
           <w:pict>
-            <v:shapetype w14:anchorId="4965862F" id="_x0000_t202" coordsize="21600,21600" o:spt="202" path="m,l,21600r21600,l21600,xe">
-              <v:stroke joinstyle="miter"/>
-              <v:path gradientshapeok="t" o:connecttype="rect"/>
-            </v:shapetype>
-            <v:shape id="Text Box 265" o:spid="_x0000_s1031" type="#_x0000_t202" style="position:absolute;margin-left:463.2pt;margin-top:-23pt;width:2in;height:2in;z-index:251800576;visibility:visible;mso-wrap-style:none;mso-wrap-distance-left:9pt;mso-wrap-distance-top:0;mso-wrap-distance-right:9pt;mso-wrap-distance-bottom:0;mso-position-horizontal:absolute;mso-position-horizontal-relative:margin;mso-position-vertical:absolute;mso-position-vertical-relative:text;v-text-anchor:top" o:gfxdata="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" filled="f" stroked="f" strokeweight=".5pt">
-              <v:textbox style="mso-fit-shape-to-text:t" inset="0,0,0,0">
+            <v:shape id="_x0000_s1026" o:spid="_x0000_s1026" o:spt="202" type="#_x0000_t202" style="position:absolute;left:0pt;margin-left:463.2pt;margin-top:-23pt;height:144pt;width:144pt;mso-position-horizontal-relative:margin;mso-wrap-style:none;z-index:251680768;mso-width-relative:page;mso-height-relative:page;" filled="f" stroked="f" coordsize="21600,21600" o:gfxdata="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">
+              <v:fill on="f" focussize="0,0"/>
+              <v:stroke on="f" weight="0.5pt"/>
+              <v:imagedata o:title=""/>
+              <o:lock v:ext="edit" aspectratio="f"/>
+              <v:textbox inset="0mm,0mm,0mm,0mm" style="mso-fit-shape-to-text:t;">
                 <w:txbxContent>
                   <w:p>
                     <w:pPr>
-                      <w:pStyle w:val="Footer"/>
+                      <w:pStyle w:val="9"/>
                     </w:pPr>
                     <w:r>
                       <w:rPr>
@@ -4085,18 +4650,8 @@
                         <w:sz w:val="22"/>
                         <w:szCs w:val="22"/>
                       </w:rPr>
-                      <w:t>xci</w:t>
+                      <w:t>xcii</w:t>
                     </w:r>
-                    <w:proofErr w:type="spellStart"/>
-                    <w:r>
-                      <w:rPr>
-                        <w:rFonts w:ascii="Arial Regular" w:hAnsi="Arial Regular" w:cs="Arial Regular"/>
-                        <w:sz w:val="22"/>
-                        <w:szCs w:val="22"/>
-                      </w:rPr>
-                      <w:t>i</w:t>
-                    </w:r>
-                    <w:proofErr w:type="spellEnd"/>
                     <w:r>
                       <w:rPr>
                         <w:rFonts w:ascii="Arial Regular" w:hAnsi="Arial Regular" w:cs="Arial Regular"/>
@@ -4108,7 +4663,6 @@
                   </w:p>
                 </w:txbxContent>
               </v:textbox>
-              <w10:wrap anchorx="margin"/>
             </v:shape>
           </w:pict>
         </mc:Fallback>
@@ -4117,14 +4671,13 @@
     <w:r>
       <w:rPr>
         <w:rFonts w:ascii="Times New Roman" w:hAnsi="Times New Roman" w:cs="Times New Roman"/>
-        <w:noProof/>
         <w:sz w:val="24"/>
         <w:lang w:val="en-PH" w:eastAsia="ja-JP"/>
       </w:rPr>
       <mc:AlternateContent>
         <mc:Choice Requires="wps">
           <w:drawing>
-            <wp:anchor distT="0" distB="0" distL="114300" distR="114300" simplePos="0" relativeHeight="251799552" behindDoc="1" locked="0" layoutInCell="1" allowOverlap="1" wp14:anchorId="749544CA" wp14:editId="1D7CE3EF">
+            <wp:anchor distT="0" distB="0" distL="114300" distR="114300" simplePos="0" relativeHeight="251679744" behindDoc="1" locked="0" layoutInCell="1" allowOverlap="1">
               <wp:simplePos x="0" y="0"/>
               <wp:positionH relativeFrom="margin">
                 <wp:posOffset>-175260</wp:posOffset>
@@ -4203,7 +4756,11 @@
         </mc:Choice>
         <mc:Fallback>
           <w:pict>
-            <v:shape w14:anchorId="749544CA" id="Text Box 266" o:spid="_x0000_s1032" type="#_x0000_t202" style="position:absolute;margin-left:-13.8pt;margin-top:715.8pt;width:467.15pt;height:25.5pt;z-index:-251516928;visibility:visible;mso-wrap-style:square;mso-wrap-distance-left:9pt;mso-wrap-distance-top:0;mso-wrap-distance-right:9pt;mso-wrap-distance-bottom:0;mso-position-horizontal:absolute;mso-position-horizontal-relative:margin;mso-position-vertical:absolute;mso-position-vertical-relative:page;v-text-anchor:top" o:gfxdata="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" fillcolor="white [3201]" stroked="f" strokeweight=".5pt">
+            <v:shape id="_x0000_s1026" o:spid="_x0000_s1026" o:spt="202" type="#_x0000_t202" style="position:absolute;left:0pt;margin-left:-13.8pt;margin-top:715.8pt;height:25.5pt;width:467.15pt;mso-position-horizontal-relative:margin;mso-position-vertical-relative:page;z-index:-251636736;mso-width-relative:page;mso-height-relative:page;" fillcolor="#FFFFFF [3201]" filled="t" stroked="f" coordsize="21600,21600" o:gfxdata="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">
+              <v:fill on="t" focussize="0,0"/>
+              <v:stroke on="f" weight="0.5pt"/>
+              <v:imagedata o:title=""/>
+              <o:lock v:ext="edit" aspectratio="f"/>
               <v:textbox>
                 <w:txbxContent>
                   <w:p>
@@ -4225,7 +4782,6 @@
                   </w:p>
                 </w:txbxContent>
               </v:textbox>
-              <w10:wrap anchorx="margin" anchory="page"/>
             </v:shape>
           </w:pict>
         </mc:Fallback>
@@ -4234,14 +4790,13 @@
     <w:r>
       <w:rPr>
         <w:rFonts w:ascii="Times New Roman" w:hAnsi="Times New Roman" w:cs="Times New Roman"/>
-        <w:noProof/>
         <w:sz w:val="36"/>
         <w:lang w:val="en-PH" w:eastAsia="ja-JP"/>
       </w:rPr>
       <mc:AlternateContent>
         <mc:Choice Requires="wps">
           <w:drawing>
-            <wp:anchor distT="0" distB="0" distL="114300" distR="114300" simplePos="0" relativeHeight="251797504" behindDoc="0" locked="0" layoutInCell="1" allowOverlap="1" wp14:anchorId="5B4106B0" wp14:editId="68AA76FC">
+            <wp:anchor distT="0" distB="0" distL="114300" distR="114300" simplePos="0" relativeHeight="251677696" behindDoc="0" locked="0" layoutInCell="1" allowOverlap="1">
               <wp:simplePos x="0" y="0"/>
               <wp:positionH relativeFrom="column">
                 <wp:posOffset>-1298575</wp:posOffset>
@@ -4295,8 +4850,11 @@
         </mc:Choice>
         <mc:Fallback>
           <w:pict>
-            <v:line w14:anchorId="206BF4B4" id="Straight Connector 267" o:spid="_x0000_s1026" style="position:absolute;z-index:251797504;visibility:visible;mso-wrap-style:square;mso-wrap-distance-left:9pt;mso-wrap-distance-top:0;mso-wrap-distance-right:9pt;mso-wrap-distance-bottom:0;mso-position-horizontal:absolute;mso-position-horizontal-relative:text;mso-position-vertical:absolute;mso-position-vertical-relative:text" from="-102.25pt,-7.3pt" to="712pt,-7.3pt" o:gfxdata="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" strokecolor="black [3213]" strokeweight="1.5pt">
-              <v:stroke joinstyle="miter"/>
+            <v:line id="_x0000_s1026" o:spid="_x0000_s1026" o:spt="20" style="position:absolute;left:0pt;margin-left:-102.25pt;margin-top:-7.3pt;height:0pt;width:814.25pt;z-index:251677696;mso-width-relative:page;mso-height-relative:page;" filled="f" stroked="t" coordsize="21600,21600" o:gfxdata="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">
+              <v:fill on="f" focussize="0,0"/>
+              <v:stroke weight="1.5pt" color="#000000 [3213]" miterlimit="8" joinstyle="miter"/>
+              <v:imagedata o:title=""/>
+              <o:lock v:ext="edit" aspectratio="f"/>
             </v:line>
           </w:pict>
         </mc:Fallback>
@@ -4305,14 +4863,13 @@
     <w:r>
       <w:rPr>
         <w:rFonts w:ascii="Times New Roman" w:hAnsi="Times New Roman" w:cs="Times New Roman"/>
-        <w:noProof/>
         <w:sz w:val="36"/>
         <w:lang w:val="en-PH" w:eastAsia="ja-JP"/>
       </w:rPr>
       <mc:AlternateContent>
         <mc:Choice Requires="wps">
           <w:drawing>
-            <wp:anchor distT="0" distB="0" distL="114300" distR="114300" simplePos="0" relativeHeight="251798528" behindDoc="0" locked="0" layoutInCell="1" allowOverlap="1" wp14:anchorId="6EA394B6" wp14:editId="148CEAED">
+            <wp:anchor distT="0" distB="0" distL="114300" distR="114300" simplePos="0" relativeHeight="251678720" behindDoc="0" locked="0" layoutInCell="1" allowOverlap="1">
               <wp:simplePos x="0" y="0"/>
               <wp:positionH relativeFrom="column">
                 <wp:posOffset>-1331595</wp:posOffset>
@@ -4366,8 +4923,11 @@
         </mc:Choice>
         <mc:Fallback>
           <w:pict>
-            <v:line w14:anchorId="0D6CE646" id="Straight Connector 268" o:spid="_x0000_s1026" style="position:absolute;z-index:251798528;visibility:visible;mso-wrap-style:square;mso-wrap-distance-left:9pt;mso-wrap-distance-top:0;mso-wrap-distance-right:9pt;mso-wrap-distance-bottom:0;mso-position-horizontal:absolute;mso-position-horizontal-relative:text;mso-position-vertical:absolute;mso-position-vertical-relative:text" from="-104.85pt,-24.9pt" to="708.55pt,-24.9pt" o:gfxdata="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" strokecolor="black [3213]" strokeweight="1.5pt">
-              <v:stroke joinstyle="miter"/>
+            <v:line id="_x0000_s1026" o:spid="_x0000_s1026" o:spt="20" style="position:absolute;left:0pt;margin-left:-104.85pt;margin-top:-24.9pt;height:0pt;width:813.4pt;z-index:251678720;mso-width-relative:page;mso-height-relative:page;" filled="f" stroked="t" coordsize="21600,21600" o:gfxdata="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">
+              <v:fill on="f" focussize="0,0"/>
+              <v:stroke weight="1.5pt" color="#000000 [3213]" miterlimit="8" joinstyle="miter"/>
+              <v:imagedata o:title=""/>
+              <o:lock v:ext="edit" aspectratio="f"/>
             </v:line>
           </w:pict>
         </mc:Fallback>
@@ -4377,40 +4937,20 @@
 </w:ftr>
 </file>
 
-<file path=word/footnotes.xml><?xml version="1.0" encoding="utf-8"?>
-<w:footnotes xmlns:wpc="http://schemas.microsoft.com/office/word/2010/wordprocessingCanvas" xmlns:cx="http://schemas.microsoft.com/office/drawing/2014/chartex" xmlns:cx1="http://schemas.microsoft.com/office/drawing/2015/9/8/chartex" xmlns:cx2="http://schemas.microsoft.com/office/drawing/2015/10/21/chartex" xmlns:cx3="http://schemas.microsoft.com/office/drawing/2016/5/9/chartex" xmlns:cx4="http://schemas.microsoft.com/office/drawing/2016/5/10/chartex" xmlns:cx5="http://schemas.microsoft.com/office/drawing/2016/5/11/chartex" xmlns:cx6="http://schemas.microsoft.com/office/drawing/2016/5/12/chartex" xmlns:cx7="http://schemas.microsoft.com/office/drawing/2016/5/13/chartex" xmlns:cx8="http://schemas.microsoft.com/office/drawing/2016/5/14/chartex" xmlns:mc="http://schemas.openxmlformats.org/markup-compatibility/2006" xmlns:aink="http://schemas.microsoft.com/office/drawing/2016/ink" xmlns:am3d="http://schemas.microsoft.com/office/drawing/2017/model3d" xmlns:o="urn:schemas-microsoft-com:office:office" xmlns:r="http://schemas.openxmlformats.org/officeDocument/2006/relationships" xmlns:m="http://schemas.openxmlformats.org/officeDocument/2006/math" xmlns:v="urn:schemas-microsoft-com:vml" xmlns:wp14="http://schemas.microsoft.com/office/word/2010/wordprocessingDrawing" xmlns:wp="http://schemas.openxmlformats.org/drawingml/2006/wordprocessingDrawing" xmlns:w10="urn:schemas-microsoft-com:office:word" xmlns:w="http://schemas.openxmlformats.org/wordprocessingml/2006/main" xmlns:w14="http://schemas.microsoft.com/office/word/2010/wordml" xmlns:w15="http://schemas.microsoft.com/office/word/2012/wordml" xmlns:w16cex="http://schemas.microsoft.com/office/word/2018/wordml/cex" xmlns:w16cid="http://schemas.microsoft.com/office/word/2016/wordml/cid" xmlns:w16="http://schemas.microsoft.com/office/word/2018/wordml" xmlns:w16sdtdh="http://schemas.microsoft.com/office/word/2020/wordml/sdtdatahash" xmlns:w16se="http://schemas.microsoft.com/office/word/2015/wordml/symex" xmlns:wpg="http://schemas.microsoft.com/office/word/2010/wordprocessingGroup" xmlns:wpi="http://schemas.microsoft.com/office/word/2010/wordprocessingInk" xmlns:wne="http://schemas.microsoft.com/office/word/2006/wordml" xmlns:wps="http://schemas.microsoft.com/office/word/2010/wordprocessingShape" mc:Ignorable="w14 w15 w16se w16cid w16 w16cex w16sdtdh wp14">
-  <w:footnote w:type="separator" w:id="-1">
-    <w:p>
-      <w:r>
-        <w:separator/>
-      </w:r>
-    </w:p>
-  </w:footnote>
-  <w:footnote w:type="continuationSeparator" w:id="0">
-    <w:p>
-      <w:r>
-        <w:continuationSeparator/>
-      </w:r>
-    </w:p>
-  </w:footnote>
-</w:footnotes>
-</file>
-
 <file path=word/header1.xml><?xml version="1.0" encoding="utf-8"?>
-<w:hdr xmlns:wpc="http://schemas.microsoft.com/office/word/2010/wordprocessingCanvas" xmlns:cx="http://schemas.microsoft.com/office/drawing/2014/chartex" xmlns:cx1="http://schemas.microsoft.com/office/drawing/2015/9/8/chartex" xmlns:cx2="http://schemas.microsoft.com/office/drawing/2015/10/21/chartex" xmlns:cx3="http://schemas.microsoft.com/office/drawing/2016/5/9/chartex" xmlns:cx4="http://schemas.microsoft.com/office/drawing/2016/5/10/chartex" xmlns:cx5="http://schemas.microsoft.com/office/drawing/2016/5/11/chartex" xmlns:cx6="http://schemas.microsoft.com/office/drawing/2016/5/12/chartex" xmlns:cx7="http://schemas.microsoft.com/office/drawing/2016/5/13/chartex" xmlns:cx8="http://schemas.microsoft.com/office/drawing/2016/5/14/chartex" xmlns:mc="http://schemas.openxmlformats.org/markup-compatibility/2006" xmlns:aink="http://schemas.microsoft.com/office/drawing/2016/ink" xmlns:am3d="http://schemas.microsoft.com/office/drawing/2017/model3d" xmlns:o="urn:schemas-microsoft-com:office:office" xmlns:r="http://schemas.openxmlformats.org/officeDocument/2006/relationships" xmlns:m="http://schemas.openxmlformats.org/officeDocument/2006/math" xmlns:v="urn:schemas-microsoft-com:vml" xmlns:wp14="http://schemas.microsoft.com/office/word/2010/wordprocessingDrawing" xmlns:wp="http://schemas.openxmlformats.org/drawingml/2006/wordprocessingDrawing" xmlns:w10="urn:schemas-microsoft-com:office:word" xmlns:w="http://schemas.openxmlformats.org/wordprocessingml/2006/main" xmlns:w14="http://schemas.microsoft.com/office/word/2010/wordml" xmlns:w15="http://schemas.microsoft.com/office/word/2012/wordml" xmlns:w16cex="http://schemas.microsoft.com/office/word/2018/wordml/cex" xmlns:w16cid="http://schemas.microsoft.com/office/word/2016/wordml/cid" xmlns:w16="http://schemas.microsoft.com/office/word/2018/wordml" xmlns:w16sdtdh="http://schemas.microsoft.com/office/word/2020/wordml/sdtdatahash" xmlns:w16se="http://schemas.microsoft.com/office/word/2015/wordml/symex" xmlns:wpg="http://schemas.microsoft.com/office/word/2010/wordprocessingGroup" xmlns:wpi="http://schemas.microsoft.com/office/word/2010/wordprocessingInk" xmlns:wne="http://schemas.microsoft.com/office/word/2006/wordml" xmlns:wps="http://schemas.microsoft.com/office/word/2010/wordprocessingShape" mc:Ignorable="w14 w15 w16se w16cid w16 w16cex w16sdtdh wp14">
+<w:hdr xmlns:wpc="http://schemas.microsoft.com/office/word/2010/wordprocessingCanvas" xmlns:mc="http://schemas.openxmlformats.org/markup-compatibility/2006" xmlns:o="urn:schemas-microsoft-com:office:office" xmlns:r="http://schemas.openxmlformats.org/officeDocument/2006/relationships" xmlns:m="http://schemas.openxmlformats.org/officeDocument/2006/math" xmlns:v="urn:schemas-microsoft-com:vml" xmlns:wp14="http://schemas.microsoft.com/office/word/2010/wordprocessingDrawing" xmlns:wp="http://schemas.openxmlformats.org/drawingml/2006/wordprocessingDrawing" xmlns:w10="urn:schemas-microsoft-com:office:word" xmlns:w="http://schemas.openxmlformats.org/wordprocessingml/2006/main" xmlns:w14="http://schemas.microsoft.com/office/word/2010/wordml" xmlns:w15="http://schemas.microsoft.com/office/word/2012/wordml" xmlns:wpg="http://schemas.microsoft.com/office/word/2010/wordprocessingGroup" xmlns:wpi="http://schemas.microsoft.com/office/word/2010/wordprocessingInk" xmlns:wne="http://schemas.microsoft.com/office/word/2006/wordml" xmlns:wps="http://schemas.microsoft.com/office/word/2010/wordprocessingShape" xmlns:wpsCustomData="http://www.wps.cn/officeDocument/2013/wpsCustomData" mc:Ignorable="w14 w15 wp14">
   <w:p>
     <w:pPr>
-      <w:pStyle w:val="Header"/>
+      <w:pStyle w:val="10"/>
     </w:pPr>
     <w:r>
       <w:rPr>
         <w:rFonts w:ascii="Times New Roman" w:hAnsi="Times New Roman" w:cs="Times New Roman"/>
-        <w:noProof/>
         <w:sz w:val="36"/>
         <w:lang w:val="en-PH" w:eastAsia="ja-JP"/>
       </w:rPr>
       <w:drawing>
-        <wp:anchor distT="0" distB="0" distL="114300" distR="114300" simplePos="0" relativeHeight="251680768" behindDoc="1" locked="0" layoutInCell="1" allowOverlap="1" wp14:anchorId="31AF5065" wp14:editId="2DAC04AA">
+        <wp:anchor distT="0" distB="0" distL="114300" distR="114300" simplePos="0" relativeHeight="251662336" behindDoc="1" locked="0" layoutInCell="1" allowOverlap="1">
           <wp:simplePos x="0" y="0"/>
           <wp:positionH relativeFrom="margin">
             <wp:posOffset>3484880</wp:posOffset>
@@ -4464,14 +5004,13 @@
     <w:r>
       <w:rPr>
         <w:rFonts w:ascii="Times New Roman" w:hAnsi="Times New Roman" w:cs="Times New Roman"/>
-        <w:noProof/>
         <w:sz w:val="24"/>
         <w:lang w:val="en-PH" w:eastAsia="ja-JP"/>
       </w:rPr>
       <mc:AlternateContent>
         <mc:Choice Requires="wps">
           <w:drawing>
-            <wp:anchor distT="0" distB="0" distL="114300" distR="114300" simplePos="0" relativeHeight="251679744" behindDoc="1" locked="0" layoutInCell="1" allowOverlap="1" wp14:anchorId="3B3BBCA8" wp14:editId="7DC15D22">
+            <wp:anchor distT="0" distB="0" distL="114300" distR="114300" simplePos="0" relativeHeight="251661312" behindDoc="1" locked="0" layoutInCell="1" allowOverlap="1">
               <wp:simplePos x="0" y="0"/>
               <wp:positionH relativeFrom="margin">
                 <wp:posOffset>929005</wp:posOffset>
@@ -4545,11 +5084,11 @@
         </mc:Choice>
         <mc:Fallback>
           <w:pict>
-            <v:shapetype w14:anchorId="3B3BBCA8" id="_x0000_t202" coordsize="21600,21600" o:spt="202" path="m,l,21600r21600,l21600,xe">
-              <v:stroke joinstyle="miter"/>
-              <v:path gradientshapeok="t" o:connecttype="rect"/>
-            </v:shapetype>
-            <v:shape id="Text Box 68" o:spid="_x0000_s1026" type="#_x0000_t202" style="position:absolute;margin-left:73.15pt;margin-top:69.95pt;width:482.9pt;height:25.5pt;z-index:-251636736;visibility:visible;mso-wrap-style:square;mso-wrap-distance-left:9pt;mso-wrap-distance-top:0;mso-wrap-distance-right:9pt;mso-wrap-distance-bottom:0;mso-position-horizontal:absolute;mso-position-horizontal-relative:margin;mso-position-vertical:absolute;mso-position-vertical-relative:top-margin-area;v-text-anchor:top" o:gfxdata="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" fillcolor="white [3201]" stroked="f" strokeweight=".5pt">
+            <v:shape id="_x0000_s1026" o:spid="_x0000_s1026" o:spt="202" type="#_x0000_t202" style="position:absolute;left:0pt;margin-left:159.55pt;margin-top:69.95pt;height:25.5pt;width:482.9pt;mso-position-horizontal-relative:page;mso-position-vertical-relative:page;z-index:-251655168;mso-width-relative:page;mso-height-relative:page;" fillcolor="#FFFFFF [3201]" filled="t" stroked="f" coordsize="21600,21600" o:gfxdata="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">
+              <v:fill on="t" focussize="0,0"/>
+              <v:stroke on="f" weight="0.5pt"/>
+              <v:imagedata o:title=""/>
+              <o:lock v:ext="edit" aspectratio="f"/>
               <v:textbox>
                 <w:txbxContent>
                   <w:p>
@@ -4566,7 +5105,6 @@
                   </w:p>
                 </w:txbxContent>
               </v:textbox>
-              <w10:wrap anchorx="margin" anchory="margin"/>
             </v:shape>
           </w:pict>
         </mc:Fallback>
@@ -4575,14 +5113,13 @@
     <w:r>
       <w:rPr>
         <w:rFonts w:ascii="Times New Roman" w:hAnsi="Times New Roman" w:cs="Times New Roman"/>
-        <w:noProof/>
         <w:sz w:val="36"/>
         <w:lang w:val="en-PH" w:eastAsia="ja-JP"/>
       </w:rPr>
       <mc:AlternateContent>
         <mc:Choice Requires="wps">
           <w:drawing>
-            <wp:anchor distT="0" distB="0" distL="114300" distR="114300" simplePos="0" relativeHeight="251678720" behindDoc="0" locked="0" layoutInCell="1" allowOverlap="1" wp14:anchorId="7E1ED4F6" wp14:editId="7FDCEC0E">
+            <wp:anchor distT="0" distB="0" distL="114300" distR="114300" simplePos="0" relativeHeight="251660288" behindDoc="0" locked="0" layoutInCell="1" allowOverlap="1">
               <wp:simplePos x="0" y="0"/>
               <wp:positionH relativeFrom="column">
                 <wp:posOffset>7993380</wp:posOffset>
@@ -4636,8 +5173,11 @@
         </mc:Choice>
         <mc:Fallback>
           <w:pict>
-            <v:line w14:anchorId="2D8791FD" id="Straight Connector 66" o:spid="_x0000_s1026" style="position:absolute;z-index:251678720;visibility:visible;mso-wrap-style:square;mso-wrap-distance-left:9pt;mso-wrap-distance-top:0;mso-wrap-distance-right:9pt;mso-wrap-distance-bottom:0;mso-position-horizontal:absolute;mso-position-horizontal-relative:text;mso-position-vertical:absolute;mso-position-vertical-relative:text" from="629.4pt,-36.05pt" to="629.4pt,771.85pt" o:gfxdata="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" strokecolor="black [3213]" strokeweight="1.5pt">
-              <v:stroke joinstyle="miter"/>
+            <v:line id="_x0000_s1026" o:spid="_x0000_s1026" o:spt="20" style="position:absolute;left:0pt;margin-left:629.4pt;margin-top:-36.05pt;height:807.9pt;width:0pt;z-index:251660288;mso-width-relative:page;mso-height-relative:page;" filled="f" stroked="t" coordsize="21600,21600" o:gfxdata="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">
+              <v:fill on="f" focussize="0,0"/>
+              <v:stroke weight="1.5pt" color="#000000 [3213]" miterlimit="8" joinstyle="miter"/>
+              <v:imagedata o:title=""/>
+              <o:lock v:ext="edit" aspectratio="f"/>
             </v:line>
           </w:pict>
         </mc:Fallback>
@@ -4646,14 +5186,13 @@
     <w:r>
       <w:rPr>
         <w:rFonts w:ascii="Times New Roman" w:hAnsi="Times New Roman" w:cs="Times New Roman"/>
-        <w:noProof/>
         <w:sz w:val="36"/>
         <w:lang w:val="en-PH" w:eastAsia="ja-JP"/>
       </w:rPr>
       <mc:AlternateContent>
         <mc:Choice Requires="wps">
           <w:drawing>
-            <wp:anchor distT="0" distB="0" distL="114300" distR="114300" simplePos="0" relativeHeight="251677696" behindDoc="0" locked="0" layoutInCell="1" allowOverlap="1" wp14:anchorId="5958DDAE" wp14:editId="413D3B25">
+            <wp:anchor distT="0" distB="0" distL="114300" distR="114300" simplePos="0" relativeHeight="251659264" behindDoc="0" locked="0" layoutInCell="1" allowOverlap="1">
               <wp:simplePos x="0" y="0"/>
               <wp:positionH relativeFrom="column">
                 <wp:posOffset>-172720</wp:posOffset>
@@ -4707,8 +5246,11 @@
         </mc:Choice>
         <mc:Fallback>
           <w:pict>
-            <v:line w14:anchorId="0DB8791F" id="Straight Connector 65" o:spid="_x0000_s1026" style="position:absolute;z-index:251677696;visibility:visible;mso-wrap-style:square;mso-wrap-distance-left:9pt;mso-wrap-distance-top:0;mso-wrap-distance-right:9pt;mso-wrap-distance-bottom:0;mso-position-horizontal:absolute;mso-position-horizontal-relative:text;mso-position-vertical:absolute;mso-position-vertical-relative:text" from="-13.6pt,-37.15pt" to="-13.6pt,759.85pt" o:gfxdata="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" strokecolor="black [3213]" strokeweight="1.5pt">
-              <v:stroke joinstyle="miter"/>
+            <v:line id="_x0000_s1026" o:spid="_x0000_s1026" o:spt="20" style="position:absolute;left:0pt;margin-left:-13.6pt;margin-top:-37.15pt;height:797pt;width:0pt;z-index:251659264;mso-width-relative:page;mso-height-relative:page;" filled="f" stroked="t" coordsize="21600,21600" o:gfxdata="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">
+              <v:fill on="f" focussize="0,0"/>
+              <v:stroke weight="1.5pt" color="#000000 [3213]" miterlimit="8" joinstyle="miter"/>
+              <v:imagedata o:title=""/>
+              <o:lock v:ext="edit" aspectratio="f"/>
             </v:line>
           </w:pict>
         </mc:Fallback>
@@ -4717,14 +5259,13 @@
     <w:r>
       <w:rPr>
         <w:rFonts w:ascii="Times New Roman" w:hAnsi="Times New Roman" w:cs="Times New Roman"/>
-        <w:noProof/>
         <w:sz w:val="36"/>
         <w:lang w:val="en-PH" w:eastAsia="ja-JP"/>
       </w:rPr>
       <mc:AlternateContent>
         <mc:Choice Requires="wps">
           <w:drawing>
-            <wp:anchor distT="0" distB="0" distL="114300" distR="114300" simplePos="0" relativeHeight="251682816" behindDoc="0" locked="0" layoutInCell="1" allowOverlap="1" wp14:anchorId="6512D999" wp14:editId="1F32B6A6">
+            <wp:anchor distT="0" distB="0" distL="114300" distR="114300" simplePos="0" relativeHeight="251664384" behindDoc="0" locked="0" layoutInCell="1" allowOverlap="1">
               <wp:simplePos x="0" y="0"/>
               <wp:positionH relativeFrom="page">
                 <wp:posOffset>0</wp:posOffset>
@@ -4778,9 +5319,11 @@
         </mc:Choice>
         <mc:Fallback>
           <w:pict>
-            <v:line w14:anchorId="13DF8BCC" id="Straight Connector 69" o:spid="_x0000_s1026" style="position:absolute;z-index:251682816;visibility:visible;mso-wrap-style:square;mso-wrap-distance-left:9pt;mso-wrap-distance-top:0;mso-wrap-distance-right:9pt;mso-wrap-distance-bottom:0;mso-position-horizontal:absolute;mso-position-horizontal-relative:page;mso-position-vertical:absolute;mso-position-vertical-relative:text" from="0,36.2pt" to="806.55pt,36.2pt" o:gfxdata="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" strokecolor="black [3213]" strokeweight="1.5pt">
-              <v:stroke joinstyle="miter"/>
-              <w10:wrap anchorx="page"/>
+            <v:line id="_x0000_s1026" o:spid="_x0000_s1026" o:spt="20" style="position:absolute;left:0pt;margin-left:0pt;margin-top:36.2pt;height:0pt;width:806.55pt;mso-position-horizontal-relative:page;z-index:251664384;mso-width-relative:page;mso-height-relative:page;" filled="f" stroked="t" coordsize="21600,21600" o:gfxdata="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">
+              <v:fill on="f" focussize="0,0"/>
+              <v:stroke weight="1.5pt" color="#000000 [3213]" miterlimit="8" joinstyle="miter"/>
+              <v:imagedata o:title=""/>
+              <o:lock v:ext="edit" aspectratio="f"/>
             </v:line>
           </w:pict>
         </mc:Fallback>
@@ -4789,14 +5332,13 @@
     <w:r>
       <w:rPr>
         <w:rFonts w:ascii="Times New Roman" w:hAnsi="Times New Roman" w:cs="Times New Roman"/>
-        <w:noProof/>
         <w:sz w:val="24"/>
         <w:lang w:val="en-PH" w:eastAsia="ja-JP"/>
       </w:rPr>
       <mc:AlternateContent>
         <mc:Choice Requires="wps">
           <w:drawing>
-            <wp:anchor distT="0" distB="0" distL="114300" distR="114300" simplePos="0" relativeHeight="251681792" behindDoc="0" locked="0" layoutInCell="1" allowOverlap="1" wp14:anchorId="7795BFA4" wp14:editId="46E5DF67">
+            <wp:anchor distT="0" distB="0" distL="114300" distR="114300" simplePos="0" relativeHeight="251663360" behindDoc="0" locked="0" layoutInCell="1" allowOverlap="1">
               <wp:simplePos x="0" y="0"/>
               <wp:positionH relativeFrom="column">
                 <wp:posOffset>-1236345</wp:posOffset>
@@ -4850,8 +5392,11 @@
         </mc:Choice>
         <mc:Fallback>
           <w:pict>
-            <v:line w14:anchorId="0B7471EA" id="Straight Connector 70" o:spid="_x0000_s1026" style="position:absolute;z-index:251681792;visibility:visible;mso-wrap-style:square;mso-wrap-distance-left:9pt;mso-wrap-distance-top:0;mso-wrap-distance-right:9pt;mso-wrap-distance-bottom:0;mso-position-horizontal:absolute;mso-position-horizontal-relative:text;mso-position-vertical:absolute;mso-position-vertical-relative:text" from="-97.35pt,53.5pt" to="715.8pt,53.5pt" o:gfxdata="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" strokecolor="black [3213]" strokeweight="1.5pt">
-              <v:stroke joinstyle="miter"/>
+            <v:line id="_x0000_s1026" o:spid="_x0000_s1026" o:spt="20" style="position:absolute;left:0pt;margin-left:-97.35pt;margin-top:53.5pt;height:0pt;width:813.15pt;z-index:251663360;mso-width-relative:page;mso-height-relative:page;" filled="f" stroked="t" coordsize="21600,21600" o:gfxdata="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">
+              <v:fill on="f" focussize="0,0"/>
+              <v:stroke weight="1.5pt" color="#000000 [3213]" miterlimit="8" joinstyle="miter"/>
+              <v:imagedata o:title=""/>
+              <o:lock v:ext="edit" aspectratio="f"/>
             </v:line>
           </w:pict>
         </mc:Fallback>
@@ -4862,22 +5407,21 @@
 </file>
 
 <file path=word/header2.xml><?xml version="1.0" encoding="utf-8"?>
-<w:hdr xmlns:wpc="http://schemas.microsoft.com/office/word/2010/wordprocessingCanvas" xmlns:cx="http://schemas.microsoft.com/office/drawing/2014/chartex" xmlns:cx1="http://schemas.microsoft.com/office/drawing/2015/9/8/chartex" xmlns:cx2="http://schemas.microsoft.com/office/drawing/2015/10/21/chartex" xmlns:cx3="http://schemas.microsoft.com/office/drawing/2016/5/9/chartex" xmlns:cx4="http://schemas.microsoft.com/office/drawing/2016/5/10/chartex" xmlns:cx5="http://schemas.microsoft.com/office/drawing/2016/5/11/chartex" xmlns:cx6="http://schemas.microsoft.com/office/drawing/2016/5/12/chartex" xmlns:cx7="http://schemas.microsoft.com/office/drawing/2016/5/13/chartex" xmlns:cx8="http://schemas.microsoft.com/office/drawing/2016/5/14/chartex" xmlns:mc="http://schemas.openxmlformats.org/markup-compatibility/2006" xmlns:aink="http://schemas.microsoft.com/office/drawing/2016/ink" xmlns:am3d="http://schemas.microsoft.com/office/drawing/2017/model3d" xmlns:o="urn:schemas-microsoft-com:office:office" xmlns:r="http://schemas.openxmlformats.org/officeDocument/2006/relationships" xmlns:m="http://schemas.openxmlformats.org/officeDocument/2006/math" xmlns:v="urn:schemas-microsoft-com:vml" xmlns:wp14="http://schemas.microsoft.com/office/word/2010/wordprocessingDrawing" xmlns:wp="http://schemas.openxmlformats.org/drawingml/2006/wordprocessingDrawing" xmlns:w10="urn:schemas-microsoft-com:office:word" xmlns:w="http://schemas.openxmlformats.org/wordprocessingml/2006/main" xmlns:w14="http://schemas.microsoft.com/office/word/2010/wordml" xmlns:w15="http://schemas.microsoft.com/office/word/2012/wordml" xmlns:w16cex="http://schemas.microsoft.com/office/word/2018/wordml/cex" xmlns:w16cid="http://schemas.microsoft.com/office/word/2016/wordml/cid" xmlns:w16="http://schemas.microsoft.com/office/word/2018/wordml" xmlns:w16sdtdh="http://schemas.microsoft.com/office/word/2020/wordml/sdtdatahash" xmlns:w16se="http://schemas.microsoft.com/office/word/2015/wordml/symex" xmlns:wpg="http://schemas.microsoft.com/office/word/2010/wordprocessingGroup" xmlns:wpi="http://schemas.microsoft.com/office/word/2010/wordprocessingInk" xmlns:wne="http://schemas.microsoft.com/office/word/2006/wordml" xmlns:wps="http://schemas.microsoft.com/office/word/2010/wordprocessingShape" mc:Ignorable="w14 w15 w16se w16cid w16 w16cex w16sdtdh wp14">
+<w:hdr xmlns:wpc="http://schemas.microsoft.com/office/word/2010/wordprocessingCanvas" xmlns:mc="http://schemas.openxmlformats.org/markup-compatibility/2006" xmlns:o="urn:schemas-microsoft-com:office:office" xmlns:r="http://schemas.openxmlformats.org/officeDocument/2006/relationships" xmlns:m="http://schemas.openxmlformats.org/officeDocument/2006/math" xmlns:v="urn:schemas-microsoft-com:vml" xmlns:wp14="http://schemas.microsoft.com/office/word/2010/wordprocessingDrawing" xmlns:wp="http://schemas.openxmlformats.org/drawingml/2006/wordprocessingDrawing" xmlns:w10="urn:schemas-microsoft-com:office:word" xmlns:w="http://schemas.openxmlformats.org/wordprocessingml/2006/main" xmlns:w14="http://schemas.microsoft.com/office/word/2010/wordml" xmlns:w15="http://schemas.microsoft.com/office/word/2012/wordml" xmlns:wpg="http://schemas.microsoft.com/office/word/2010/wordprocessingGroup" xmlns:wpi="http://schemas.microsoft.com/office/word/2010/wordprocessingInk" xmlns:wne="http://schemas.microsoft.com/office/word/2006/wordml" xmlns:wps="http://schemas.microsoft.com/office/word/2010/wordprocessingShape" xmlns:wpsCustomData="http://www.wps.cn/officeDocument/2013/wpsCustomData" mc:Ignorable="w14 w15 wp14">
   <w:p>
     <w:pPr>
-      <w:pStyle w:val="Header"/>
+      <w:pStyle w:val="10"/>
     </w:pPr>
     <w:r>
       <w:rPr>
         <w:rFonts w:ascii="Times New Roman" w:hAnsi="Times New Roman" w:cs="Times New Roman"/>
-        <w:noProof/>
         <w:sz w:val="36"/>
         <w:lang w:val="en-PH" w:eastAsia="ja-JP"/>
       </w:rPr>
       <mc:AlternateContent>
         <mc:Choice Requires="wps">
           <w:drawing>
-            <wp:anchor distT="0" distB="0" distL="114300" distR="114300" simplePos="0" relativeHeight="251796480" behindDoc="0" locked="0" layoutInCell="1" allowOverlap="1" wp14:anchorId="29F622DB" wp14:editId="62A3E6E6">
+            <wp:anchor distT="0" distB="0" distL="114300" distR="114300" simplePos="0" relativeHeight="251676672" behindDoc="0" locked="0" layoutInCell="1" allowOverlap="1">
               <wp:simplePos x="0" y="0"/>
               <wp:positionH relativeFrom="column">
                 <wp:posOffset>5733415</wp:posOffset>
@@ -4931,8 +5475,11 @@
         </mc:Choice>
         <mc:Fallback>
           <w:pict>
-            <v:line w14:anchorId="2EB8F707" id="Straight Connector 258" o:spid="_x0000_s1026" style="position:absolute;z-index:251796480;visibility:visible;mso-wrap-style:square;mso-wrap-distance-left:9pt;mso-wrap-distance-top:0;mso-wrap-distance-right:9pt;mso-wrap-distance-bottom:0;mso-position-horizontal:absolute;mso-position-horizontal-relative:text;mso-position-vertical:absolute;mso-position-vertical-relative:text" from="451.45pt,-35.95pt" to="451.45pt,771.95pt" o:gfxdata="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" strokecolor="black [3213]" strokeweight="1.5pt">
-              <v:stroke joinstyle="miter"/>
+            <v:line id="_x0000_s1026" o:spid="_x0000_s1026" o:spt="20" style="position:absolute;left:0pt;margin-left:451.45pt;margin-top:-35.95pt;height:807.9pt;width:0pt;z-index:251676672;mso-width-relative:page;mso-height-relative:page;" filled="f" stroked="t" coordsize="21600,21600" o:gfxdata="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">
+              <v:fill on="f" focussize="0,0"/>
+              <v:stroke weight="1.5pt" color="#000000 [3213]" miterlimit="8" joinstyle="miter"/>
+              <v:imagedata o:title=""/>
+              <o:lock v:ext="edit" aspectratio="f"/>
             </v:line>
           </w:pict>
         </mc:Fallback>
@@ -4941,12 +5488,11 @@
     <w:r>
       <w:rPr>
         <w:rFonts w:ascii="Times New Roman" w:hAnsi="Times New Roman" w:cs="Times New Roman"/>
-        <w:noProof/>
         <w:sz w:val="36"/>
         <w:lang w:val="en-PH" w:eastAsia="ja-JP"/>
       </w:rPr>
       <w:drawing>
-        <wp:anchor distT="0" distB="0" distL="114300" distR="114300" simplePos="0" relativeHeight="251793408" behindDoc="1" locked="0" layoutInCell="1" allowOverlap="1" wp14:anchorId="44DE005D" wp14:editId="13C0BE76">
+        <wp:anchor distT="0" distB="0" distL="114300" distR="114300" simplePos="0" relativeHeight="251673600" behindDoc="1" locked="0" layoutInCell="1" allowOverlap="1">
           <wp:simplePos x="0" y="0"/>
           <wp:positionH relativeFrom="margin">
             <wp:posOffset>2257425</wp:posOffset>
@@ -5000,14 +5546,13 @@
     <w:r>
       <w:rPr>
         <w:rFonts w:ascii="Times New Roman" w:hAnsi="Times New Roman" w:cs="Times New Roman"/>
-        <w:noProof/>
         <w:sz w:val="24"/>
         <w:lang w:val="en-PH" w:eastAsia="ja-JP"/>
       </w:rPr>
       <mc:AlternateContent>
         <mc:Choice Requires="wps">
           <w:drawing>
-            <wp:anchor distT="0" distB="0" distL="114300" distR="114300" simplePos="0" relativeHeight="251792384" behindDoc="1" locked="0" layoutInCell="1" allowOverlap="1" wp14:anchorId="64578411" wp14:editId="0C7259CB">
+            <wp:anchor distT="0" distB="0" distL="114300" distR="114300" simplePos="0" relativeHeight="251672576" behindDoc="1" locked="0" layoutInCell="1" allowOverlap="1">
               <wp:simplePos x="0" y="0"/>
               <wp:positionH relativeFrom="margin">
                 <wp:posOffset>-384810</wp:posOffset>
@@ -5081,11 +5626,11 @@
         </mc:Choice>
         <mc:Fallback>
           <w:pict>
-            <v:shapetype w14:anchorId="64578411" id="_x0000_t202" coordsize="21600,21600" o:spt="202" path="m,l,21600r21600,l21600,xe">
-              <v:stroke joinstyle="miter"/>
-              <v:path gradientshapeok="t" o:connecttype="rect"/>
-            </v:shapetype>
-            <v:shape id="Text Box 260" o:spid="_x0000_s1030" type="#_x0000_t202" style="position:absolute;margin-left:-30.3pt;margin-top:69.25pt;width:482.9pt;height:25.5pt;z-index:-251524096;visibility:visible;mso-wrap-style:square;mso-wrap-distance-left:9pt;mso-wrap-distance-top:0;mso-wrap-distance-right:9pt;mso-wrap-distance-bottom:0;mso-position-horizontal:absolute;mso-position-horizontal-relative:margin;mso-position-vertical:absolute;mso-position-vertical-relative:top-margin-area;v-text-anchor:top" o:gfxdata="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" fillcolor="white [3201]" stroked="f" strokeweight=".5pt">
+            <v:shape id="_x0000_s1026" o:spid="_x0000_s1026" o:spt="202" type="#_x0000_t202" style="position:absolute;left:0pt;margin-left:56.1pt;margin-top:69.25pt;height:25.5pt;width:482.9pt;mso-position-horizontal-relative:page;mso-position-vertical-relative:page;z-index:-251643904;mso-width-relative:page;mso-height-relative:page;" fillcolor="#FFFFFF [3201]" filled="t" stroked="f" coordsize="21600,21600" o:gfxdata="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">
+              <v:fill on="t" focussize="0,0"/>
+              <v:stroke on="f" weight="0.5pt"/>
+              <v:imagedata o:title=""/>
+              <o:lock v:ext="edit" aspectratio="f"/>
               <v:textbox>
                 <w:txbxContent>
                   <w:p>
@@ -5102,7 +5647,6 @@
                   </w:p>
                 </w:txbxContent>
               </v:textbox>
-              <w10:wrap anchorx="margin" anchory="margin"/>
             </v:shape>
           </w:pict>
         </mc:Fallback>
@@ -5111,14 +5655,13 @@
     <w:r>
       <w:rPr>
         <w:rFonts w:ascii="Times New Roman" w:hAnsi="Times New Roman" w:cs="Times New Roman"/>
-        <w:noProof/>
         <w:sz w:val="36"/>
         <w:lang w:val="en-PH" w:eastAsia="ja-JP"/>
       </w:rPr>
       <mc:AlternateContent>
         <mc:Choice Requires="wps">
           <w:drawing>
-            <wp:anchor distT="0" distB="0" distL="114300" distR="114300" simplePos="0" relativeHeight="251795456" behindDoc="0" locked="0" layoutInCell="1" allowOverlap="1" wp14:anchorId="19EB7D84" wp14:editId="7A3AF057">
+            <wp:anchor distT="0" distB="0" distL="114300" distR="114300" simplePos="0" relativeHeight="251675648" behindDoc="0" locked="0" layoutInCell="1" allowOverlap="1">
               <wp:simplePos x="0" y="0"/>
               <wp:positionH relativeFrom="page">
                 <wp:posOffset>-71120</wp:posOffset>
@@ -5172,9 +5715,11 @@
         </mc:Choice>
         <mc:Fallback>
           <w:pict>
-            <v:line w14:anchorId="607C2F47" id="Straight Connector 261" o:spid="_x0000_s1026" style="position:absolute;z-index:251795456;visibility:visible;mso-wrap-style:square;mso-wrap-distance-left:9pt;mso-wrap-distance-top:0;mso-wrap-distance-right:9pt;mso-wrap-distance-bottom:0;mso-position-horizontal:absolute;mso-position-horizontal-relative:page;mso-position-vertical:absolute;mso-position-vertical-relative:text" from="-5.6pt,36.2pt" to="805.25pt,36.2pt" o:gfxdata="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" strokecolor="black [3213]" strokeweight="1.5pt">
-              <v:stroke joinstyle="miter"/>
-              <w10:wrap anchorx="page"/>
+            <v:line id="_x0000_s1026" o:spid="_x0000_s1026" o:spt="20" style="position:absolute;left:0pt;margin-left:-5.6pt;margin-top:36.2pt;height:0pt;width:810.85pt;mso-position-horizontal-relative:page;z-index:251675648;mso-width-relative:page;mso-height-relative:page;" filled="f" stroked="t" coordsize="21600,21600" o:gfxdata="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">
+              <v:fill on="f" focussize="0,0"/>
+              <v:stroke weight="1.5pt" color="#000000 [3213]" miterlimit="8" joinstyle="miter"/>
+              <v:imagedata o:title=""/>
+              <o:lock v:ext="edit" aspectratio="f"/>
             </v:line>
           </w:pict>
         </mc:Fallback>
@@ -5183,14 +5728,13 @@
     <w:r>
       <w:rPr>
         <w:rFonts w:ascii="Times New Roman" w:hAnsi="Times New Roman" w:cs="Times New Roman"/>
-        <w:noProof/>
         <w:sz w:val="24"/>
         <w:lang w:val="en-PH" w:eastAsia="ja-JP"/>
       </w:rPr>
       <mc:AlternateContent>
         <mc:Choice Requires="wps">
           <w:drawing>
-            <wp:anchor distT="0" distB="0" distL="114300" distR="114300" simplePos="0" relativeHeight="251794432" behindDoc="0" locked="0" layoutInCell="1" allowOverlap="1" wp14:anchorId="42232D12" wp14:editId="5A84E1EE">
+            <wp:anchor distT="0" distB="0" distL="114300" distR="114300" simplePos="0" relativeHeight="251674624" behindDoc="0" locked="0" layoutInCell="1" allowOverlap="1">
               <wp:simplePos x="0" y="0"/>
               <wp:positionH relativeFrom="column">
                 <wp:posOffset>-1318895</wp:posOffset>
@@ -5244,8 +5788,11 @@
         </mc:Choice>
         <mc:Fallback>
           <w:pict>
-            <v:line w14:anchorId="6C6D8947" id="Straight Connector 262" o:spid="_x0000_s1026" style="position:absolute;z-index:251794432;visibility:visible;mso-wrap-style:square;mso-wrap-distance-left:9pt;mso-wrap-distance-top:0;mso-wrap-distance-right:9pt;mso-wrap-distance-bottom:0;mso-position-horizontal:absolute;mso-position-horizontal-relative:text;mso-position-vertical:absolute;mso-position-vertical-relative:text" from="-103.85pt,53.5pt" to="709.3pt,53.5pt" o:gfxdata="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" strokecolor="black [3213]" strokeweight="1.5pt">
-              <v:stroke joinstyle="miter"/>
+            <v:line id="_x0000_s1026" o:spid="_x0000_s1026" o:spt="20" style="position:absolute;left:0pt;margin-left:-103.85pt;margin-top:53.5pt;height:0pt;width:813.15pt;z-index:251674624;mso-width-relative:page;mso-height-relative:page;" filled="f" stroked="t" coordsize="21600,21600" o:gfxdata="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">
+              <v:fill on="f" focussize="0,0"/>
+              <v:stroke weight="1.5pt" color="#000000 [3213]" miterlimit="8" joinstyle="miter"/>
+              <v:imagedata o:title=""/>
+              <o:lock v:ext="edit" aspectratio="f"/>
             </v:line>
           </w:pict>
         </mc:Fallback>
@@ -5254,14 +5801,13 @@
     <w:r>
       <w:rPr>
         <w:rFonts w:ascii="Times New Roman" w:hAnsi="Times New Roman" w:cs="Times New Roman"/>
-        <w:noProof/>
         <w:sz w:val="36"/>
         <w:lang w:val="en-PH" w:eastAsia="ja-JP"/>
       </w:rPr>
       <mc:AlternateContent>
         <mc:Choice Requires="wps">
           <w:drawing>
-            <wp:anchor distT="0" distB="0" distL="114300" distR="114300" simplePos="0" relativeHeight="251791360" behindDoc="0" locked="0" layoutInCell="1" allowOverlap="1" wp14:anchorId="36DC51DC" wp14:editId="3D3D3C10">
+            <wp:anchor distT="0" distB="0" distL="114300" distR="114300" simplePos="0" relativeHeight="251671552" behindDoc="0" locked="0" layoutInCell="1" allowOverlap="1">
               <wp:simplePos x="0" y="0"/>
               <wp:positionH relativeFrom="column">
                 <wp:posOffset>7993380</wp:posOffset>
@@ -5315,8 +5861,11 @@
         </mc:Choice>
         <mc:Fallback>
           <w:pict>
-            <v:line w14:anchorId="7121E5EF" id="Straight Connector 263" o:spid="_x0000_s1026" style="position:absolute;z-index:251791360;visibility:visible;mso-wrap-style:square;mso-wrap-distance-left:9pt;mso-wrap-distance-top:0;mso-wrap-distance-right:9pt;mso-wrap-distance-bottom:0;mso-position-horizontal:absolute;mso-position-horizontal-relative:text;mso-position-vertical:absolute;mso-position-vertical-relative:text" from="629.4pt,-36.05pt" to="629.4pt,771.85pt" o:gfxdata="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" strokecolor="black [3213]" strokeweight="1.5pt">
-              <v:stroke joinstyle="miter"/>
+            <v:line id="_x0000_s1026" o:spid="_x0000_s1026" o:spt="20" style="position:absolute;left:0pt;margin-left:629.4pt;margin-top:-36.05pt;height:807.9pt;width:0pt;z-index:251671552;mso-width-relative:page;mso-height-relative:page;" filled="f" stroked="t" coordsize="21600,21600" o:gfxdata="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">
+              <v:fill on="f" focussize="0,0"/>
+              <v:stroke weight="1.5pt" color="#000000 [3213]" miterlimit="8" joinstyle="miter"/>
+              <v:imagedata o:title=""/>
+              <o:lock v:ext="edit" aspectratio="f"/>
             </v:line>
           </w:pict>
         </mc:Fallback>
@@ -5325,14 +5874,13 @@
     <w:r>
       <w:rPr>
         <w:rFonts w:ascii="Times New Roman" w:hAnsi="Times New Roman" w:cs="Times New Roman"/>
-        <w:noProof/>
         <w:sz w:val="36"/>
         <w:lang w:val="en-PH" w:eastAsia="ja-JP"/>
       </w:rPr>
       <mc:AlternateContent>
         <mc:Choice Requires="wps">
           <w:drawing>
-            <wp:anchor distT="0" distB="0" distL="114300" distR="114300" simplePos="0" relativeHeight="251790336" behindDoc="0" locked="0" layoutInCell="1" allowOverlap="1" wp14:anchorId="7136152A" wp14:editId="42D6E6EA">
+            <wp:anchor distT="0" distB="0" distL="114300" distR="114300" simplePos="0" relativeHeight="251670528" behindDoc="0" locked="0" layoutInCell="1" allowOverlap="1">
               <wp:simplePos x="0" y="0"/>
               <wp:positionH relativeFrom="column">
                 <wp:posOffset>-189230</wp:posOffset>
@@ -5386,8 +5934,11 @@
         </mc:Choice>
         <mc:Fallback>
           <w:pict>
-            <v:line w14:anchorId="690159D1" id="Straight Connector 264" o:spid="_x0000_s1026" style="position:absolute;z-index:251790336;visibility:visible;mso-wrap-style:square;mso-wrap-distance-left:9pt;mso-wrap-distance-top:0;mso-wrap-distance-right:9pt;mso-wrap-distance-bottom:0;mso-position-horizontal:absolute;mso-position-horizontal-relative:text;mso-position-vertical:absolute;mso-position-vertical-relative:text" from="-14.9pt,-37.15pt" to="-14.9pt,759.85pt" o:gfxdata="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" strokecolor="black [3213]" strokeweight="1.5pt">
-              <v:stroke joinstyle="miter"/>
+            <v:line id="_x0000_s1026" o:spid="_x0000_s1026" o:spt="20" style="position:absolute;left:0pt;margin-left:-14.9pt;margin-top:-37.15pt;height:797pt;width:0pt;z-index:251670528;mso-width-relative:page;mso-height-relative:page;" filled="f" stroked="t" coordsize="21600,21600" o:gfxdata="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">
+              <v:fill on="f" focussize="0,0"/>
+              <v:stroke weight="1.5pt" color="#000000 [3213]" miterlimit="8" joinstyle="miter"/>
+              <v:imagedata o:title=""/>
+              <o:lock v:ext="edit" aspectratio="f"/>
             </v:line>
           </w:pict>
         </mc:Fallback>
@@ -5397,327 +5948,284 @@
 </w:hdr>
 </file>
 
-<file path=word/numbering.xml><?xml version="1.0" encoding="utf-8"?>
-<w:numbering xmlns:wpc="http://schemas.microsoft.com/office/word/2010/wordprocessingCanvas" xmlns:cx="http://schemas.microsoft.com/office/drawing/2014/chartex" xmlns:cx1="http://schemas.microsoft.com/office/drawing/2015/9/8/chartex" xmlns:cx2="http://schemas.microsoft.com/office/drawing/2015/10/21/chartex" xmlns:cx3="http://schemas.microsoft.com/office/drawing/2016/5/9/chartex" xmlns:cx4="http://schemas.microsoft.com/office/drawing/2016/5/10/chartex" xmlns:cx5="http://schemas.microsoft.com/office/drawing/2016/5/11/chartex" xmlns:cx6="http://schemas.microsoft.com/office/drawing/2016/5/12/chartex" xmlns:cx7="http://schemas.microsoft.com/office/drawing/2016/5/13/chartex" xmlns:cx8="http://schemas.microsoft.com/office/drawing/2016/5/14/chartex" xmlns:mc="http://schemas.openxmlformats.org/markup-compatibility/2006" xmlns:aink="http://schemas.microsoft.com/office/drawing/2016/ink" xmlns:am3d="http://schemas.microsoft.com/office/drawing/2017/model3d" xmlns:o="urn:schemas-microsoft-com:office:office" xmlns:r="http://schemas.openxmlformats.org/officeDocument/2006/relationships" xmlns:m="http://schemas.openxmlformats.org/officeDocument/2006/math" xmlns:v="urn:schemas-microsoft-com:vml" xmlns:wp14="http://schemas.microsoft.com/office/word/2010/wordprocessingDrawing" xmlns:wp="http://schemas.openxmlformats.org/drawingml/2006/wordprocessingDrawing" xmlns:w10="urn:schemas-microsoft-com:office:word" xmlns:w="http://schemas.openxmlformats.org/wordprocessingml/2006/main" xmlns:w14="http://schemas.microsoft.com/office/word/2010/wordml" xmlns:w15="http://schemas.microsoft.com/office/word/2012/wordml" xmlns:w16cex="http://schemas.microsoft.com/office/word/2018/wordml/cex" xmlns:w16cid="http://schemas.microsoft.com/office/word/2016/wordml/cid" xmlns:w16="http://schemas.microsoft.com/office/word/2018/wordml" xmlns:w16sdtdh="http://schemas.microsoft.com/office/word/2020/wordml/sdtdatahash" xmlns:w16se="http://schemas.microsoft.com/office/word/2015/wordml/symex" xmlns:wpg="http://schemas.microsoft.com/office/word/2010/wordprocessingGroup" xmlns:wpi="http://schemas.microsoft.com/office/word/2010/wordprocessingInk" xmlns:wne="http://schemas.microsoft.com/office/word/2006/wordml" xmlns:wps="http://schemas.microsoft.com/office/word/2010/wordprocessingShape" mc:Ignorable="w14 w15 w16se w16cid w16 w16cex w16sdtdh wp14"/>
-</file>
-
 <file path=word/styles.xml><?xml version="1.0" encoding="utf-8"?>
-<w:styles xmlns:mc="http://schemas.openxmlformats.org/markup-compatibility/2006" xmlns:r="http://schemas.openxmlformats.org/officeDocument/2006/relationships" xmlns:w="http://schemas.openxmlformats.org/wordprocessingml/2006/main" xmlns:w14="http://schemas.microsoft.com/office/word/2010/wordml" xmlns:w15="http://schemas.microsoft.com/office/word/2012/wordml" xmlns:w16cex="http://schemas.microsoft.com/office/word/2018/wordml/cex" xmlns:w16cid="http://schemas.microsoft.com/office/word/2016/wordml/cid" xmlns:w16="http://schemas.microsoft.com/office/word/2018/wordml" xmlns:w16sdtdh="http://schemas.microsoft.com/office/word/2020/wordml/sdtdatahash" xmlns:w16se="http://schemas.microsoft.com/office/word/2015/wordml/symex" mc:Ignorable="w14 w15 w16se w16cid w16 w16cex w16sdtdh">
+<w:styles xmlns:mc="http://schemas.openxmlformats.org/markup-compatibility/2006" xmlns:o="urn:schemas-microsoft-com:office:office" xmlns:r="http://schemas.openxmlformats.org/officeDocument/2006/relationships" xmlns:m="http://schemas.openxmlformats.org/officeDocument/2006/math" xmlns:v="urn:schemas-microsoft-com:vml" xmlns:w="http://schemas.openxmlformats.org/wordprocessingml/2006/main" xmlns:w14="http://schemas.microsoft.com/office/word/2010/wordml" xmlns:w10="urn:schemas-microsoft-com:office:word" xmlns:sl="http://schemas.openxmlformats.org/schemaLibrary/2006/main" xmlns:wpsCustomData="http://www.wps.cn/officeDocument/2013/wpsCustomData" mc:Ignorable="w14">
   <w:docDefaults>
     <w:rPrDefault>
       <w:rPr>
-        <w:rFonts w:ascii="Times New Roman" w:eastAsia="SimSun" w:hAnsi="Times New Roman" w:cs="Times New Roman"/>
-        <w:lang w:val="en-US" w:eastAsia="en-US" w:bidi="ar-SA"/>
+        <w:rFonts w:ascii="Times New Roman" w:hAnsi="Times New Roman" w:eastAsia="SimSun" w:cs="Times New Roman"/>
       </w:rPr>
     </w:rPrDefault>
     <w:pPrDefault/>
   </w:docDefaults>
-  <w:latentStyles w:defLockedState="0" w:defUIPriority="0" w:defSemiHidden="0" w:defUnhideWhenUsed="0" w:defQFormat="0" w:count="376">
-    <w:lsdException w:name="Normal" w:qFormat="1"/>
-    <w:lsdException w:name="heading 1" w:uiPriority="9" w:qFormat="1"/>
-    <w:lsdException w:name="heading 2" w:uiPriority="9" w:unhideWhenUsed="1" w:qFormat="1"/>
-    <w:lsdException w:name="heading 3" w:uiPriority="9" w:unhideWhenUsed="1" w:qFormat="1"/>
-    <w:lsdException w:name="heading 4" w:semiHidden="1" w:unhideWhenUsed="1" w:qFormat="1"/>
-    <w:lsdException w:name="heading 5" w:semiHidden="1" w:unhideWhenUsed="1" w:qFormat="1"/>
-    <w:lsdException w:name="heading 6" w:semiHidden="1" w:unhideWhenUsed="1" w:qFormat="1"/>
-    <w:lsdException w:name="heading 7" w:semiHidden="1" w:unhideWhenUsed="1" w:qFormat="1"/>
-    <w:lsdException w:name="heading 8" w:semiHidden="1" w:unhideWhenUsed="1" w:qFormat="1"/>
-    <w:lsdException w:name="heading 9" w:semiHidden="1" w:unhideWhenUsed="1" w:qFormat="1"/>
-    <w:lsdException w:name="caption" w:semiHidden="1" w:unhideWhenUsed="1" w:qFormat="1"/>
-    <w:lsdException w:name="Title" w:qFormat="1"/>
-    <w:lsdException w:name="Default Paragraph Font" w:semiHidden="1"/>
-    <w:lsdException w:name="Subtitle" w:qFormat="1"/>
-    <w:lsdException w:name="Hyperlink" w:uiPriority="99" w:unhideWhenUsed="1"/>
-    <w:lsdException w:name="Strong" w:qFormat="1"/>
-    <w:lsdException w:name="Emphasis" w:qFormat="1"/>
-    <w:lsdException w:name="HTML Top of Form" w:semiHidden="1" w:uiPriority="99" w:unhideWhenUsed="1"/>
-    <w:lsdException w:name="HTML Bottom of Form" w:semiHidden="1" w:uiPriority="99" w:unhideWhenUsed="1"/>
-    <w:lsdException w:name="Normal (Web)" w:semiHidden="1" w:uiPriority="99" w:unhideWhenUsed="1" w:qFormat="1"/>
-    <w:lsdException w:name="Normal Table" w:semiHidden="1" w:unhideWhenUsed="1"/>
-    <w:lsdException w:name="No List" w:semiHidden="1" w:uiPriority="99" w:unhideWhenUsed="1"/>
-    <w:lsdException w:name="Outline List 1" w:semiHidden="1" w:uiPriority="99" w:unhideWhenUsed="1"/>
-    <w:lsdException w:name="Outline List 2" w:semiHidden="1" w:uiPriority="99" w:unhideWhenUsed="1"/>
-    <w:lsdException w:name="Outline List 3" w:semiHidden="1" w:uiPriority="99" w:unhideWhenUsed="1"/>
-    <w:lsdException w:name="Table Simple 1" w:semiHidden="1" w:unhideWhenUsed="1"/>
-    <w:lsdException w:name="Table Simple 2" w:semiHidden="1" w:unhideWhenUsed="1"/>
-    <w:lsdException w:name="Table Simple 3" w:semiHidden="1" w:unhideWhenUsed="1"/>
-    <w:lsdException w:name="Table Classic 1" w:semiHidden="1" w:unhideWhenUsed="1"/>
-    <w:lsdException w:name="Table Classic 2" w:semiHidden="1" w:unhideWhenUsed="1"/>
-    <w:lsdException w:name="Table Classic 3" w:semiHidden="1" w:unhideWhenUsed="1"/>
-    <w:lsdException w:name="Table Classic 4" w:semiHidden="1" w:unhideWhenUsed="1"/>
-    <w:lsdException w:name="Table Colorful 1" w:semiHidden="1" w:unhideWhenUsed="1"/>
-    <w:lsdException w:name="Table Colorful 2" w:semiHidden="1" w:unhideWhenUsed="1"/>
-    <w:lsdException w:name="Table Colorful 3" w:semiHidden="1" w:unhideWhenUsed="1"/>
-    <w:lsdException w:name="Table Columns 1" w:semiHidden="1" w:unhideWhenUsed="1"/>
-    <w:lsdException w:name="Table Columns 2" w:semiHidden="1" w:unhideWhenUsed="1"/>
-    <w:lsdException w:name="Table Columns 3" w:semiHidden="1" w:unhideWhenUsed="1"/>
-    <w:lsdException w:name="Table Columns 4" w:semiHidden="1" w:unhideWhenUsed="1"/>
-    <w:lsdException w:name="Table Columns 5" w:semiHidden="1" w:unhideWhenUsed="1"/>
-    <w:lsdException w:name="Table Grid 1" w:semiHidden="1" w:unhideWhenUsed="1"/>
-    <w:lsdException w:name="Table Grid 2" w:semiHidden="1" w:unhideWhenUsed="1"/>
-    <w:lsdException w:name="Table Grid 3" w:semiHidden="1" w:unhideWhenUsed="1"/>
-    <w:lsdException w:name="Table Grid 4" w:semiHidden="1" w:unhideWhenUsed="1"/>
-    <w:lsdException w:name="Table Grid 5" w:semiHidden="1" w:unhideWhenUsed="1"/>
-    <w:lsdException w:name="Table Grid 6" w:semiHidden="1" w:unhideWhenUsed="1"/>
-    <w:lsdException w:name="Table Grid 7" w:semiHidden="1" w:unhideWhenUsed="1"/>
-    <w:lsdException w:name="Table Grid 8" w:semiHidden="1" w:unhideWhenUsed="1"/>
-    <w:lsdException w:name="Table List 1" w:semiHidden="1" w:unhideWhenUsed="1"/>
-    <w:lsdException w:name="Table List 2" w:semiHidden="1" w:unhideWhenUsed="1"/>
-    <w:lsdException w:name="Table List 3" w:semiHidden="1" w:unhideWhenUsed="1"/>
-    <w:lsdException w:name="Table List 4" w:semiHidden="1" w:unhideWhenUsed="1"/>
-    <w:lsdException w:name="Table List 5" w:semiHidden="1" w:unhideWhenUsed="1"/>
-    <w:lsdException w:name="Table List 6" w:semiHidden="1" w:unhideWhenUsed="1"/>
-    <w:lsdException w:name="Table List 7" w:semiHidden="1" w:unhideWhenUsed="1"/>
-    <w:lsdException w:name="Table List 8" w:semiHidden="1" w:unhideWhenUsed="1"/>
-    <w:lsdException w:name="Table 3D effects 1" w:semiHidden="1" w:unhideWhenUsed="1"/>
-    <w:lsdException w:name="Table 3D effects 2" w:semiHidden="1" w:unhideWhenUsed="1"/>
-    <w:lsdException w:name="Table 3D effects 3" w:semiHidden="1" w:unhideWhenUsed="1"/>
-    <w:lsdException w:name="Table Contemporary" w:semiHidden="1" w:unhideWhenUsed="1"/>
-    <w:lsdException w:name="Table Elegant" w:semiHidden="1" w:unhideWhenUsed="1"/>
-    <w:lsdException w:name="Table Professional" w:semiHidden="1" w:unhideWhenUsed="1"/>
-    <w:lsdException w:name="Table Subtle 1" w:semiHidden="1" w:unhideWhenUsed="1"/>
-    <w:lsdException w:name="Table Subtle 2" w:semiHidden="1" w:unhideWhenUsed="1"/>
-    <w:lsdException w:name="Table Web 1" w:semiHidden="1" w:unhideWhenUsed="1"/>
-    <w:lsdException w:name="Table Web 2" w:semiHidden="1" w:unhideWhenUsed="1"/>
-    <w:lsdException w:name="Table Web 3" w:semiHidden="1" w:unhideWhenUsed="1"/>
-    <w:lsdException w:name="Table Grid" w:qFormat="1"/>
-    <w:lsdException w:name="Table Theme" w:semiHidden="1" w:unhideWhenUsed="1"/>
-    <w:lsdException w:name="Placeholder Text" w:semiHidden="1" w:uiPriority="99"/>
-    <w:lsdException w:name="No Spacing" w:uiPriority="99"/>
-    <w:lsdException w:name="Light Shading" w:uiPriority="60"/>
-    <w:lsdException w:name="Light List" w:uiPriority="61"/>
-    <w:lsdException w:name="Light Grid" w:uiPriority="62"/>
-    <w:lsdException w:name="Medium Shading 1" w:uiPriority="63"/>
-    <w:lsdException w:name="Medium Shading 2" w:uiPriority="64"/>
-    <w:lsdException w:name="Medium List 1" w:uiPriority="65"/>
-    <w:lsdException w:name="Medium List 2" w:uiPriority="66"/>
-    <w:lsdException w:name="Medium Grid 1" w:uiPriority="67"/>
-    <w:lsdException w:name="Medium Grid 2" w:uiPriority="68"/>
-    <w:lsdException w:name="Medium Grid 3" w:uiPriority="69"/>
-    <w:lsdException w:name="Dark List" w:uiPriority="70"/>
-    <w:lsdException w:name="Colorful Shading" w:uiPriority="71"/>
-    <w:lsdException w:name="Colorful List" w:uiPriority="72"/>
-    <w:lsdException w:name="Colorful Grid" w:uiPriority="73"/>
-    <w:lsdException w:name="Light Shading Accent 1" w:uiPriority="60"/>
-    <w:lsdException w:name="Light List Accent 1" w:uiPriority="61"/>
-    <w:lsdException w:name="Light Grid Accent 1" w:uiPriority="62"/>
-    <w:lsdException w:name="Medium Shading 1 Accent 1" w:uiPriority="63"/>
-    <w:lsdException w:name="Medium Shading 2 Accent 1" w:uiPriority="64"/>
-    <w:lsdException w:name="Medium List 1 Accent 1" w:uiPriority="65"/>
-    <w:lsdException w:name="Revision" w:semiHidden="1" w:uiPriority="99"/>
-    <w:lsdException w:name="List Paragraph" w:uiPriority="34" w:qFormat="1"/>
-    <w:lsdException w:name="Quote" w:uiPriority="99"/>
-    <w:lsdException w:name="Intense Quote" w:uiPriority="99"/>
-    <w:lsdException w:name="Medium List 2 Accent 1" w:uiPriority="66"/>
-    <w:lsdException w:name="Medium Grid 1 Accent 1" w:uiPriority="67"/>
-    <w:lsdException w:name="Medium Grid 2 Accent 1" w:uiPriority="68"/>
-    <w:lsdException w:name="Medium Grid 3 Accent 1" w:uiPriority="69"/>
-    <w:lsdException w:name="Dark List Accent 1" w:uiPriority="70"/>
-    <w:lsdException w:name="Colorful Shading Accent 1" w:uiPriority="71"/>
-    <w:lsdException w:name="Colorful List Accent 1" w:uiPriority="72"/>
-    <w:lsdException w:name="Colorful Grid Accent 1" w:uiPriority="73"/>
-    <w:lsdException w:name="Light Shading Accent 2" w:uiPriority="60"/>
-    <w:lsdException w:name="Light List Accent 2" w:uiPriority="61"/>
-    <w:lsdException w:name="Light Grid Accent 2" w:uiPriority="62"/>
-    <w:lsdException w:name="Medium Shading 1 Accent 2" w:uiPriority="63"/>
-    <w:lsdException w:name="Medium Shading 2 Accent 2" w:uiPriority="64"/>
-    <w:lsdException w:name="Medium List 1 Accent 2" w:uiPriority="65"/>
-    <w:lsdException w:name="Medium List 2 Accent 2" w:uiPriority="66"/>
-    <w:lsdException w:name="Medium Grid 1 Accent 2" w:uiPriority="67"/>
-    <w:lsdException w:name="Medium Grid 2 Accent 2" w:uiPriority="68"/>
-    <w:lsdException w:name="Medium Grid 3 Accent 2" w:uiPriority="69"/>
-    <w:lsdException w:name="Dark List Accent 2" w:uiPriority="70"/>
-    <w:lsdException w:name="Colorful Shading Accent 2" w:uiPriority="71"/>
-    <w:lsdException w:name="Colorful List Accent 2" w:uiPriority="72"/>
-    <w:lsdException w:name="Colorful Grid Accent 2" w:uiPriority="73"/>
-    <w:lsdException w:name="Light Shading Accent 3" w:uiPriority="60"/>
-    <w:lsdException w:name="Light List Accent 3" w:uiPriority="61"/>
-    <w:lsdException w:name="Light Grid Accent 3" w:uiPriority="62"/>
-    <w:lsdException w:name="Medium Shading 1 Accent 3" w:uiPriority="63"/>
-    <w:lsdException w:name="Medium Shading 2 Accent 3" w:uiPriority="64"/>
-    <w:lsdException w:name="Medium List 1 Accent 3" w:uiPriority="65"/>
-    <w:lsdException w:name="Medium List 2 Accent 3" w:uiPriority="66"/>
-    <w:lsdException w:name="Medium Grid 1 Accent 3" w:uiPriority="67"/>
-    <w:lsdException w:name="Medium Grid 2 Accent 3" w:uiPriority="68"/>
-    <w:lsdException w:name="Medium Grid 3 Accent 3" w:uiPriority="69"/>
-    <w:lsdException w:name="Dark List Accent 3" w:uiPriority="70"/>
-    <w:lsdException w:name="Colorful Shading Accent 3" w:uiPriority="71"/>
-    <w:lsdException w:name="Colorful List Accent 3" w:uiPriority="72"/>
-    <w:lsdException w:name="Colorful Grid Accent 3" w:uiPriority="73"/>
-    <w:lsdException w:name="Light Shading Accent 4" w:uiPriority="60"/>
-    <w:lsdException w:name="Light List Accent 4" w:uiPriority="61"/>
-    <w:lsdException w:name="Light Grid Accent 4" w:uiPriority="62"/>
-    <w:lsdException w:name="Medium Shading 1 Accent 4" w:uiPriority="63"/>
-    <w:lsdException w:name="Medium Shading 2 Accent 4" w:uiPriority="64"/>
-    <w:lsdException w:name="Medium List 1 Accent 4" w:uiPriority="65"/>
-    <w:lsdException w:name="Medium List 2 Accent 4" w:uiPriority="66"/>
-    <w:lsdException w:name="Medium Grid 1 Accent 4" w:uiPriority="67"/>
-    <w:lsdException w:name="Medium Grid 2 Accent 4" w:uiPriority="68"/>
-    <w:lsdException w:name="Medium Grid 3 Accent 4" w:uiPriority="69"/>
-    <w:lsdException w:name="Dark List Accent 4" w:uiPriority="70"/>
-    <w:lsdException w:name="Colorful Shading Accent 4" w:uiPriority="71"/>
-    <w:lsdException w:name="Colorful List Accent 4" w:uiPriority="72"/>
-    <w:lsdException w:name="Colorful Grid Accent 4" w:uiPriority="73"/>
-    <w:lsdException w:name="Light Shading Accent 5" w:uiPriority="60"/>
-    <w:lsdException w:name="Light List Accent 5" w:uiPriority="61"/>
-    <w:lsdException w:name="Light Grid Accent 5" w:uiPriority="62"/>
-    <w:lsdException w:name="Medium Shading 1 Accent 5" w:uiPriority="63"/>
-    <w:lsdException w:name="Medium Shading 2 Accent 5" w:uiPriority="64"/>
-    <w:lsdException w:name="Medium List 1 Accent 5" w:uiPriority="65"/>
-    <w:lsdException w:name="Medium List 2 Accent 5" w:uiPriority="66"/>
-    <w:lsdException w:name="Medium Grid 1 Accent 5" w:uiPriority="67"/>
-    <w:lsdException w:name="Medium Grid 2 Accent 5" w:uiPriority="68"/>
-    <w:lsdException w:name="Medium Grid 3 Accent 5" w:uiPriority="69"/>
-    <w:lsdException w:name="Dark List Accent 5" w:uiPriority="70"/>
-    <w:lsdException w:name="Colorful Shading Accent 5" w:uiPriority="71"/>
-    <w:lsdException w:name="Colorful List Accent 5" w:uiPriority="72"/>
-    <w:lsdException w:name="Colorful Grid Accent 5" w:uiPriority="73"/>
-    <w:lsdException w:name="Light Shading Accent 6" w:uiPriority="60"/>
-    <w:lsdException w:name="Light List Accent 6" w:uiPriority="61"/>
-    <w:lsdException w:name="Light Grid Accent 6" w:uiPriority="62"/>
-    <w:lsdException w:name="Medium Shading 1 Accent 6" w:uiPriority="63"/>
-    <w:lsdException w:name="Medium Shading 2 Accent 6" w:uiPriority="64"/>
-    <w:lsdException w:name="Medium List 1 Accent 6" w:uiPriority="65"/>
-    <w:lsdException w:name="Medium List 2 Accent 6" w:uiPriority="66"/>
-    <w:lsdException w:name="Medium Grid 1 Accent 6" w:uiPriority="67"/>
-    <w:lsdException w:name="Medium Grid 2 Accent 6" w:uiPriority="68"/>
-    <w:lsdException w:name="Medium Grid 3 Accent 6" w:uiPriority="69"/>
-    <w:lsdException w:name="Dark List Accent 6" w:uiPriority="70"/>
-    <w:lsdException w:name="Colorful Shading Accent 6" w:uiPriority="71"/>
-    <w:lsdException w:name="Colorful List Accent 6" w:uiPriority="72"/>
-    <w:lsdException w:name="Colorful Grid Accent 6" w:uiPriority="73"/>
-    <w:lsdException w:name="Subtle Emphasis" w:uiPriority="19" w:qFormat="1"/>
-    <w:lsdException w:name="Intense Emphasis" w:uiPriority="21" w:qFormat="1"/>
-    <w:lsdException w:name="Subtle Reference" w:uiPriority="31" w:qFormat="1"/>
-    <w:lsdException w:name="Intense Reference" w:uiPriority="32" w:qFormat="1"/>
-    <w:lsdException w:name="Book Title" w:uiPriority="33" w:qFormat="1"/>
-    <w:lsdException w:name="Bibliography" w:semiHidden="1" w:uiPriority="37" w:unhideWhenUsed="1"/>
-    <w:lsdException w:name="TOC Heading" w:semiHidden="1" w:uiPriority="39" w:unhideWhenUsed="1" w:qFormat="1"/>
-    <w:lsdException w:name="Plain Table 1" w:uiPriority="41"/>
-    <w:lsdException w:name="Plain Table 2" w:uiPriority="42"/>
-    <w:lsdException w:name="Plain Table 3" w:uiPriority="43"/>
-    <w:lsdException w:name="Plain Table 4" w:uiPriority="44"/>
-    <w:lsdException w:name="Plain Table 5" w:uiPriority="45"/>
-    <w:lsdException w:name="Grid Table Light" w:uiPriority="40"/>
-    <w:lsdException w:name="Grid Table 1 Light" w:uiPriority="46"/>
-    <w:lsdException w:name="Grid Table 2" w:uiPriority="47"/>
-    <w:lsdException w:name="Grid Table 3" w:uiPriority="48"/>
-    <w:lsdException w:name="Grid Table 4" w:uiPriority="49"/>
-    <w:lsdException w:name="Grid Table 5 Dark" w:uiPriority="50"/>
-    <w:lsdException w:name="Grid Table 6 Colorful" w:uiPriority="51"/>
-    <w:lsdException w:name="Grid Table 7 Colorful" w:uiPriority="52"/>
-    <w:lsdException w:name="Grid Table 1 Light Accent 1" w:uiPriority="46"/>
-    <w:lsdException w:name="Grid Table 2 Accent 1" w:uiPriority="47"/>
-    <w:lsdException w:name="Grid Table 3 Accent 1" w:uiPriority="48"/>
-    <w:lsdException w:name="Grid Table 4 Accent 1" w:uiPriority="49"/>
-    <w:lsdException w:name="Grid Table 5 Dark Accent 1" w:uiPriority="50"/>
-    <w:lsdException w:name="Grid Table 6 Colorful Accent 1" w:uiPriority="51"/>
-    <w:lsdException w:name="Grid Table 7 Colorful Accent 1" w:uiPriority="52"/>
-    <w:lsdException w:name="Grid Table 1 Light Accent 2" w:uiPriority="46"/>
-    <w:lsdException w:name="Grid Table 2 Accent 2" w:uiPriority="47"/>
-    <w:lsdException w:name="Grid Table 3 Accent 2" w:uiPriority="48"/>
-    <w:lsdException w:name="Grid Table 4 Accent 2" w:uiPriority="49"/>
-    <w:lsdException w:name="Grid Table 5 Dark Accent 2" w:uiPriority="50"/>
-    <w:lsdException w:name="Grid Table 6 Colorful Accent 2" w:uiPriority="51"/>
-    <w:lsdException w:name="Grid Table 7 Colorful Accent 2" w:uiPriority="52"/>
-    <w:lsdException w:name="Grid Table 1 Light Accent 3" w:uiPriority="46"/>
-    <w:lsdException w:name="Grid Table 2 Accent 3" w:uiPriority="47"/>
-    <w:lsdException w:name="Grid Table 3 Accent 3" w:uiPriority="48"/>
-    <w:lsdException w:name="Grid Table 4 Accent 3" w:uiPriority="49"/>
-    <w:lsdException w:name="Grid Table 5 Dark Accent 3" w:uiPriority="50"/>
-    <w:lsdException w:name="Grid Table 6 Colorful Accent 3" w:uiPriority="51"/>
-    <w:lsdException w:name="Grid Table 7 Colorful Accent 3" w:uiPriority="52"/>
-    <w:lsdException w:name="Grid Table 1 Light Accent 4" w:uiPriority="46"/>
-    <w:lsdException w:name="Grid Table 2 Accent 4" w:uiPriority="47"/>
-    <w:lsdException w:name="Grid Table 3 Accent 4" w:uiPriority="48"/>
-    <w:lsdException w:name="Grid Table 4 Accent 4" w:uiPriority="49"/>
-    <w:lsdException w:name="Grid Table 5 Dark Accent 4" w:uiPriority="50"/>
-    <w:lsdException w:name="Grid Table 6 Colorful Accent 4" w:uiPriority="51"/>
-    <w:lsdException w:name="Grid Table 7 Colorful Accent 4" w:uiPriority="52"/>
-    <w:lsdException w:name="Grid Table 1 Light Accent 5" w:uiPriority="46"/>
-    <w:lsdException w:name="Grid Table 2 Accent 5" w:uiPriority="47"/>
-    <w:lsdException w:name="Grid Table 3 Accent 5" w:uiPriority="48"/>
-    <w:lsdException w:name="Grid Table 4 Accent 5" w:uiPriority="49"/>
-    <w:lsdException w:name="Grid Table 5 Dark Accent 5" w:uiPriority="50"/>
-    <w:lsdException w:name="Grid Table 6 Colorful Accent 5" w:uiPriority="51"/>
-    <w:lsdException w:name="Grid Table 7 Colorful Accent 5" w:uiPriority="52"/>
-    <w:lsdException w:name="Grid Table 1 Light Accent 6" w:uiPriority="46"/>
-    <w:lsdException w:name="Grid Table 2 Accent 6" w:uiPriority="47"/>
-    <w:lsdException w:name="Grid Table 3 Accent 6" w:uiPriority="48"/>
-    <w:lsdException w:name="Grid Table 4 Accent 6" w:uiPriority="49"/>
-    <w:lsdException w:name="Grid Table 5 Dark Accent 6" w:uiPriority="50"/>
-    <w:lsdException w:name="Grid Table 6 Colorful Accent 6" w:uiPriority="51"/>
-    <w:lsdException w:name="Grid Table 7 Colorful Accent 6" w:uiPriority="52"/>
-    <w:lsdException w:name="List Table 1 Light" w:uiPriority="46"/>
-    <w:lsdException w:name="List Table 2" w:uiPriority="47"/>
-    <w:lsdException w:name="List Table 3" w:uiPriority="48"/>
-    <w:lsdException w:name="List Table 4" w:uiPriority="49"/>
-    <w:lsdException w:name="List Table 5 Dark" w:uiPriority="50"/>
-    <w:lsdException w:name="List Table 6 Colorful" w:uiPriority="51"/>
-    <w:lsdException w:name="List Table 7 Colorful" w:uiPriority="52"/>
-    <w:lsdException w:name="List Table 1 Light Accent 1" w:uiPriority="46"/>
-    <w:lsdException w:name="List Table 2 Accent 1" w:uiPriority="47"/>
-    <w:lsdException w:name="List Table 3 Accent 1" w:uiPriority="48"/>
-    <w:lsdException w:name="List Table 4 Accent 1" w:uiPriority="49"/>
-    <w:lsdException w:name="List Table 5 Dark Accent 1" w:uiPriority="50"/>
-    <w:lsdException w:name="List Table 6 Colorful Accent 1" w:uiPriority="51"/>
-    <w:lsdException w:name="List Table 7 Colorful Accent 1" w:uiPriority="52"/>
-    <w:lsdException w:name="List Table 1 Light Accent 2" w:uiPriority="46"/>
-    <w:lsdException w:name="List Table 2 Accent 2" w:uiPriority="47"/>
-    <w:lsdException w:name="List Table 3 Accent 2" w:uiPriority="48"/>
-    <w:lsdException w:name="List Table 4 Accent 2" w:uiPriority="49"/>
-    <w:lsdException w:name="List Table 5 Dark Accent 2" w:uiPriority="50"/>
-    <w:lsdException w:name="List Table 6 Colorful Accent 2" w:uiPriority="51"/>
-    <w:lsdException w:name="List Table 7 Colorful Accent 2" w:uiPriority="52"/>
-    <w:lsdException w:name="List Table 1 Light Accent 3" w:uiPriority="46"/>
-    <w:lsdException w:name="List Table 2 Accent 3" w:uiPriority="47"/>
-    <w:lsdException w:name="List Table 3 Accent 3" w:uiPriority="48"/>
-    <w:lsdException w:name="List Table 4 Accent 3" w:uiPriority="49"/>
-    <w:lsdException w:name="List Table 5 Dark Accent 3" w:uiPriority="50"/>
-    <w:lsdException w:name="List Table 6 Colorful Accent 3" w:uiPriority="51"/>
-    <w:lsdException w:name="List Table 7 Colorful Accent 3" w:uiPriority="52"/>
-    <w:lsdException w:name="List Table 1 Light Accent 4" w:uiPriority="46"/>
-    <w:lsdException w:name="List Table 2 Accent 4" w:uiPriority="47"/>
-    <w:lsdException w:name="List Table 3 Accent 4" w:uiPriority="48"/>
-    <w:lsdException w:name="List Table 4 Accent 4" w:uiPriority="49"/>
-    <w:lsdException w:name="List Table 5 Dark Accent 4" w:uiPriority="50"/>
-    <w:lsdException w:name="List Table 6 Colorful Accent 4" w:uiPriority="51"/>
-    <w:lsdException w:name="List Table 7 Colorful Accent 4" w:uiPriority="52"/>
-    <w:lsdException w:name="List Table 1 Light Accent 5" w:uiPriority="46"/>
-    <w:lsdException w:name="List Table 2 Accent 5" w:uiPriority="47"/>
-    <w:lsdException w:name="List Table 3 Accent 5" w:uiPriority="48"/>
-    <w:lsdException w:name="List Table 4 Accent 5" w:uiPriority="49"/>
-    <w:lsdException w:name="List Table 5 Dark Accent 5" w:uiPriority="50"/>
-    <w:lsdException w:name="List Table 6 Colorful Accent 5" w:uiPriority="51"/>
-    <w:lsdException w:name="List Table 7 Colorful Accent 5" w:uiPriority="52"/>
-    <w:lsdException w:name="List Table 1 Light Accent 6" w:uiPriority="46"/>
-    <w:lsdException w:name="List Table 2 Accent 6" w:uiPriority="47"/>
-    <w:lsdException w:name="List Table 3 Accent 6" w:uiPriority="48"/>
-    <w:lsdException w:name="List Table 4 Accent 6" w:uiPriority="49"/>
-    <w:lsdException w:name="List Table 5 Dark Accent 6" w:uiPriority="50"/>
-    <w:lsdException w:name="List Table 6 Colorful Accent 6" w:uiPriority="51"/>
-    <w:lsdException w:name="List Table 7 Colorful Accent 6" w:uiPriority="52"/>
-    <w:lsdException w:name="Mention" w:semiHidden="1" w:uiPriority="99" w:unhideWhenUsed="1"/>
-    <w:lsdException w:name="Smart Hyperlink" w:semiHidden="1" w:uiPriority="99" w:unhideWhenUsed="1"/>
-    <w:lsdException w:name="Hashtag" w:semiHidden="1" w:uiPriority="99" w:unhideWhenUsed="1"/>
-    <w:lsdException w:name="Unresolved Mention" w:semiHidden="1" w:uiPriority="99" w:unhideWhenUsed="1"/>
-    <w:lsdException w:name="Smart Link" w:semiHidden="1" w:uiPriority="99" w:unhideWhenUsed="1"/>
+  <w:latentStyles w:count="260" w:defQFormat="0" w:defUnhideWhenUsed="1" w:defSemiHidden="1" w:defUIPriority="99" w:defLockedState="0">
+    <w:lsdException w:qFormat="1" w:unhideWhenUsed="0" w:uiPriority="0" w:semiHidden="0" w:name="Normal"/>
+    <w:lsdException w:qFormat="1" w:unhideWhenUsed="0" w:uiPriority="9" w:semiHidden="0" w:name="heading 1"/>
+    <w:lsdException w:qFormat="1" w:uiPriority="9" w:semiHidden="0" w:name="heading 2"/>
+    <w:lsdException w:qFormat="1" w:uiPriority="9" w:semiHidden="0" w:name="heading 3"/>
+    <w:lsdException w:qFormat="1" w:uiPriority="0" w:name="heading 4"/>
+    <w:lsdException w:qFormat="1" w:uiPriority="0" w:name="heading 5"/>
+    <w:lsdException w:qFormat="1" w:uiPriority="0" w:name="heading 6"/>
+    <w:lsdException w:qFormat="1" w:uiPriority="0" w:name="heading 7"/>
+    <w:lsdException w:qFormat="1" w:uiPriority="0" w:name="heading 8"/>
+    <w:lsdException w:qFormat="1" w:uiPriority="0" w:name="heading 9"/>
+    <w:lsdException w:unhideWhenUsed="0" w:uiPriority="0" w:semiHidden="0" w:name="index 1"/>
+    <w:lsdException w:unhideWhenUsed="0" w:uiPriority="0" w:semiHidden="0" w:name="index 2"/>
+    <w:lsdException w:unhideWhenUsed="0" w:uiPriority="0" w:semiHidden="0" w:name="index 3"/>
+    <w:lsdException w:unhideWhenUsed="0" w:uiPriority="0" w:semiHidden="0" w:name="index 4"/>
+    <w:lsdException w:unhideWhenUsed="0" w:uiPriority="0" w:semiHidden="0" w:name="index 5"/>
+    <w:lsdException w:unhideWhenUsed="0" w:uiPriority="0" w:semiHidden="0" w:name="index 6"/>
+    <w:lsdException w:unhideWhenUsed="0" w:uiPriority="0" w:semiHidden="0" w:name="index 7"/>
+    <w:lsdException w:unhideWhenUsed="0" w:uiPriority="0" w:semiHidden="0" w:name="index 8"/>
+    <w:lsdException w:unhideWhenUsed="0" w:uiPriority="0" w:semiHidden="0" w:name="index 9"/>
+    <w:lsdException w:unhideWhenUsed="0" w:uiPriority="0" w:semiHidden="0" w:name="toc 1"/>
+    <w:lsdException w:unhideWhenUsed="0" w:uiPriority="0" w:semiHidden="0" w:name="toc 2"/>
+    <w:lsdException w:unhideWhenUsed="0" w:uiPriority="0" w:semiHidden="0" w:name="toc 3"/>
+    <w:lsdException w:unhideWhenUsed="0" w:uiPriority="0" w:semiHidden="0" w:name="toc 4"/>
+    <w:lsdException w:unhideWhenUsed="0" w:uiPriority="0" w:semiHidden="0" w:name="toc 5"/>
+    <w:lsdException w:unhideWhenUsed="0" w:uiPriority="0" w:semiHidden="0" w:name="toc 6"/>
+    <w:lsdException w:unhideWhenUsed="0" w:uiPriority="0" w:semiHidden="0" w:name="toc 7"/>
+    <w:lsdException w:unhideWhenUsed="0" w:uiPriority="0" w:semiHidden="0" w:name="toc 8"/>
+    <w:lsdException w:unhideWhenUsed="0" w:uiPriority="0" w:semiHidden="0" w:name="toc 9"/>
+    <w:lsdException w:unhideWhenUsed="0" w:uiPriority="0" w:semiHidden="0" w:name="Normal Indent"/>
+    <w:lsdException w:unhideWhenUsed="0" w:uiPriority="0" w:semiHidden="0" w:name="footnote text"/>
+    <w:lsdException w:unhideWhenUsed="0" w:uiPriority="0" w:semiHidden="0" w:name="annotation text"/>
+    <w:lsdException w:unhideWhenUsed="0" w:uiPriority="0" w:semiHidden="0" w:name="header"/>
+    <w:lsdException w:unhideWhenUsed="0" w:uiPriority="0" w:semiHidden="0" w:name="footer"/>
+    <w:lsdException w:unhideWhenUsed="0" w:uiPriority="0" w:semiHidden="0" w:name="index heading"/>
+    <w:lsdException w:qFormat="1" w:uiPriority="0" w:name="caption"/>
+    <w:lsdException w:unhideWhenUsed="0" w:uiPriority="0" w:semiHidden="0" w:name="table of figures"/>
+    <w:lsdException w:unhideWhenUsed="0" w:uiPriority="0" w:semiHidden="0" w:name="envelope address"/>
+    <w:lsdException w:unhideWhenUsed="0" w:uiPriority="0" w:semiHidden="0" w:name="envelope return"/>
+    <w:lsdException w:unhideWhenUsed="0" w:uiPriority="0" w:semiHidden="0" w:name="footnote reference"/>
+    <w:lsdException w:unhideWhenUsed="0" w:uiPriority="0" w:semiHidden="0" w:name="annotation reference"/>
+    <w:lsdException w:unhideWhenUsed="0" w:uiPriority="0" w:semiHidden="0" w:name="line number"/>
+    <w:lsdException w:unhideWhenUsed="0" w:uiPriority="0" w:semiHidden="0" w:name="page number"/>
+    <w:lsdException w:unhideWhenUsed="0" w:uiPriority="0" w:semiHidden="0" w:name="endnote reference"/>
+    <w:lsdException w:unhideWhenUsed="0" w:uiPriority="0" w:semiHidden="0" w:name="endnote text"/>
+    <w:lsdException w:unhideWhenUsed="0" w:uiPriority="0" w:semiHidden="0" w:name="table of authorities"/>
+    <w:lsdException w:unhideWhenUsed="0" w:uiPriority="0" w:semiHidden="0" w:name="macro"/>
+    <w:lsdException w:unhideWhenUsed="0" w:uiPriority="0" w:semiHidden="0" w:name="toa heading"/>
+    <w:lsdException w:unhideWhenUsed="0" w:uiPriority="0" w:semiHidden="0" w:name="List"/>
+    <w:lsdException w:unhideWhenUsed="0" w:uiPriority="0" w:semiHidden="0" w:name="List Bullet"/>
+    <w:lsdException w:unhideWhenUsed="0" w:uiPriority="0" w:semiHidden="0" w:name="List Number"/>
+    <w:lsdException w:unhideWhenUsed="0" w:uiPriority="0" w:semiHidden="0" w:name="List 2"/>
+    <w:lsdException w:unhideWhenUsed="0" w:uiPriority="0" w:semiHidden="0" w:name="List 3"/>
+    <w:lsdException w:unhideWhenUsed="0" w:uiPriority="0" w:semiHidden="0" w:name="List 4"/>
+    <w:lsdException w:unhideWhenUsed="0" w:uiPriority="0" w:semiHidden="0" w:name="List 5"/>
+    <w:lsdException w:unhideWhenUsed="0" w:uiPriority="0" w:semiHidden="0" w:name="List Bullet 2"/>
+    <w:lsdException w:unhideWhenUsed="0" w:uiPriority="0" w:semiHidden="0" w:name="List Bullet 3"/>
+    <w:lsdException w:unhideWhenUsed="0" w:uiPriority="0" w:semiHidden="0" w:name="List Bullet 4"/>
+    <w:lsdException w:unhideWhenUsed="0" w:uiPriority="0" w:semiHidden="0" w:name="List Bullet 5"/>
+    <w:lsdException w:unhideWhenUsed="0" w:uiPriority="0" w:semiHidden="0" w:name="List Number 2"/>
+    <w:lsdException w:unhideWhenUsed="0" w:uiPriority="0" w:semiHidden="0" w:name="List Number 3"/>
+    <w:lsdException w:unhideWhenUsed="0" w:uiPriority="0" w:semiHidden="0" w:name="List Number 4"/>
+    <w:lsdException w:unhideWhenUsed="0" w:uiPriority="0" w:semiHidden="0" w:name="List Number 5"/>
+    <w:lsdException w:qFormat="1" w:unhideWhenUsed="0" w:uiPriority="0" w:semiHidden="0" w:name="Title"/>
+    <w:lsdException w:unhideWhenUsed="0" w:uiPriority="0" w:semiHidden="0" w:name="Closing"/>
+    <w:lsdException w:unhideWhenUsed="0" w:uiPriority="0" w:semiHidden="0" w:name="Signature"/>
+    <w:lsdException w:uiPriority="1" w:name="Default Paragraph Font"/>
+    <w:lsdException w:unhideWhenUsed="0" w:uiPriority="0" w:semiHidden="0" w:name="Body Text"/>
+    <w:lsdException w:unhideWhenUsed="0" w:uiPriority="0" w:semiHidden="0" w:name="Body Text Indent"/>
+    <w:lsdException w:unhideWhenUsed="0" w:uiPriority="0" w:semiHidden="0" w:name="List Continue"/>
+    <w:lsdException w:unhideWhenUsed="0" w:uiPriority="0" w:semiHidden="0" w:name="List Continue 2"/>
+    <w:lsdException w:unhideWhenUsed="0" w:uiPriority="0" w:semiHidden="0" w:name="List Continue 3"/>
+    <w:lsdException w:unhideWhenUsed="0" w:uiPriority="0" w:semiHidden="0" w:name="List Continue 4"/>
+    <w:lsdException w:unhideWhenUsed="0" w:uiPriority="0" w:semiHidden="0" w:name="List Continue 5"/>
+    <w:lsdException w:unhideWhenUsed="0" w:uiPriority="0" w:semiHidden="0" w:name="Message Header"/>
+    <w:lsdException w:qFormat="1" w:unhideWhenUsed="0" w:uiPriority="0" w:semiHidden="0" w:name="Subtitle"/>
+    <w:lsdException w:unhideWhenUsed="0" w:uiPriority="0" w:semiHidden="0" w:name="Salutation"/>
+    <w:lsdException w:unhideWhenUsed="0" w:uiPriority="0" w:semiHidden="0" w:name="Date"/>
+    <w:lsdException w:unhideWhenUsed="0" w:uiPriority="0" w:semiHidden="0" w:name="Body Text First Indent"/>
+    <w:lsdException w:unhideWhenUsed="0" w:uiPriority="0" w:semiHidden="0" w:name="Body Text First Indent 2"/>
+    <w:lsdException w:unhideWhenUsed="0" w:uiPriority="0" w:semiHidden="0" w:name="Note Heading"/>
+    <w:lsdException w:unhideWhenUsed="0" w:uiPriority="0" w:semiHidden="0" w:name="Body Text 2"/>
+    <w:lsdException w:unhideWhenUsed="0" w:uiPriority="0" w:semiHidden="0" w:name="Body Text 3"/>
+    <w:lsdException w:unhideWhenUsed="0" w:uiPriority="0" w:semiHidden="0" w:name="Body Text Indent 2"/>
+    <w:lsdException w:unhideWhenUsed="0" w:uiPriority="0" w:semiHidden="0" w:name="Body Text Indent 3"/>
+    <w:lsdException w:unhideWhenUsed="0" w:uiPriority="0" w:semiHidden="0" w:name="Block Text"/>
+    <w:lsdException w:uiPriority="99" w:semiHidden="0" w:name="Hyperlink"/>
+    <w:lsdException w:unhideWhenUsed="0" w:uiPriority="0" w:semiHidden="0" w:name="FollowedHyperlink"/>
+    <w:lsdException w:qFormat="1" w:unhideWhenUsed="0" w:uiPriority="0" w:semiHidden="0" w:name="Strong"/>
+    <w:lsdException w:qFormat="1" w:unhideWhenUsed="0" w:uiPriority="0" w:semiHidden="0" w:name="Emphasis"/>
+    <w:lsdException w:unhideWhenUsed="0" w:uiPriority="0" w:semiHidden="0" w:name="Document Map"/>
+    <w:lsdException w:unhideWhenUsed="0" w:uiPriority="0" w:semiHidden="0" w:name="Plain Text"/>
+    <w:lsdException w:unhideWhenUsed="0" w:uiPriority="0" w:semiHidden="0" w:name="E-mail Signature"/>
+    <w:lsdException w:qFormat="1" w:uiPriority="99" w:name="Normal (Web)"/>
+    <w:lsdException w:unhideWhenUsed="0" w:uiPriority="0" w:semiHidden="0" w:name="HTML Acronym"/>
+    <w:lsdException w:unhideWhenUsed="0" w:uiPriority="0" w:semiHidden="0" w:name="HTML Address"/>
+    <w:lsdException w:unhideWhenUsed="0" w:uiPriority="0" w:semiHidden="0" w:name="HTML Cite"/>
+    <w:lsdException w:qFormat="1" w:unhideWhenUsed="0" w:uiPriority="0" w:semiHidden="0" w:name="HTML Code"/>
+    <w:lsdException w:unhideWhenUsed="0" w:uiPriority="0" w:semiHidden="0" w:name="HTML Definition"/>
+    <w:lsdException w:unhideWhenUsed="0" w:uiPriority="0" w:semiHidden="0" w:name="HTML Keyboard"/>
+    <w:lsdException w:unhideWhenUsed="0" w:uiPriority="0" w:semiHidden="0" w:name="HTML Preformatted"/>
+    <w:lsdException w:unhideWhenUsed="0" w:uiPriority="0" w:semiHidden="0" w:name="HTML Sample"/>
+    <w:lsdException w:unhideWhenUsed="0" w:uiPriority="0" w:semiHidden="0" w:name="HTML Typewriter"/>
+    <w:lsdException w:unhideWhenUsed="0" w:uiPriority="0" w:semiHidden="0" w:name="HTML Variable"/>
+    <w:lsdException w:uiPriority="99" w:name="Normal Table"/>
+    <w:lsdException w:unhideWhenUsed="0" w:uiPriority="0" w:semiHidden="0" w:name="annotation subject"/>
+    <w:lsdException w:uiPriority="0" w:name="Table Simple 1"/>
+    <w:lsdException w:uiPriority="0" w:name="Table Simple 2"/>
+    <w:lsdException w:uiPriority="0" w:name="Table Simple 3"/>
+    <w:lsdException w:uiPriority="0" w:name="Table Classic 1"/>
+    <w:lsdException w:uiPriority="0" w:name="Table Classic 2"/>
+    <w:lsdException w:uiPriority="0" w:name="Table Classic 3"/>
+    <w:lsdException w:uiPriority="0" w:name="Table Classic 4"/>
+    <w:lsdException w:uiPriority="0" w:name="Table Colorful 1"/>
+    <w:lsdException w:uiPriority="0" w:name="Table Colorful 2"/>
+    <w:lsdException w:uiPriority="0" w:name="Table Colorful 3"/>
+    <w:lsdException w:uiPriority="0" w:name="Table Columns 1"/>
+    <w:lsdException w:uiPriority="0" w:name="Table Columns 2"/>
+    <w:lsdException w:uiPriority="0" w:name="Table Columns 3"/>
+    <w:lsdException w:uiPriority="0" w:name="Table Columns 4"/>
+    <w:lsdException w:uiPriority="0" w:name="Table Columns 5"/>
+    <w:lsdException w:uiPriority="0" w:name="Table Grid 1"/>
+    <w:lsdException w:uiPriority="0" w:name="Table Grid 2"/>
+    <w:lsdException w:uiPriority="0" w:name="Table Grid 3"/>
+    <w:lsdException w:uiPriority="0" w:name="Table Grid 4"/>
+    <w:lsdException w:uiPriority="0" w:name="Table Grid 5"/>
+    <w:lsdException w:uiPriority="0" w:name="Table Grid 6"/>
+    <w:lsdException w:uiPriority="0" w:name="Table Grid 7"/>
+    <w:lsdException w:uiPriority="0" w:name="Table Grid 8"/>
+    <w:lsdException w:uiPriority="0" w:name="Table List 1"/>
+    <w:lsdException w:uiPriority="0" w:name="Table List 2"/>
+    <w:lsdException w:uiPriority="0" w:name="Table List 3"/>
+    <w:lsdException w:uiPriority="0" w:name="Table List 4"/>
+    <w:lsdException w:uiPriority="0" w:name="Table List 5"/>
+    <w:lsdException w:uiPriority="0" w:name="Table List 6"/>
+    <w:lsdException w:uiPriority="0" w:name="Table List 7"/>
+    <w:lsdException w:uiPriority="0" w:name="Table List 8"/>
+    <w:lsdException w:uiPriority="0" w:name="Table 3D effects 1"/>
+    <w:lsdException w:uiPriority="0" w:name="Table 3D effects 2"/>
+    <w:lsdException w:uiPriority="0" w:name="Table 3D effects 3"/>
+    <w:lsdException w:uiPriority="0" w:name="Table Contemporary"/>
+    <w:lsdException w:uiPriority="0" w:name="Table Elegant"/>
+    <w:lsdException w:uiPriority="0" w:name="Table Professional"/>
+    <w:lsdException w:uiPriority="0" w:name="Table Subtle 1"/>
+    <w:lsdException w:uiPriority="0" w:name="Table Subtle 2"/>
+    <w:lsdException w:uiPriority="0" w:name="Table Web 1"/>
+    <w:lsdException w:uiPriority="0" w:name="Table Web 2"/>
+    <w:lsdException w:uiPriority="0" w:name="Table Web 3"/>
+    <w:lsdException w:unhideWhenUsed="0" w:uiPriority="0" w:semiHidden="0" w:name="Balloon Text"/>
+    <w:lsdException w:qFormat="1" w:unhideWhenUsed="0" w:uiPriority="0" w:semiHidden="0" w:name="Table Grid"/>
+    <w:lsdException w:uiPriority="0" w:name="Table Theme"/>
+    <w:lsdException w:unhideWhenUsed="0" w:uiPriority="60" w:semiHidden="0" w:name="Light Shading"/>
+    <w:lsdException w:unhideWhenUsed="0" w:uiPriority="61" w:semiHidden="0" w:name="Light List"/>
+    <w:lsdException w:unhideWhenUsed="0" w:uiPriority="62" w:semiHidden="0" w:name="Light Grid"/>
+    <w:lsdException w:unhideWhenUsed="0" w:uiPriority="63" w:semiHidden="0" w:name="Medium Shading 1"/>
+    <w:lsdException w:unhideWhenUsed="0" w:uiPriority="64" w:semiHidden="0" w:name="Medium Shading 2"/>
+    <w:lsdException w:unhideWhenUsed="0" w:uiPriority="65" w:semiHidden="0" w:name="Medium List 1"/>
+    <w:lsdException w:unhideWhenUsed="0" w:uiPriority="66" w:semiHidden="0" w:name="Medium List 2"/>
+    <w:lsdException w:unhideWhenUsed="0" w:uiPriority="67" w:semiHidden="0" w:name="Medium Grid 1"/>
+    <w:lsdException w:unhideWhenUsed="0" w:uiPriority="68" w:semiHidden="0" w:name="Medium Grid 2"/>
+    <w:lsdException w:unhideWhenUsed="0" w:uiPriority="69" w:semiHidden="0" w:name="Medium Grid 3"/>
+    <w:lsdException w:unhideWhenUsed="0" w:uiPriority="70" w:semiHidden="0" w:name="Dark List"/>
+    <w:lsdException w:unhideWhenUsed="0" w:uiPriority="71" w:semiHidden="0" w:name="Colorful Shading"/>
+    <w:lsdException w:unhideWhenUsed="0" w:uiPriority="72" w:semiHidden="0" w:name="Colorful List"/>
+    <w:lsdException w:unhideWhenUsed="0" w:uiPriority="73" w:semiHidden="0" w:name="Colorful Grid"/>
+    <w:lsdException w:unhideWhenUsed="0" w:uiPriority="60" w:semiHidden="0" w:name="Light Shading Accent 1"/>
+    <w:lsdException w:unhideWhenUsed="0" w:uiPriority="61" w:semiHidden="0" w:name="Light List Accent 1"/>
+    <w:lsdException w:unhideWhenUsed="0" w:uiPriority="62" w:semiHidden="0" w:name="Light Grid Accent 1"/>
+    <w:lsdException w:unhideWhenUsed="0" w:uiPriority="63" w:semiHidden="0" w:name="Medium Shading 1 Accent 1"/>
+    <w:lsdException w:unhideWhenUsed="0" w:uiPriority="64" w:semiHidden="0" w:name="Medium Shading 2 Accent 1"/>
+    <w:lsdException w:unhideWhenUsed="0" w:uiPriority="65" w:semiHidden="0" w:name="Medium List 1 Accent 1"/>
+    <w:lsdException w:qFormat="1" w:unhideWhenUsed="0" w:uiPriority="34" w:semiHidden="0" w:name="List Paragraph"/>
+    <w:lsdException w:unhideWhenUsed="0" w:uiPriority="66" w:semiHidden="0" w:name="Medium List 2 Accent 1"/>
+    <w:lsdException w:unhideWhenUsed="0" w:uiPriority="67" w:semiHidden="0" w:name="Medium Grid 1 Accent 1"/>
+    <w:lsdException w:unhideWhenUsed="0" w:uiPriority="68" w:semiHidden="0" w:name="Medium Grid 2 Accent 1"/>
+    <w:lsdException w:unhideWhenUsed="0" w:uiPriority="69" w:semiHidden="0" w:name="Medium Grid 3 Accent 1"/>
+    <w:lsdException w:unhideWhenUsed="0" w:uiPriority="70" w:semiHidden="0" w:name="Dark List Accent 1"/>
+    <w:lsdException w:unhideWhenUsed="0" w:uiPriority="71" w:semiHidden="0" w:name="Colorful Shading Accent 1"/>
+    <w:lsdException w:unhideWhenUsed="0" w:uiPriority="72" w:semiHidden="0" w:name="Colorful List Accent 1"/>
+    <w:lsdException w:unhideWhenUsed="0" w:uiPriority="73" w:semiHidden="0" w:name="Colorful Grid Accent 1"/>
+    <w:lsdException w:unhideWhenUsed="0" w:uiPriority="60" w:semiHidden="0" w:name="Light Shading Accent 2"/>
+    <w:lsdException w:unhideWhenUsed="0" w:uiPriority="61" w:semiHidden="0" w:name="Light List Accent 2"/>
+    <w:lsdException w:unhideWhenUsed="0" w:uiPriority="62" w:semiHidden="0" w:name="Light Grid Accent 2"/>
+    <w:lsdException w:unhideWhenUsed="0" w:uiPriority="63" w:semiHidden="0" w:name="Medium Shading 1 Accent 2"/>
+    <w:lsdException w:unhideWhenUsed="0" w:uiPriority="64" w:semiHidden="0" w:name="Medium Shading 2 Accent 2"/>
+    <w:lsdException w:unhideWhenUsed="0" w:uiPriority="65" w:semiHidden="0" w:name="Medium List 1 Accent 2"/>
+    <w:lsdException w:unhideWhenUsed="0" w:uiPriority="66" w:semiHidden="0" w:name="Medium List 2 Accent 2"/>
+    <w:lsdException w:unhideWhenUsed="0" w:uiPriority="67" w:semiHidden="0" w:name="Medium Grid 1 Accent 2"/>
+    <w:lsdException w:unhideWhenUsed="0" w:uiPriority="68" w:semiHidden="0" w:name="Medium Grid 2 Accent 2"/>
+    <w:lsdException w:unhideWhenUsed="0" w:uiPriority="69" w:semiHidden="0" w:name="Medium Grid 3 Accent 2"/>
+    <w:lsdException w:unhideWhenUsed="0" w:uiPriority="70" w:semiHidden="0" w:name="Dark List Accent 2"/>
+    <w:lsdException w:unhideWhenUsed="0" w:uiPriority="71" w:semiHidden="0" w:name="Colorful Shading Accent 2"/>
+    <w:lsdException w:unhideWhenUsed="0" w:uiPriority="72" w:semiHidden="0" w:name="Colorful List Accent 2"/>
+    <w:lsdException w:unhideWhenUsed="0" w:uiPriority="73" w:semiHidden="0" w:name="Colorful Grid Accent 2"/>
+    <w:lsdException w:unhideWhenUsed="0" w:uiPriority="60" w:semiHidden="0" w:name="Light Shading Accent 3"/>
+    <w:lsdException w:unhideWhenUsed="0" w:uiPriority="61" w:semiHidden="0" w:name="Light List Accent 3"/>
+    <w:lsdException w:unhideWhenUsed="0" w:uiPriority="62" w:semiHidden="0" w:name="Light Grid Accent 3"/>
+    <w:lsdException w:unhideWhenUsed="0" w:uiPriority="63" w:semiHidden="0" w:name="Medium Shading 1 Accent 3"/>
+    <w:lsdException w:unhideWhenUsed="0" w:uiPriority="64" w:semiHidden="0" w:name="Medium Shading 2 Accent 3"/>
+    <w:lsdException w:unhideWhenUsed="0" w:uiPriority="65" w:semiHidden="0" w:name="Medium List 1 Accent 3"/>
+    <w:lsdException w:unhideWhenUsed="0" w:uiPriority="66" w:semiHidden="0" w:name="Medium List 2 Accent 3"/>
+    <w:lsdException w:unhideWhenUsed="0" w:uiPriority="67" w:semiHidden="0" w:name="Medium Grid 1 Accent 3"/>
+    <w:lsdException w:unhideWhenUsed="0" w:uiPriority="68" w:semiHidden="0" w:name="Medium Grid 2 Accent 3"/>
+    <w:lsdException w:unhideWhenUsed="0" w:uiPriority="69" w:semiHidden="0" w:name="Medium Grid 3 Accent 3"/>
+    <w:lsdException w:unhideWhenUsed="0" w:uiPriority="70" w:semiHidden="0" w:name="Dark List Accent 3"/>
+    <w:lsdException w:unhideWhenUsed="0" w:uiPriority="71" w:semiHidden="0" w:name="Colorful Shading Accent 3"/>
+    <w:lsdException w:unhideWhenUsed="0" w:uiPriority="72" w:semiHidden="0" w:name="Colorful List Accent 3"/>
+    <w:lsdException w:unhideWhenUsed="0" w:uiPriority="73" w:semiHidden="0" w:name="Colorful Grid Accent 3"/>
+    <w:lsdException w:unhideWhenUsed="0" w:uiPriority="60" w:semiHidden="0" w:name="Light Shading Accent 4"/>
+    <w:lsdException w:unhideWhenUsed="0" w:uiPriority="61" w:semiHidden="0" w:name="Light List Accent 4"/>
+    <w:lsdException w:unhideWhenUsed="0" w:uiPriority="62" w:semiHidden="0" w:name="Light Grid Accent 4"/>
+    <w:lsdException w:unhideWhenUsed="0" w:uiPriority="63" w:semiHidden="0" w:name="Medium Shading 1 Accent 4"/>
+    <w:lsdException w:unhideWhenUsed="0" w:uiPriority="64" w:semiHidden="0" w:name="Medium Shading 2 Accent 4"/>
+    <w:lsdException w:unhideWhenUsed="0" w:uiPriority="65" w:semiHidden="0" w:name="Medium List 1 Accent 4"/>
+    <w:lsdException w:unhideWhenUsed="0" w:uiPriority="66" w:semiHidden="0" w:name="Medium List 2 Accent 4"/>
+    <w:lsdException w:unhideWhenUsed="0" w:uiPriority="67" w:semiHidden="0" w:name="Medium Grid 1 Accent 4"/>
+    <w:lsdException w:unhideWhenUsed="0" w:uiPriority="68" w:semiHidden="0" w:name="Medium Grid 2 Accent 4"/>
+    <w:lsdException w:unhideWhenUsed="0" w:uiPriority="69" w:semiHidden="0" w:name="Medium Grid 3 Accent 4"/>
+    <w:lsdException w:unhideWhenUsed="0" w:uiPriority="70" w:semiHidden="0" w:name="Dark List Accent 4"/>
+    <w:lsdException w:unhideWhenUsed="0" w:uiPriority="71" w:semiHidden="0" w:name="Colorful Shading Accent 4"/>
+    <w:lsdException w:unhideWhenUsed="0" w:uiPriority="72" w:semiHidden="0" w:name="Colorful List Accent 4"/>
+    <w:lsdException w:unhideWhenUsed="0" w:uiPriority="73" w:semiHidden="0" w:name="Colorful Grid Accent 4"/>
+    <w:lsdException w:unhideWhenUsed="0" w:uiPriority="60" w:semiHidden="0" w:name="Light Shading Accent 5"/>
+    <w:lsdException w:unhideWhenUsed="0" w:uiPriority="61" w:semiHidden="0" w:name="Light List Accent 5"/>
+    <w:lsdException w:unhideWhenUsed="0" w:uiPriority="62" w:semiHidden="0" w:name="Light Grid Accent 5"/>
+    <w:lsdException w:unhideWhenUsed="0" w:uiPriority="63" w:semiHidden="0" w:name="Medium Shading 1 Accent 5"/>
+    <w:lsdException w:unhideWhenUsed="0" w:uiPriority="64" w:semiHidden="0" w:name="Medium Shading 2 Accent 5"/>
+    <w:lsdException w:unhideWhenUsed="0" w:uiPriority="65" w:semiHidden="0" w:name="Medium List 1 Accent 5"/>
+    <w:lsdException w:unhideWhenUsed="0" w:uiPriority="66" w:semiHidden="0" w:name="Medium List 2 Accent 5"/>
+    <w:lsdException w:unhideWhenUsed="0" w:uiPriority="67" w:semiHidden="0" w:name="Medium Grid 1 Accent 5"/>
+    <w:lsdException w:unhideWhenUsed="0" w:uiPriority="68" w:semiHidden="0" w:name="Medium Grid 2 Accent 5"/>
+    <w:lsdException w:unhideWhenUsed="0" w:uiPriority="69" w:semiHidden="0" w:name="Medium Grid 3 Accent 5"/>
+    <w:lsdException w:unhideWhenUsed="0" w:uiPriority="70" w:semiHidden="0" w:name="Dark List Accent 5"/>
+    <w:lsdException w:unhideWhenUsed="0" w:uiPriority="71" w:semiHidden="0" w:name="Colorful Shading Accent 5"/>
+    <w:lsdException w:unhideWhenUsed="0" w:uiPriority="72" w:semiHidden="0" w:name="Colorful List Accent 5"/>
+    <w:lsdException w:unhideWhenUsed="0" w:uiPriority="73" w:semiHidden="0" w:name="Colorful Grid Accent 5"/>
+    <w:lsdException w:unhideWhenUsed="0" w:uiPriority="60" w:semiHidden="0" w:name="Light Shading Accent 6"/>
+    <w:lsdException w:unhideWhenUsed="0" w:uiPriority="61" w:semiHidden="0" w:name="Light List Accent 6"/>
+    <w:lsdException w:unhideWhenUsed="0" w:uiPriority="62" w:semiHidden="0" w:name="Light Grid Accent 6"/>
+    <w:lsdException w:unhideWhenUsed="0" w:uiPriority="63" w:semiHidden="0" w:name="Medium Shading 1 Accent 6"/>
+    <w:lsdException w:unhideWhenUsed="0" w:uiPriority="64" w:semiHidden="0" w:name="Medium Shading 2 Accent 6"/>
+    <w:lsdException w:unhideWhenUsed="0" w:uiPriority="65" w:semiHidden="0" w:name="Medium List 1 Accent 6"/>
+    <w:lsdException w:unhideWhenUsed="0" w:uiPriority="66" w:semiHidden="0" w:name="Medium List 2 Accent 6"/>
+    <w:lsdException w:unhideWhenUsed="0" w:uiPriority="67" w:semiHidden="0" w:name="Medium Grid 1 Accent 6"/>
+    <w:lsdException w:unhideWhenUsed="0" w:uiPriority="68" w:semiHidden="0" w:name="Medium Grid 2 Accent 6"/>
+    <w:lsdException w:unhideWhenUsed="0" w:uiPriority="69" w:semiHidden="0" w:name="Medium Grid 3 Accent 6"/>
+    <w:lsdException w:unhideWhenUsed="0" w:uiPriority="70" w:semiHidden="0" w:name="Dark List Accent 6"/>
+    <w:lsdException w:unhideWhenUsed="0" w:uiPriority="71" w:semiHidden="0" w:name="Colorful Shading Accent 6"/>
+    <w:lsdException w:unhideWhenUsed="0" w:uiPriority="72" w:semiHidden="0" w:name="Colorful List Accent 6"/>
+    <w:lsdException w:unhideWhenUsed="0" w:uiPriority="73" w:semiHidden="0" w:name="Colorful Grid Accent 6"/>
   </w:latentStyles>
-  <w:style w:type="paragraph" w:default="1" w:styleId="Normal">
+  <w:style w:type="paragraph" w:default="1" w:styleId="1">
     <w:name w:val="Normal"/>
     <w:qFormat/>
+    <w:uiPriority w:val="0"/>
     <w:rPr>
-      <w:rFonts w:asciiTheme="minorHAnsi" w:eastAsiaTheme="minorHAnsi" w:hAnsiTheme="minorHAnsi" w:cstheme="minorBidi"/>
+      <w:rFonts w:asciiTheme="minorHAnsi" w:hAnsiTheme="minorHAnsi" w:eastAsiaTheme="minorHAnsi" w:cstheme="minorBidi"/>
       <w:sz w:val="22"/>
       <w:szCs w:val="22"/>
+      <w:lang w:val="en-US" w:eastAsia="en-US" w:bidi="ar-SA"/>
     </w:rPr>
   </w:style>
-  <w:style w:type="paragraph" w:styleId="Heading1">
+  <w:style w:type="paragraph" w:styleId="2">
     <w:name w:val="heading 1"/>
-    <w:basedOn w:val="Normal"/>
-    <w:next w:val="Normal"/>
+    <w:basedOn w:val="1"/>
+    <w:next w:val="1"/>
+    <w:qFormat/>
     <w:uiPriority w:val="9"/>
-    <w:qFormat/>
     <w:pPr>
       <w:keepNext/>
       <w:keepLines/>
@@ -5725,20 +6233,20 @@
       <w:outlineLvl w:val="0"/>
     </w:pPr>
     <w:rPr>
-      <w:rFonts w:asciiTheme="majorHAnsi" w:eastAsiaTheme="majorEastAsia" w:hAnsiTheme="majorHAnsi" w:cstheme="majorBidi"/>
+      <w:rFonts w:asciiTheme="majorHAnsi" w:hAnsiTheme="majorHAnsi" w:eastAsiaTheme="majorEastAsia" w:cstheme="majorBidi"/>
       <w:color w:val="1F4E79" w:themeColor="accent1" w:themeShade="80"/>
       <w:sz w:val="32"/>
       <w:szCs w:val="32"/>
     </w:rPr>
   </w:style>
-  <w:style w:type="paragraph" w:styleId="Heading2">
+  <w:style w:type="paragraph" w:styleId="3">
     <w:name w:val="heading 2"/>
-    <w:basedOn w:val="Normal"/>
-    <w:next w:val="Normal"/>
-    <w:link w:val="Heading2Char"/>
-    <w:uiPriority w:val="9"/>
+    <w:basedOn w:val="1"/>
+    <w:next w:val="1"/>
+    <w:link w:val="17"/>
     <w:unhideWhenUsed/>
     <w:qFormat/>
+    <w:uiPriority w:val="9"/>
     <w:pPr>
       <w:keepNext/>
       <w:keepLines/>
@@ -5746,20 +6254,20 @@
       <w:outlineLvl w:val="1"/>
     </w:pPr>
     <w:rPr>
-      <w:rFonts w:asciiTheme="majorHAnsi" w:eastAsiaTheme="majorEastAsia" w:hAnsiTheme="majorHAnsi" w:cstheme="majorBidi"/>
+      <w:rFonts w:asciiTheme="majorHAnsi" w:hAnsiTheme="majorHAnsi" w:eastAsiaTheme="majorEastAsia" w:cstheme="majorBidi"/>
       <w:color w:val="1F4E79" w:themeColor="accent1" w:themeShade="80"/>
       <w:sz w:val="26"/>
       <w:szCs w:val="26"/>
     </w:rPr>
   </w:style>
-  <w:style w:type="paragraph" w:styleId="Heading3">
+  <w:style w:type="paragraph" w:styleId="4">
     <w:name w:val="heading 3"/>
-    <w:basedOn w:val="Normal"/>
-    <w:next w:val="Normal"/>
-    <w:link w:val="Heading3Char"/>
-    <w:uiPriority w:val="9"/>
+    <w:basedOn w:val="1"/>
+    <w:next w:val="1"/>
+    <w:link w:val="19"/>
     <w:unhideWhenUsed/>
     <w:qFormat/>
+    <w:uiPriority w:val="9"/>
     <w:pPr>
       <w:keepNext/>
       <w:keepLines/>
@@ -5767,25 +6275,24 @@
       <w:outlineLvl w:val="2"/>
     </w:pPr>
     <w:rPr>
-      <w:rFonts w:asciiTheme="majorHAnsi" w:eastAsiaTheme="majorEastAsia" w:hAnsiTheme="majorHAnsi" w:cstheme="majorBidi"/>
+      <w:rFonts w:asciiTheme="majorHAnsi" w:hAnsiTheme="majorHAnsi" w:eastAsiaTheme="majorEastAsia" w:cstheme="majorBidi"/>
       <w:color w:val="1F4E79" w:themeColor="accent1" w:themeShade="80"/>
       <w:sz w:val="24"/>
       <w:szCs w:val="24"/>
     </w:rPr>
   </w:style>
-  <w:style w:type="character" w:default="1" w:styleId="DefaultParagraphFont">
+  <w:style w:type="character" w:default="1" w:styleId="5">
     <w:name w:val="Default Paragraph Font"/>
-    <w:uiPriority w:val="1"/>
     <w:semiHidden/>
     <w:unhideWhenUsed/>
+    <w:uiPriority w:val="1"/>
   </w:style>
-  <w:style w:type="table" w:default="1" w:styleId="TableNormal">
+  <w:style w:type="table" w:default="1" w:styleId="6">
     <w:name w:val="Normal Table"/>
-    <w:uiPriority w:val="99"/>
     <w:semiHidden/>
     <w:unhideWhenUsed/>
+    <w:uiPriority w:val="99"/>
     <w:tblPr>
-      <w:tblInd w:w="0" w:type="dxa"/>
       <w:tblCellMar>
         <w:top w:w="0" w:type="dxa"/>
         <w:left w:w="108" w:type="dxa"/>
@@ -5794,32 +6301,29 @@
       </w:tblCellMar>
     </w:tblPr>
   </w:style>
-  <w:style w:type="numbering" w:default="1" w:styleId="NoList">
-    <w:name w:val="No List"/>
-    <w:uiPriority w:val="99"/>
-    <w:semiHidden/>
-    <w:unhideWhenUsed/>
-  </w:style>
-  <w:style w:type="character" w:styleId="Emphasis">
+  <w:style w:type="character" w:styleId="7">
     <w:name w:val="Emphasis"/>
-    <w:basedOn w:val="DefaultParagraphFont"/>
+    <w:basedOn w:val="5"/>
     <w:qFormat/>
+    <w:uiPriority w:val="0"/>
     <w:rPr>
       <w:i/>
       <w:iCs/>
     </w:rPr>
   </w:style>
-  <w:style w:type="character" w:styleId="FollowedHyperlink">
+  <w:style w:type="character" w:styleId="8">
     <w:name w:val="FollowedHyperlink"/>
-    <w:basedOn w:val="DefaultParagraphFont"/>
+    <w:basedOn w:val="5"/>
+    <w:uiPriority w:val="0"/>
     <w:rPr>
       <w:color w:val="800080"/>
       <w:u w:val="single"/>
     </w:rPr>
   </w:style>
-  <w:style w:type="paragraph" w:styleId="Footer">
+  <w:style w:type="paragraph" w:styleId="9">
     <w:name w:val="footer"/>
-    <w:basedOn w:val="Normal"/>
+    <w:basedOn w:val="1"/>
+    <w:uiPriority w:val="0"/>
     <w:pPr>
       <w:tabs>
         <w:tab w:val="center" w:pos="4153"/>
@@ -5832,9 +6336,10 @@
       <w:szCs w:val="18"/>
     </w:rPr>
   </w:style>
-  <w:style w:type="paragraph" w:styleId="Header">
+  <w:style w:type="paragraph" w:styleId="10">
     <w:name w:val="header"/>
-    <w:basedOn w:val="Normal"/>
+    <w:basedOn w:val="1"/>
+    <w:uiPriority w:val="0"/>
     <w:pPr>
       <w:tabs>
         <w:tab w:val="center" w:pos="4153"/>
@@ -5847,118 +6352,133 @@
       <w:szCs w:val="18"/>
     </w:rPr>
   </w:style>
-  <w:style w:type="character" w:styleId="HTMLCode">
+  <w:style w:type="character" w:styleId="11">
     <w:name w:val="HTML Code"/>
-    <w:basedOn w:val="DefaultParagraphFont"/>
+    <w:basedOn w:val="5"/>
+    <w:qFormat/>
+    <w:uiPriority w:val="0"/>
     <w:rPr>
       <w:rFonts w:ascii="Courier New" w:hAnsi="Courier New" w:cs="Courier New"/>
       <w:sz w:val="20"/>
       <w:szCs w:val="20"/>
     </w:rPr>
   </w:style>
-  <w:style w:type="character" w:styleId="Hyperlink">
+  <w:style w:type="character" w:styleId="12">
     <w:name w:val="Hyperlink"/>
-    <w:basedOn w:val="DefaultParagraphFont"/>
+    <w:basedOn w:val="5"/>
+    <w:unhideWhenUsed/>
     <w:uiPriority w:val="99"/>
-    <w:unhideWhenUsed/>
     <w:rPr>
       <w:color w:val="0563C1" w:themeColor="hyperlink"/>
       <w:u w:val="single"/>
+      <w14:textFill>
+        <w14:solidFill>
+          <w14:schemeClr w14:val="hlink"/>
+        </w14:solidFill>
+      </w14:textFill>
     </w:rPr>
   </w:style>
-  <w:style w:type="paragraph" w:styleId="NormalWeb">
+  <w:style w:type="paragraph" w:styleId="13">
     <w:name w:val="Normal (Web)"/>
-    <w:basedOn w:val="Normal"/>
-    <w:uiPriority w:val="99"/>
+    <w:basedOn w:val="1"/>
     <w:semiHidden/>
     <w:unhideWhenUsed/>
     <w:qFormat/>
+    <w:uiPriority w:val="99"/>
     <w:pPr>
       <w:spacing w:before="100" w:beforeAutospacing="1" w:after="100" w:afterAutospacing="1"/>
     </w:pPr>
     <w:rPr>
-      <w:rFonts w:ascii="Times New Roman" w:eastAsia="Times New Roman" w:hAnsi="Times New Roman" w:cs="Times New Roman"/>
+      <w:rFonts w:ascii="Times New Roman" w:hAnsi="Times New Roman" w:eastAsia="Times New Roman" w:cs="Times New Roman"/>
       <w:sz w:val="24"/>
       <w:szCs w:val="24"/>
     </w:rPr>
   </w:style>
-  <w:style w:type="character" w:styleId="PageNumber">
+  <w:style w:type="character" w:styleId="14">
     <w:name w:val="page number"/>
-    <w:basedOn w:val="DefaultParagraphFont"/>
+    <w:basedOn w:val="5"/>
+    <w:uiPriority w:val="0"/>
     <w:rPr>
-      <w:rFonts w:ascii="Times New Roman" w:eastAsia="SimSun" w:hAnsi="Times New Roman"/>
+      <w:rFonts w:ascii="Times New Roman" w:hAnsi="Times New Roman" w:eastAsia="SimSun"/>
     </w:rPr>
   </w:style>
-  <w:style w:type="character" w:styleId="Strong">
+  <w:style w:type="character" w:styleId="15">
     <w:name w:val="Strong"/>
-    <w:basedOn w:val="DefaultParagraphFont"/>
+    <w:basedOn w:val="5"/>
     <w:qFormat/>
+    <w:uiPriority w:val="0"/>
     <w:rPr>
       <w:b/>
       <w:bCs/>
     </w:rPr>
   </w:style>
-  <w:style w:type="table" w:styleId="TableGrid">
+  <w:style w:type="table" w:styleId="16">
     <w:name w:val="Table Grid"/>
-    <w:basedOn w:val="TableNormal"/>
+    <w:basedOn w:val="6"/>
     <w:qFormat/>
+    <w:uiPriority w:val="0"/>
     <w:pPr>
       <w:widowControl w:val="0"/>
       <w:jc w:val="both"/>
     </w:pPr>
     <w:tblPr>
       <w:tblBorders>
-        <w:top w:val="single" w:sz="4" w:space="0" w:color="auto"/>
-        <w:left w:val="single" w:sz="4" w:space="0" w:color="auto"/>
-        <w:bottom w:val="single" w:sz="4" w:space="0" w:color="auto"/>
-        <w:right w:val="single" w:sz="4" w:space="0" w:color="auto"/>
-        <w:insideH w:val="single" w:sz="4" w:space="0" w:color="auto"/>
-        <w:insideV w:val="single" w:sz="4" w:space="0" w:color="auto"/>
+        <w:top w:val="single" w:color="auto" w:sz="4" w:space="0"/>
+        <w:left w:val="single" w:color="auto" w:sz="4" w:space="0"/>
+        <w:bottom w:val="single" w:color="auto" w:sz="4" w:space="0"/>
+        <w:right w:val="single" w:color="auto" w:sz="4" w:space="0"/>
+        <w:insideH w:val="single" w:color="auto" w:sz="4" w:space="0"/>
+        <w:insideV w:val="single" w:color="auto" w:sz="4" w:space="0"/>
       </w:tblBorders>
     </w:tblPr>
   </w:style>
-  <w:style w:type="character" w:customStyle="1" w:styleId="Heading2Char">
+  <w:style w:type="character" w:customStyle="1" w:styleId="17">
     <w:name w:val="Heading 2 Char"/>
-    <w:basedOn w:val="DefaultParagraphFont"/>
-    <w:link w:val="Heading2"/>
+    <w:basedOn w:val="5"/>
+    <w:link w:val="3"/>
+    <w:qFormat/>
     <w:uiPriority w:val="9"/>
     <w:rPr>
-      <w:rFonts w:asciiTheme="majorHAnsi" w:eastAsiaTheme="majorEastAsia" w:hAnsiTheme="majorHAnsi" w:cstheme="majorBidi"/>
+      <w:rFonts w:asciiTheme="majorHAnsi" w:hAnsiTheme="majorHAnsi" w:eastAsiaTheme="majorEastAsia" w:cstheme="majorBidi"/>
       <w:color w:val="1F4E79" w:themeColor="accent1" w:themeShade="80"/>
       <w:sz w:val="26"/>
       <w:szCs w:val="26"/>
     </w:rPr>
   </w:style>
-  <w:style w:type="paragraph" w:styleId="ListParagraph">
+  <w:style w:type="paragraph" w:styleId="18">
     <w:name w:val="List Paragraph"/>
-    <w:basedOn w:val="Normal"/>
+    <w:basedOn w:val="1"/>
+    <w:qFormat/>
     <w:uiPriority w:val="34"/>
-    <w:qFormat/>
     <w:pPr>
       <w:spacing w:after="160" w:line="259" w:lineRule="auto"/>
       <w:ind w:left="720"/>
       <w:contextualSpacing/>
     </w:pPr>
   </w:style>
-  <w:style w:type="character" w:customStyle="1" w:styleId="Heading3Char">
+  <w:style w:type="character" w:customStyle="1" w:styleId="19">
     <w:name w:val="Heading 3 Char"/>
-    <w:basedOn w:val="DefaultParagraphFont"/>
-    <w:link w:val="Heading3"/>
+    <w:basedOn w:val="5"/>
+    <w:link w:val="4"/>
+    <w:qFormat/>
     <w:uiPriority w:val="9"/>
     <w:rPr>
-      <w:rFonts w:asciiTheme="majorHAnsi" w:eastAsiaTheme="majorEastAsia" w:hAnsiTheme="majorHAnsi" w:cstheme="majorBidi"/>
+      <w:rFonts w:asciiTheme="majorHAnsi" w:hAnsiTheme="majorHAnsi" w:eastAsiaTheme="majorEastAsia" w:cstheme="majorBidi"/>
       <w:color w:val="1F4E79" w:themeColor="accent1" w:themeShade="80"/>
       <w:sz w:val="24"/>
       <w:szCs w:val="24"/>
     </w:rPr>
   </w:style>
-  <w:style w:type="table" w:customStyle="1" w:styleId="Style10">
+  <w:style w:type="table" w:customStyle="1" w:styleId="20">
     <w:name w:val="_Style 10"/>
-    <w:basedOn w:val="TableNormal0"/>
-    <w:tblPr/>
+    <w:basedOn w:val="21"/>
+    <w:qFormat/>
+    <w:uiPriority w:val="0"/>
   </w:style>
-  <w:style w:type="table" w:customStyle="1" w:styleId="TableNormal0">
+  <w:style w:type="table" w:customStyle="1" w:styleId="21">
     <w:name w:val="TableNormal"/>
+    <w:qFormat/>
+    <w:uiPriority w:val="0"/>
     <w:tblPr>
       <w:tblCellMar>
         <w:top w:w="100" w:type="dxa"/>
@@ -5968,108 +6488,115 @@
       </w:tblCellMar>
     </w:tblPr>
   </w:style>
-  <w:style w:type="paragraph" w:customStyle="1" w:styleId="p2">
+  <w:style w:type="paragraph" w:customStyle="1" w:styleId="22">
     <w:name w:val="p2"/>
+    <w:qFormat/>
+    <w:uiPriority w:val="0"/>
     <w:rPr>
-      <w:rFonts w:ascii="Helvetica" w:eastAsia="Helvetica" w:hAnsi="Helvetica"/>
+      <w:rFonts w:ascii="Helvetica" w:hAnsi="Helvetica" w:eastAsia="Helvetica" w:cs="Times New Roman"/>
       <w:sz w:val="24"/>
       <w:szCs w:val="24"/>
-      <w:lang w:eastAsia="zh-CN"/>
+      <w:lang w:val="en-US" w:eastAsia="zh-CN" w:bidi="ar-SA"/>
     </w:rPr>
   </w:style>
-  <w:style w:type="paragraph" w:customStyle="1" w:styleId="p1">
+  <w:style w:type="paragraph" w:customStyle="1" w:styleId="23">
     <w:name w:val="p1"/>
+    <w:qFormat/>
+    <w:uiPriority w:val="0"/>
     <w:rPr>
-      <w:rFonts w:ascii="Helvetica" w:eastAsia="Helvetica" w:hAnsi="Helvetica"/>
+      <w:rFonts w:ascii="Helvetica" w:hAnsi="Helvetica" w:eastAsia="Helvetica" w:cs="Times New Roman"/>
       <w:sz w:val="24"/>
       <w:szCs w:val="24"/>
-      <w:lang w:eastAsia="zh-CN"/>
+      <w:lang w:val="en-US" w:eastAsia="zh-CN" w:bidi="ar-SA"/>
     </w:rPr>
   </w:style>
-  <w:style w:type="table" w:customStyle="1" w:styleId="Style11">
+  <w:style w:type="table" w:customStyle="1" w:styleId="24">
     <w:name w:val="_Style 11"/>
-    <w:basedOn w:val="TableNormal0"/>
-    <w:tblPr/>
+    <w:basedOn w:val="21"/>
+    <w:qFormat/>
+    <w:uiPriority w:val="0"/>
   </w:style>
-  <w:style w:type="table" w:customStyle="1" w:styleId="Style12">
+  <w:style w:type="table" w:customStyle="1" w:styleId="25">
     <w:name w:val="_Style 12"/>
-    <w:basedOn w:val="TableNormal0"/>
+    <w:basedOn w:val="21"/>
     <w:qFormat/>
-    <w:tblPr/>
+    <w:uiPriority w:val="0"/>
   </w:style>
-  <w:style w:type="table" w:customStyle="1" w:styleId="Style13">
+  <w:style w:type="table" w:customStyle="1" w:styleId="26">
     <w:name w:val="_Style 13"/>
-    <w:basedOn w:val="TableNormal0"/>
+    <w:basedOn w:val="21"/>
     <w:qFormat/>
-    <w:tblPr/>
+    <w:uiPriority w:val="0"/>
   </w:style>
-  <w:style w:type="table" w:customStyle="1" w:styleId="Style14">
+  <w:style w:type="table" w:customStyle="1" w:styleId="27">
     <w:name w:val="_Style 14"/>
-    <w:basedOn w:val="TableNormal0"/>
-    <w:tblPr/>
+    <w:basedOn w:val="21"/>
+    <w:qFormat/>
+    <w:uiPriority w:val="0"/>
   </w:style>
-  <w:style w:type="table" w:customStyle="1" w:styleId="Style15">
+  <w:style w:type="table" w:customStyle="1" w:styleId="28">
     <w:name w:val="_Style 15"/>
-    <w:basedOn w:val="TableNormal0"/>
+    <w:basedOn w:val="21"/>
     <w:qFormat/>
-    <w:tblPr/>
+    <w:uiPriority w:val="0"/>
   </w:style>
-  <w:style w:type="table" w:customStyle="1" w:styleId="Style16">
+  <w:style w:type="table" w:customStyle="1" w:styleId="29">
     <w:name w:val="_Style 16"/>
-    <w:basedOn w:val="TableNormal0"/>
+    <w:basedOn w:val="21"/>
     <w:qFormat/>
-    <w:tblPr/>
+    <w:uiPriority w:val="0"/>
   </w:style>
-  <w:style w:type="table" w:customStyle="1" w:styleId="Style17">
+  <w:style w:type="table" w:customStyle="1" w:styleId="30">
     <w:name w:val="_Style 17"/>
-    <w:basedOn w:val="TableNormal0"/>
+    <w:basedOn w:val="21"/>
     <w:qFormat/>
-    <w:tblPr/>
+    <w:uiPriority w:val="0"/>
   </w:style>
-  <w:style w:type="table" w:customStyle="1" w:styleId="Style18">
+  <w:style w:type="table" w:customStyle="1" w:styleId="31">
     <w:name w:val="_Style 18"/>
-    <w:basedOn w:val="TableNormal0"/>
+    <w:basedOn w:val="21"/>
     <w:qFormat/>
-    <w:tblPr/>
+    <w:uiPriority w:val="0"/>
   </w:style>
-  <w:style w:type="table" w:customStyle="1" w:styleId="Style19">
+  <w:style w:type="table" w:customStyle="1" w:styleId="32">
     <w:name w:val="_Style 19"/>
-    <w:basedOn w:val="TableNormal0"/>
+    <w:basedOn w:val="21"/>
     <w:qFormat/>
-    <w:tblPr/>
+    <w:uiPriority w:val="0"/>
   </w:style>
-  <w:style w:type="table" w:customStyle="1" w:styleId="Style20">
+  <w:style w:type="table" w:customStyle="1" w:styleId="33">
     <w:name w:val="_Style 20"/>
-    <w:basedOn w:val="TableNormal0"/>
+    <w:basedOn w:val="21"/>
     <w:qFormat/>
-    <w:tblPr/>
+    <w:uiPriority w:val="0"/>
   </w:style>
-  <w:style w:type="table" w:customStyle="1" w:styleId="Style21">
+  <w:style w:type="table" w:customStyle="1" w:styleId="34">
     <w:name w:val="_Style 21"/>
-    <w:basedOn w:val="TableNormal0"/>
+    <w:basedOn w:val="21"/>
     <w:qFormat/>
-    <w:tblPr/>
+    <w:uiPriority w:val="0"/>
   </w:style>
-  <w:style w:type="table" w:customStyle="1" w:styleId="Style22">
+  <w:style w:type="table" w:customStyle="1" w:styleId="35">
     <w:name w:val="_Style 22"/>
-    <w:basedOn w:val="TableNormal0"/>
+    <w:basedOn w:val="21"/>
     <w:qFormat/>
-    <w:tblPr/>
+    <w:uiPriority w:val="0"/>
   </w:style>
-  <w:style w:type="table" w:customStyle="1" w:styleId="Style23">
+  <w:style w:type="table" w:customStyle="1" w:styleId="36">
     <w:name w:val="_Style 23"/>
-    <w:basedOn w:val="TableNormal0"/>
+    <w:basedOn w:val="21"/>
     <w:qFormat/>
-    <w:tblPr/>
+    <w:uiPriority w:val="0"/>
   </w:style>
-  <w:style w:type="table" w:customStyle="1" w:styleId="Style24">
+  <w:style w:type="table" w:customStyle="1" w:styleId="37">
     <w:name w:val="_Style 24"/>
-    <w:basedOn w:val="TableNormal0"/>
+    <w:basedOn w:val="21"/>
     <w:qFormat/>
-    <w:tblPr/>
+    <w:uiPriority w:val="0"/>
   </w:style>
-  <w:style w:type="table" w:customStyle="1" w:styleId="TableGrid0">
+  <w:style w:type="table" w:customStyle="1" w:styleId="38">
     <w:name w:val="TableGrid"/>
+    <w:uiPriority w:val="0"/>
     <w:tblPr>
       <w:tblCellMar>
         <w:top w:w="0" w:type="dxa"/>
@@ -6079,31 +6606,32 @@
       </w:tblCellMar>
     </w:tblPr>
   </w:style>
-  <w:style w:type="table" w:customStyle="1" w:styleId="TableGrid1">
+  <w:style w:type="table" w:customStyle="1" w:styleId="39">
     <w:name w:val="Table Grid1"/>
-    <w:basedOn w:val="TableNormal"/>
+    <w:basedOn w:val="6"/>
     <w:uiPriority w:val="39"/>
     <w:rPr>
-      <w:rFonts w:ascii="Calibri" w:eastAsia="Calibri" w:hAnsi="Calibri"/>
+      <w:rFonts w:ascii="Calibri" w:hAnsi="Calibri" w:eastAsia="Calibri"/>
     </w:rPr>
     <w:tblPr>
       <w:tblBorders>
-        <w:top w:val="single" w:sz="4" w:space="0" w:color="auto"/>
-        <w:left w:val="single" w:sz="4" w:space="0" w:color="auto"/>
-        <w:bottom w:val="single" w:sz="4" w:space="0" w:color="auto"/>
-        <w:right w:val="single" w:sz="4" w:space="0" w:color="auto"/>
-        <w:insideH w:val="single" w:sz="4" w:space="0" w:color="auto"/>
-        <w:insideV w:val="single" w:sz="4" w:space="0" w:color="auto"/>
+        <w:top w:val="single" w:color="auto" w:sz="4" w:space="0"/>
+        <w:left w:val="single" w:color="auto" w:sz="4" w:space="0"/>
+        <w:bottom w:val="single" w:color="auto" w:sz="4" w:space="0"/>
+        <w:right w:val="single" w:color="auto" w:sz="4" w:space="0"/>
+        <w:insideH w:val="single" w:color="auto" w:sz="4" w:space="0"/>
+        <w:insideV w:val="single" w:color="auto" w:sz="4" w:space="0"/>
       </w:tblBorders>
     </w:tblPr>
   </w:style>
-  <w:style w:type="paragraph" w:customStyle="1" w:styleId="p3">
+  <w:style w:type="paragraph" w:customStyle="1" w:styleId="40">
     <w:name w:val="p3"/>
+    <w:uiPriority w:val="0"/>
     <w:rPr>
-      <w:rFonts w:ascii="Helvetica Neue" w:eastAsia="Helvetica Neue" w:hAnsi="Helvetica Neue"/>
+      <w:rFonts w:ascii="Helvetica Neue" w:hAnsi="Helvetica Neue" w:eastAsia="Helvetica Neue" w:cs="Times New Roman"/>
       <w:sz w:val="26"/>
       <w:szCs w:val="26"/>
-      <w:lang w:eastAsia="zh-CN"/>
+      <w:lang w:val="en-US" w:eastAsia="zh-CN" w:bidi="ar-SA"/>
     </w:rPr>
   </w:style>
 </w:styles>
@@ -6361,25 +6889,12 @@
     </a:fmtScheme>
   </a:themeElements>
   <a:objectDefaults/>
-  <a:extraClrSchemeLst/>
 </a:theme>
 </file>
 
 <file path=customXml/item1.xml><?xml version="1.0" encoding="utf-8"?>
 <s:customData xmlns="http://www.wps.cn/officeDocument/2013/wpsCustomData" xmlns:s="http://www.wps.cn/officeDocument/2013/wpsCustomData">
   <customSectProps>
-    <customSectPr>
-      <sectNamePr val="General"/>
-      <sectRole val="1"/>
-    </customSectPr>
-    <customSectPr/>
-    <customSectPr/>
-    <customSectPr/>
-    <customSectPr/>
-    <customSectPr/>
-    <customSectPr/>
-    <customSectPr/>
-    <customSectPr/>
     <customSectPr/>
   </customSectProps>
   <customShpExts>

--- a/docs/Deliverables/Use Case Report.docx
+++ b/docs/Deliverables/Use Case Report.docx
@@ -1982,25 +1982,24 @@
               <w:rPr>
                 <w:rFonts w:hint="default" w:ascii="Arial" w:hAnsi="Arial" w:cs="Arial"/>
               </w:rPr>
-              <w:t xml:space="preserve">1. The Farm </w:t>
-            </w:r>
-            <w:r>
-              <w:rPr>
-                <w:rFonts w:hint="default" w:ascii="Arial" w:hAnsi="Arial" w:cs="Arial"/>
-              </w:rPr>
-              <w:t>Owner is authenticated and has an assigned tank.</w:t>
-            </w:r>
-            <w:r>
-              <w:rPr>
-                <w:rFonts w:hint="default" w:ascii="Arial" w:hAnsi="Arial" w:cs="Arial"/>
-              </w:rPr>
-              <w:br w:type="textWrapping"/>
-            </w:r>
-            <w:r>
-              <w:rPr>
-                <w:rFonts w:hint="default" w:ascii="Arial" w:hAnsi="Arial" w:cs="Arial"/>
-              </w:rPr>
-              <w:t>2.Approximately two hours of contiguous, valid sensor history and an available model are required for a result.</w:t>
+              <w:t>1. The Farm Owner is authenticated and has an assigned tank.</w:t>
+              <w:br/>
+              <w:t>2. At least 12 recent valid ten-minute readings are required; one missed interval is tolerated, and the model must be available.</w:t>
+            </w:r>
+            <w:r>
+              <w:rPr>
+                <w:rFonts w:hint="default" w:ascii="Arial" w:hAnsi="Arial" w:cs="Arial"/>
+              </w:rPr>
+            </w:r>
+            <w:r>
+              <w:rPr>
+                <w:rFonts w:hint="default" w:ascii="Arial" w:hAnsi="Arial" w:cs="Arial"/>
+              </w:rPr>
+            </w:r>
+            <w:r>
+              <w:rPr>
+                <w:rFonts w:hint="default" w:ascii="Arial" w:hAnsi="Arial" w:cs="Arial"/>
+              </w:rPr>
             </w:r>
           </w:p>
         </w:tc>
@@ -2026,43 +2025,43 @@
               <w:rPr>
                 <w:rFonts w:hint="default" w:ascii="Arial" w:hAnsi="Arial" w:cs="Arial"/>
               </w:rPr>
-              <w:t>1. The scheduled analysis validates the sensor window and assignment.</w:t>
-            </w:r>
-            <w:r>
-              <w:rPr>
-                <w:rFonts w:hint="default" w:ascii="Arial" w:hAnsi="Arial" w:cs="Arial"/>
-              </w:rPr>
-              <w:br w:type="textWrapping"/>
-            </w:r>
-            <w:r>
-              <w:rPr>
-                <w:rFonts w:hint="default" w:ascii="Arial" w:hAnsi="Arial" w:cs="Arial"/>
-              </w:rPr>
-              <w:t>2. The model analyzes the combined sensor pattern.</w:t>
-            </w:r>
-            <w:r>
-              <w:rPr>
-                <w:rFonts w:hint="default" w:ascii="Arial" w:hAnsi="Arial" w:cs="Arial"/>
-              </w:rPr>
-              <w:br w:type="textWrapping"/>
-            </w:r>
-            <w:r>
-              <w:rPr>
-                <w:rFonts w:hint="default" w:ascii="Arial" w:hAnsi="Arial" w:cs="Arial"/>
-              </w:rPr>
-              <w:t>3. The system stores the current and historical result.</w:t>
-            </w:r>
-            <w:r>
-              <w:rPr>
-                <w:rFonts w:hint="default" w:ascii="Arial" w:hAnsi="Arial" w:cs="Arial"/>
-              </w:rPr>
-              <w:br w:type="textWrapping"/>
-            </w:r>
-            <w:r>
-              <w:rPr>
-                <w:rFonts w:hint="default" w:ascii="Arial" w:hAnsi="Arial" w:cs="Arial"/>
-              </w:rPr>
+              <w:t>1. The scheduled analysis runs every 15 minutes and validates the assigned tank and sensor window.</w:t>
+              <w:br/>
+              <w:t>2. The model analyzes the recent sensor pattern.</w:t>
+              <w:br/>
+              <w:t>3. The system writes one timestamped result to anomaly history; the app derives the latest result from the newest history record.</w:t>
+              <w:br/>
               <w:t>4. The owner opens the dashboard card or anomaly history.</w:t>
+            </w:r>
+            <w:r>
+              <w:rPr>
+                <w:rFonts w:hint="default" w:ascii="Arial" w:hAnsi="Arial" w:cs="Arial"/>
+              </w:rPr>
+            </w:r>
+            <w:r>
+              <w:rPr>
+                <w:rFonts w:hint="default" w:ascii="Arial" w:hAnsi="Arial" w:cs="Arial"/>
+              </w:rPr>
+            </w:r>
+            <w:r>
+              <w:rPr>
+                <w:rFonts w:hint="default" w:ascii="Arial" w:hAnsi="Arial" w:cs="Arial"/>
+              </w:rPr>
+            </w:r>
+            <w:r>
+              <w:rPr>
+                <w:rFonts w:hint="default" w:ascii="Arial" w:hAnsi="Arial" w:cs="Arial"/>
+              </w:rPr>
+            </w:r>
+            <w:r>
+              <w:rPr>
+                <w:rFonts w:hint="default" w:ascii="Arial" w:hAnsi="Arial" w:cs="Arial"/>
+              </w:rPr>
+            </w:r>
+            <w:r>
+              <w:rPr>
+                <w:rFonts w:hint="default" w:ascii="Arial" w:hAnsi="Arial" w:cs="Arial"/>
+              </w:rPr>
             </w:r>
           </w:p>
         </w:tc>
@@ -2576,7 +2575,7 @@
               <w:rPr>
                 <w:rFonts w:hint="default" w:ascii="Arial" w:hAnsi="Arial" w:cs="Arial"/>
               </w:rPr>
-              <w:t>4. The app computes ABW, ABL, biomass, growth stage, survival rate, and days in culture from the stored source measurements.</w:t>
+              <w:t>4. The app computes ABW, ABL, biomass, survival rate, and days in culture from the stored source measurements.</w:t>
             </w:r>
             <w:r>
               <w:rPr>

--- a/docs/Deliverables/Use Case Report.docx
+++ b/docs/Deliverables/Use Case Report.docx
@@ -1128,6 +1128,7 @@
         </w:tblPrEx>
         <w:trPr>
           <w:jc w:val="center"/>
+          <w:cantSplit/>
         </w:trPr>
         <w:tc>
           <w:tcPr>
@@ -1203,7 +1204,7 @@
               <w:rPr>
                 <w:rFonts w:hint="default" w:ascii="Arial" w:hAnsi="Arial" w:cs="Arial"/>
               </w:rPr>
-              <w:t>Creates feeding schedules, starts Feed Now, checks feed sufficiency, and reviews feeding outcomes and consumption.</w:t>
+              <w:t>Manages recurring schedules and Feed Now, displays advisory water-quality warnings, and reviews feeding status and consumption.</w:t>
             </w:r>
           </w:p>
         </w:tc>
@@ -1267,43 +1268,7 @@
               <w:rPr>
                 <w:rFonts w:hint="default" w:ascii="Arial" w:hAnsi="Arial" w:cs="Arial"/>
               </w:rPr>
-              <w:t>1. The owner opens Feeding.</w:t>
-            </w:r>
-            <w:r>
-              <w:rPr>
-                <w:rFonts w:hint="default" w:ascii="Arial" w:hAnsi="Arial" w:cs="Arial"/>
-              </w:rPr>
-              <w:br w:type="textWrapping"/>
-            </w:r>
-            <w:r>
-              <w:rPr>
-                <w:rFonts w:hint="default" w:ascii="Arial" w:hAnsi="Arial" w:cs="Arial"/>
-              </w:rPr>
-              <w:t>2. The owner adds, edits, deletes, or enables a schedule.</w:t>
-            </w:r>
-            <w:r>
-              <w:rPr>
-                <w:rFonts w:hint="default" w:ascii="Arial" w:hAnsi="Arial" w:cs="Arial"/>
-              </w:rPr>
-              <w:br w:type="textWrapping"/>
-            </w:r>
-            <w:r>
-              <w:rPr>
-                <w:rFonts w:hint="default" w:ascii="Arial" w:hAnsi="Arial" w:cs="Arial"/>
-              </w:rPr>
-              <w:t>3. For Feed Now, the system checks the amount, nearby schedule, and available feed.</w:t>
-            </w:r>
-            <w:r>
-              <w:rPr>
-                <w:rFonts w:hint="default" w:ascii="Arial" w:hAnsi="Arial" w:cs="Arial"/>
-              </w:rPr>
-              <w:br w:type="textWrapping"/>
-            </w:r>
-            <w:r>
-              <w:rPr>
-                <w:rFonts w:hint="default" w:ascii="Arial" w:hAnsi="Arial" w:cs="Arial"/>
-              </w:rPr>
-              <w:t>4. The feeder records the result and updates the next feeding, history, and daily consumption.</w:t>
+              <w:t>1. The owner opens Feeding; the system shows schedules, feeder status, and any water-quality warnings. 2. The owner manages schedules or selects Feed Now and enters a whole-gram amount from 1 to 200 g. 3. The system validates amount, feeder and connection readiness, schedule timing, and fresh, valid feed-level data above the critical threshold. 4. Stale, unavailable, invalid, or out-of-range water-quality readings appear as advisory warnings. A turbidity probe flagged as being in air is shown as unavailable without adding a warning; water-quality warnings alone do not block feeding. 5. Allowed requests dispense and update status, history, and daily consumption; synchronized schedules may continue locally while offline.</w:t>
             </w:r>
           </w:p>
         </w:tc>
@@ -1355,7 +1320,7 @@
               <w:rPr>
                 <w:rFonts w:hint="default" w:ascii="Arial" w:hAnsi="Arial" w:cs="Arial"/>
               </w:rPr>
-              <w:t>Invalid or duplicate schedules, insufficient or empty feed, conflicts, failed confirmation, or a disconnected feeder prevents the applicable action. Previously synchronized schedules may continue locally while offline.</w:t>
+              <w:t>An invalid amount or schedule, unavailable feeder or connection, invalid or critical feed-level reading, or due schedule conflict may block or skip feeding. Water-quality warnings alone do not block. Synchronized schedules may continue locally while offline.</w:t>
             </w:r>
           </w:p>
         </w:tc>
